--- a/dist/Levi_Skye_Morris_CV.docx
+++ b/dist/Levi_Skye_Morris_CV.docx
@@ -31,7 +31,7 @@
           <w:sz w:val="20"/>
           <w:szCs w:val="20"/>
         </w:rPr>
-        <w:t>Engineering Leader | Principal Engineer | Platform &amp; Infrastructure</w:t>
+        <w:t>Staff / Principal Engineer | Payments, Data &amp; Platform Systems | Former CTO</w:t>
       </w:r>
     </w:p>
     <w:p>
@@ -46,7 +46,7 @@
           <w:sz w:val="20"/>
           <w:szCs w:val="20"/>
         </w:rPr>
-        <w:t>Boulder, Colorado | levi@leviskye.com | github.com/siromivel | leviskye.com</w:t>
+        <w:t>Boulder, Colorado | levi@leviskye.com | github.com/siromivel | leviskye.com | 734-730-7169</w:t>
       </w:r>
     </w:p>
     <w:p>
@@ -81,7 +81,7 @@
           <w:sz w:val="20"/>
           <w:szCs w:val="20"/>
         </w:rPr>
-        <w:t>Hands-on engineering leader and former CTO with 11+ years building payments, healthcare and distributed systems. Promoted from senior engineer to CTO; kept a high-risk payments platform running through banking loss, deplatforming, persistent attacks and an orderly wind-down while staying close to architecture, reliability and the hardest technical problems.</w:t>
+        <w:t>Hands-on staff-level engineer and former CTO with 11+ years designing and building payments, healthcare and distributed systems on PostgreSQL: ledgers, payment gateways, third-party integrations and APIs that handle sensitive financial and health data. Architected and led the rebuild of a high-risk payments platform and kept it running through banking loss, deplatforming and persistent attacks, while mentoring engineers and staying in the code on the hardest problems.</w:t>
       </w:r>
     </w:p>
     <w:p>
@@ -143,7 +143,7 @@
           <w:sz w:val="20"/>
           <w:szCs w:val="20"/>
         </w:rPr>
-        <w:t>Chief Technology Officer</w:t>
+        <w:t>Chief Technology Officer (Hands-on Chief Architect)</w:t>
       </w:r>
       <w:r>
         <w:rPr>
@@ -226,113 +226,37 @@
         <w:pStyle w:val="ListParagraph"/>
         <w:numPr>
           <w:ilvl w:val="0"/>
-          <w:numId w:val="3"/>
-        </w:numPr>
-        <w:spacing w:before="0" w:after="30"/>
-        <w:rPr/>
-      </w:pPr>
-      <w:r>
-        <w:rPr>
-          <w:rFonts w:eastAsia="Calibri" w:cs="Calibri"/>
-          <w:sz w:val="20"/>
-          <w:szCs w:val="20"/>
-        </w:rPr>
-        <w:t>Promoted from senior engineer to CTO. Led an 8–10-person engineering organization across five countries and a 10-person contracted product team in Argentina, owning recruiting, hiring, coaching, performance management and workforce planning; together the teams built and operated SpankPay, SpankPay.me, SpankMatch and a creator content platform.</w:t>
-      </w:r>
-    </w:p>
-    <w:p>
-      <w:pPr>
-        <w:pStyle w:val="ListParagraph"/>
-        <w:numPr>
-          <w:ilvl w:val="0"/>
-          <w:numId w:val="1"/>
-        </w:numPr>
-        <w:spacing w:before="0" w:after="30"/>
-        <w:rPr/>
-      </w:pPr>
-      <w:r>
-        <w:rPr>
-          <w:rFonts w:eastAsia="Calibri" w:cs="Calibri"/>
-          <w:sz w:val="20"/>
-          <w:szCs w:val="20"/>
-        </w:rPr>
-        <w:t>Architected SpankPay v2 from the ground up on new frameworks and design patterns, with Keycloak as its identity and access layer.</w:t>
-      </w:r>
-    </w:p>
-    <w:p>
-      <w:pPr>
-        <w:pStyle w:val="ListParagraph"/>
-        <w:numPr>
-          <w:ilvl w:val="0"/>
-          <w:numId w:val="1"/>
-        </w:numPr>
-        <w:spacing w:before="0" w:after="30"/>
-        <w:rPr/>
-      </w:pPr>
-      <w:r>
-        <w:rPr>
-          <w:rFonts w:eastAsia="Calibri" w:cs="Calibri"/>
-          <w:sz w:val="20"/>
-          <w:szCs w:val="20"/>
-        </w:rPr>
-        <w:t>Architected SpankPay.me, a PayPal.me-style payment-link product that gave independent creators reliable access to payments after mainstream processors deplatformed them.</w:t>
-      </w:r>
-    </w:p>
-    <w:p>
-      <w:pPr>
-        <w:pStyle w:val="ListParagraph"/>
-        <w:numPr>
-          <w:ilvl w:val="0"/>
-          <w:numId w:val="1"/>
-        </w:numPr>
-        <w:spacing w:before="0" w:after="30"/>
-        <w:rPr/>
-      </w:pPr>
-      <w:r>
-        <w:rPr>
-          <w:rFonts w:eastAsia="Calibri" w:cs="Calibri"/>
-          <w:sz w:val="20"/>
-          <w:szCs w:val="20"/>
-        </w:rPr>
-        <w:t>Architected SpankMatch, defining its stack and data flow and holding final approval over design changes as the team built it.</w:t>
-      </w:r>
-    </w:p>
-    <w:p>
-      <w:pPr>
-        <w:pStyle w:val="ListParagraph"/>
-        <w:numPr>
-          <w:ilvl w:val="0"/>
-          <w:numId w:val="1"/>
-        </w:numPr>
-        <w:spacing w:before="0" w:after="30"/>
-        <w:rPr/>
-      </w:pPr>
-      <w:r>
-        <w:rPr>
-          <w:rFonts w:eastAsia="Calibri" w:cs="Calibri"/>
-          <w:sz w:val="20"/>
-          <w:szCs w:val="20"/>
-        </w:rPr>
-        <w:t>Set technical direction across applications, backend services, payment workflows, data systems and blockchain infrastructure, and owned cloud operations on GCP: Kubernetes (GKE) with Helm, Cloud Run, Cloud SQL, BigQuery and Pub/Sub.</w:t>
-      </w:r>
-    </w:p>
-    <w:p>
-      <w:pPr>
-        <w:pStyle w:val="ListParagraph"/>
-        <w:numPr>
-          <w:ilvl w:val="0"/>
-          <w:numId w:val="1"/>
-        </w:numPr>
-        <w:spacing w:before="0" w:after="30"/>
-        <w:rPr/>
-      </w:pPr>
-      <w:r>
-        <w:rPr>
-          <w:rFonts w:eastAsia="Calibri" w:cs="Calibri"/>
-          <w:sz w:val="20"/>
-          <w:szCs w:val="20"/>
-        </w:rPr>
-        <w:t>Partnered with product designers and commercial stakeholders to carry customer-facing features from concept to production. Without a dedicated project manager, built cross-product roadmaps with the CEO and CFO, broke them into epics and sprints, ran standups, planning and retros, and managed vendor contracts and SOWs for the contracted team. Built support and escalation processes from zero, with a rotating triage engineer and protected capacity for technical debt.</w:t>
+          <w:numId w:val="1"/>
+        </w:numPr>
+        <w:spacing w:before="0" w:after="30"/>
+        <w:rPr/>
+      </w:pPr>
+      <w:r>
+        <w:rPr>
+          <w:rFonts w:eastAsia="Calibri" w:cs="Calibri"/>
+          <w:sz w:val="20"/>
+          <w:szCs w:val="20"/>
+        </w:rPr>
+        <w:t>Architected and led the ground-up rebuild of SpankPay v2, the company's ledger and payments platform: replaced an over-normalized schema and a home-rolled framework with NestJS conventions and targeted denormalization, storing an opening balance on every transaction so balances were fast to read and auditable end to end.</w:t>
+      </w:r>
+    </w:p>
+    <w:p>
+      <w:pPr>
+        <w:pStyle w:val="ListParagraph"/>
+        <w:numPr>
+          <w:ilvl w:val="0"/>
+          <w:numId w:val="1"/>
+        </w:numPr>
+        <w:spacing w:before="0" w:after="30"/>
+        <w:rPr/>
+      </w:pPr>
+      <w:r>
+        <w:rPr>
+          <w:rFonts w:eastAsia="Calibri" w:cs="Calibri"/>
+          <w:sz w:val="20"/>
+          <w:szCs w:val="20"/>
+        </w:rPr>
+        <w:t>Kept balances correct under concurrent writes with serializable transactions on a single primary, planned hot-account balance splitting for scale and migrated balances via snapshot and backfill; Keycloak handled identity and access.</w:t>
       </w:r>
     </w:p>
     <w:p>
@@ -370,6 +294,63 @@
           <w:sz w:val="20"/>
           <w:szCs w:val="20"/>
         </w:rPr>
+        <w:t>Architected and scaled the security of mission-critical payment infrastructure and cryptographic signing keys against persistent, well-resourced adversaries, and led incident response.</w:t>
+      </w:r>
+    </w:p>
+    <w:p>
+      <w:pPr>
+        <w:pStyle w:val="ListParagraph"/>
+        <w:numPr>
+          <w:ilvl w:val="0"/>
+          <w:numId w:val="1"/>
+        </w:numPr>
+        <w:spacing w:before="0" w:after="30"/>
+        <w:rPr/>
+      </w:pPr>
+      <w:r>
+        <w:rPr>
+          <w:rFonts w:eastAsia="Calibri" w:cs="Calibri"/>
+          <w:sz w:val="20"/>
+          <w:szCs w:val="20"/>
+        </w:rPr>
+        <w:t>Architected SpankPay.me, a payment-link product that kept independent creators paid after mainstream processors deplatformed them, and SpankMatch, defining its stack and data flow and holding final approval over design changes.</w:t>
+      </w:r>
+    </w:p>
+    <w:p>
+      <w:pPr>
+        <w:pStyle w:val="ListParagraph"/>
+        <w:numPr>
+          <w:ilvl w:val="0"/>
+          <w:numId w:val="1"/>
+        </w:numPr>
+        <w:spacing w:before="0" w:after="30"/>
+        <w:rPr/>
+      </w:pPr>
+      <w:r>
+        <w:rPr>
+          <w:rFonts w:eastAsia="Calibri" w:cs="Calibri"/>
+          <w:sz w:val="20"/>
+          <w:szCs w:val="20"/>
+        </w:rPr>
+        <w:t>Set technical direction across services, payments, data and blockchain infrastructure, and owned GCP operations: GKE with Helm, Cloud Run, Cloud SQL, BigQuery and Pub/Sub.</w:t>
+      </w:r>
+    </w:p>
+    <w:p>
+      <w:pPr>
+        <w:pStyle w:val="ListParagraph"/>
+        <w:numPr>
+          <w:ilvl w:val="0"/>
+          <w:numId w:val="1"/>
+        </w:numPr>
+        <w:spacing w:before="0" w:after="30"/>
+        <w:rPr/>
+      </w:pPr>
+      <w:r>
+        <w:rPr>
+          <w:rFonts w:eastAsia="Calibri" w:cs="Calibri"/>
+          <w:sz w:val="20"/>
+          <w:szCs w:val="20"/>
+        </w:rPr>
         <w:t>Maintained Ethereum payment-channel infrastructure, working across signing, key management and Keccak hashing in Solidity, Vyper and JavaScript; used Python to parse complex smart-contract state from the Ethereum blockchain.</w:t>
       </w:r>
     </w:p>
@@ -381,29 +362,6 @@
           <w:numId w:val="1"/>
         </w:numPr>
         <w:spacing w:before="0" w:after="30"/>
-        <w:rPr>
-          <w:rFonts w:ascii="Calibri" w:hAnsi="Calibri" w:eastAsia="Calibri" w:cs="Calibri"/>
-          <w:sz w:val="20"/>
-          <w:szCs w:val="20"/>
-        </w:rPr>
-      </w:pPr>
-      <w:r>
-        <w:rPr>
-          <w:rFonts w:eastAsia="Calibri" w:cs="Calibri"/>
-          <w:sz w:val="20"/>
-          <w:szCs w:val="20"/>
-        </w:rPr>
-        <w:t>Architected, scaled, and operationally led the team securing mission-critical payment infrastructure and cryptographic signing keys against persistent, well-resourced adversaries.</w:t>
-      </w:r>
-    </w:p>
-    <w:p>
-      <w:pPr>
-        <w:pStyle w:val="ListParagraph"/>
-        <w:numPr>
-          <w:ilvl w:val="0"/>
-          <w:numId w:val="1"/>
-        </w:numPr>
-        <w:spacing w:before="0" w:after="30"/>
         <w:rPr/>
       </w:pPr>
       <w:r>
@@ -423,15 +381,57 @@
           <w:numId w:val="1"/>
         </w:numPr>
         <w:spacing w:before="0" w:after="30"/>
-        <w:rPr/>
-      </w:pPr>
-      <w:r>
-        <w:rPr>
-          <w:rFonts w:eastAsia="Calibri" w:cs="Calibri"/>
-          <w:sz w:val="20"/>
-          <w:szCs w:val="20"/>
-        </w:rPr>
-        <w:t>Led the technical wind-down of the company: kept security and access controls intact through staff reductions, archived regulated data, advised leadership on the handoff of intellectual property and modeled the economics of recovering six-figure residual balances from retired payment-channel contracts against on-chain gas costs.</w:t>
+        <w:rPr>
+          <w:rFonts w:eastAsia="Calibri" w:cs="Calibri"/>
+          <w:sz w:val="20"/>
+          <w:szCs w:val="20"/>
+        </w:rPr>
+      </w:pPr>
+      <w:r>
+        <w:rPr>
+          <w:rFonts w:eastAsia="Calibri" w:cs="Calibri"/>
+          <w:sz w:val="20"/>
+          <w:szCs w:val="20"/>
+        </w:rPr>
+        <w:t>Grew from senior engineer to CTO, leading 8–10 engineers across five countries plus a contracted team and owning hiring, coaching and performance management; kept weekly 1-on-1s with junior and senior engineers throughout, including mentoring a fresh bootcamp hire into a highly effective IC writing production backend microservices within four months.</w:t>
+      </w:r>
+    </w:p>
+    <w:p>
+      <w:pPr>
+        <w:pStyle w:val="ListParagraph"/>
+        <w:numPr>
+          <w:ilvl w:val="0"/>
+          <w:numId w:val="1"/>
+        </w:numPr>
+        <w:spacing w:before="0" w:after="30"/>
+        <w:rPr/>
+      </w:pPr>
+      <w:r>
+        <w:rPr>
+          <w:rFonts w:eastAsia="Calibri" w:cs="Calibri"/>
+          <w:sz w:val="20"/>
+          <w:szCs w:val="20"/>
+        </w:rPr>
+        <w:t>Built support and escalation from zero, with a rotating triage engineer and protected capacity for technical debt, and turned roadmaps set with the CEO and CFO into epics and sprints without a dedicated project manager.</w:t>
+      </w:r>
+    </w:p>
+    <w:p>
+      <w:pPr>
+        <w:pStyle w:val="ListParagraph"/>
+        <w:numPr>
+          <w:ilvl w:val="0"/>
+          <w:numId w:val="1"/>
+        </w:numPr>
+        <w:spacing w:before="0" w:after="30"/>
+        <w:rPr/>
+      </w:pPr>
+      <w:r>
+        <w:rPr>
+          <w:rFonts w:eastAsia="Calibri" w:cs="Calibri"/>
+          <w:sz w:val="20"/>
+          <w:szCs w:val="20"/>
+        </w:rPr>
+        <w:t>Led the technical wind-down: kept security and access controls intact through staff reductions, archived regulated data and modeled recovery of six-figure residual balances from retired payment-channel contracts.</w:t>
       </w:r>
     </w:p>
     <w:p>
@@ -588,6 +588,25 @@
           <w:sz w:val="20"/>
           <w:szCs w:val="20"/>
         </w:rPr>
+        <w:t>Resolved severe PostgreSQL bottlenecks through query-plan analysis, indexing, recursive CTEs and data-model changes.</w:t>
+      </w:r>
+    </w:p>
+    <w:p>
+      <w:pPr>
+        <w:pStyle w:val="ListParagraph"/>
+        <w:numPr>
+          <w:ilvl w:val="0"/>
+          <w:numId w:val="1"/>
+        </w:numPr>
+        <w:spacing w:before="0" w:after="30"/>
+        <w:rPr/>
+      </w:pPr>
+      <w:r>
+        <w:rPr>
+          <w:rFonts w:eastAsia="Calibri" w:cs="Calibri"/>
+          <w:sz w:val="20"/>
+          <w:szCs w:val="20"/>
+        </w:rPr>
         <w:t>Led a 3–5-person team building a HIPAA/FERPA-compliant electronic health record and registration platform for pediatric and educational organizations.</w:t>
       </w:r>
     </w:p>
@@ -646,25 +665,6 @@
           <w:szCs w:val="20"/>
         </w:rPr>
         <w:t>Maintained an in-house flow that took raw card numbers through our own form and sent them securely to the processor.</w:t>
-      </w:r>
-    </w:p>
-    <w:p>
-      <w:pPr>
-        <w:pStyle w:val="ListParagraph"/>
-        <w:numPr>
-          <w:ilvl w:val="0"/>
-          <w:numId w:val="1"/>
-        </w:numPr>
-        <w:spacing w:before="0" w:after="30"/>
-        <w:rPr/>
-      </w:pPr>
-      <w:r>
-        <w:rPr>
-          <w:rFonts w:eastAsia="Calibri" w:cs="Calibri"/>
-          <w:sz w:val="20"/>
-          <w:szCs w:val="20"/>
-        </w:rPr>
-        <w:t>Resolved severe PostgreSQL bottlenecks through query-plan analysis, indexing, recursive CTEs and data-model changes.</w:t>
       </w:r>
     </w:p>
     <w:p>
@@ -733,7 +733,7 @@
           <w:sz w:val="20"/>
           <w:szCs w:val="20"/>
         </w:rPr>
-        <w:t>Built search integrations for Shopify, Magento, NetSuite and BigCommerce, with pipelines that loaded catalog data into S3 and indexed it into Elasticsearch with custom relevance weighting; diagnosed production issues across the ELK stack.</w:t>
+        <w:t>Built third-party platform integrations for Shopify, Magento, NetSuite and BigCommerce, with pipelines that loaded catalog data into S3 and indexed it into Elasticsearch with custom relevance weighting; diagnosed production issues across the ELK stack.</w:t>
       </w:r>
     </w:p>
     <w:p>
@@ -858,7 +858,7 @@
           <w:sz w:val="22"/>
           <w:szCs w:val="22"/>
         </w:rPr>
-        <w:t>Wildfire risk and edge photogrammetry</w:t>
+        <w:t>WUIXpose</w:t>
       </w:r>
       <w:r>
         <w:rPr>
@@ -883,45 +883,45 @@
           <w:sz w:val="20"/>
           <w:szCs w:val="20"/>
         </w:rPr>
-        <w:t>Technical and business exploration</w:t>
-      </w:r>
-    </w:p>
-    <w:p>
-      <w:pPr>
-        <w:pStyle w:val="ListParagraph"/>
-        <w:numPr>
-          <w:ilvl w:val="0"/>
-          <w:numId w:val="1"/>
-        </w:numPr>
-        <w:spacing w:before="0" w:after="30"/>
-        <w:rPr/>
-      </w:pPr>
-      <w:r>
-        <w:rPr>
-          <w:rFonts w:eastAsia="Calibri" w:cs="Calibri"/>
-          <w:sz w:val="20"/>
-          <w:szCs w:val="20"/>
-        </w:rPr>
-        <w:t>Evaluated a wildfire-risk assessment service for real estate and insurance; designed edge-computing photogrammetry combining UAV and on-foot capture to model structures, terrain, vegetation and Home Ignition Zones.</w:t>
-      </w:r>
-    </w:p>
-    <w:p>
-      <w:pPr>
-        <w:pStyle w:val="ListParagraph"/>
-        <w:numPr>
-          <w:ilvl w:val="0"/>
-          <w:numId w:val="1"/>
-        </w:numPr>
-        <w:spacing w:before="0" w:after="30"/>
-        <w:rPr/>
-      </w:pPr>
-      <w:r>
-        <w:rPr>
-          <w:rFonts w:eastAsia="Calibri" w:cs="Calibri"/>
-          <w:sz w:val="20"/>
-          <w:szCs w:val="20"/>
-        </w:rPr>
-        <w:t>Built a reporting pipeline that turns structured field observations into conservative, plain-language risk assessments, using constrained local inference checked by an independent auditing agent.</w:t>
+        <w:t>Open source: Python, Django, PostGIS and React</w:t>
+      </w:r>
+    </w:p>
+    <w:p>
+      <w:pPr>
+        <w:pStyle w:val="ListParagraph"/>
+        <w:numPr>
+          <w:ilvl w:val="0"/>
+          <w:numId w:val="1"/>
+        </w:numPr>
+        <w:spacing w:before="0" w:after="30"/>
+        <w:rPr/>
+      </w:pPr>
+      <w:r>
+        <w:rPr>
+          <w:rFonts w:eastAsia="Calibri" w:cs="Calibri"/>
+          <w:sz w:val="20"/>
+          <w:szCs w:val="20"/>
+        </w:rPr>
+        <w:t>Building a wildfire mitigation tool that maps home ignition zones around every structure in Boulder County from parcel, footprint and address data, on Django, GeoDjango, DRF, PostGIS, React and MapLibre.</w:t>
+      </w:r>
+    </w:p>
+    <w:p>
+      <w:pPr>
+        <w:pStyle w:val="ListParagraph"/>
+        <w:numPr>
+          <w:ilvl w:val="0"/>
+          <w:numId w:val="1"/>
+        </w:numPr>
+        <w:spacing w:before="0" w:after="30"/>
+        <w:rPr/>
+      </w:pPr>
+      <w:r>
+        <w:rPr>
+          <w:rFonts w:eastAsia="Calibri" w:cs="Calibri"/>
+          <w:sz w:val="20"/>
+          <w:szCs w:val="20"/>
+        </w:rPr>
+        <w:t>Serves map data as PostGIS-generated vector tiles; keeps incremental jobs correct with database triggers that track geometry changes and versioned zone rules.</w:t>
       </w:r>
     </w:p>
     <w:p>
@@ -938,6 +938,67 @@
           <w:sz w:val="22"/>
           <w:szCs w:val="22"/>
         </w:rPr>
+        <w:t>Wildfire risk and edge photogrammetry</w:t>
+      </w:r>
+      <w:r>
+        <w:rPr>
+          <w:rFonts w:eastAsia="Calibri" w:cs="Calibri"/>
+          <w:sz w:val="20"/>
+          <w:szCs w:val="20"/>
+        </w:rPr>
+        <w:t xml:space="preserve">  |  2026</w:t>
+      </w:r>
+    </w:p>
+    <w:p>
+      <w:pPr>
+        <w:pStyle w:val="Normal"/>
+        <w:spacing w:before="0" w:after="20"/>
+        <w:rPr/>
+      </w:pPr>
+      <w:r>
+        <w:rPr>
+          <w:rFonts w:eastAsia="Calibri" w:cs="Calibri"/>
+          <w:b/>
+          <w:bCs/>
+          <w:sz w:val="20"/>
+          <w:szCs w:val="20"/>
+        </w:rPr>
+        <w:t>Technical and business exploration</w:t>
+      </w:r>
+    </w:p>
+    <w:p>
+      <w:pPr>
+        <w:pStyle w:val="ListParagraph"/>
+        <w:numPr>
+          <w:ilvl w:val="0"/>
+          <w:numId w:val="1"/>
+        </w:numPr>
+        <w:spacing w:before="0" w:after="30"/>
+        <w:rPr/>
+      </w:pPr>
+      <w:r>
+        <w:rPr>
+          <w:rFonts w:eastAsia="Calibri" w:cs="Calibri"/>
+          <w:sz w:val="20"/>
+          <w:szCs w:val="20"/>
+        </w:rPr>
+        <w:t>Designed a wildfire-risk assessment service combining UAV and on-foot photogrammetry with a reporting pipeline that turns field observations into conservative, plain-language assessments, using constrained local inference checked by an independent auditing agent.</w:t>
+      </w:r>
+    </w:p>
+    <w:p>
+      <w:pPr>
+        <w:pStyle w:val="Normal"/>
+        <w:spacing w:before="90" w:after="10"/>
+        <w:rPr/>
+      </w:pPr>
+      <w:r>
+        <w:rPr>
+          <w:rFonts w:eastAsia="Calibri" w:cs="Calibri"/>
+          <w:b/>
+          <w:bCs/>
+          <w:sz w:val="22"/>
+          <w:szCs w:val="22"/>
+        </w:rPr>
         <w:t>Computational ecology</w:t>
       </w:r>
       <w:r>
@@ -982,26 +1043,7 @@
           <w:sz w:val="20"/>
           <w:szCs w:val="20"/>
         </w:rPr>
-        <w:t>Implemented configurable Ricker population models in Clojure with automated equilibrium and cycle detection, Lyapunov exponent estimation, bifurcation analysis and Vega-Lite visualizations.</w:t>
-      </w:r>
-    </w:p>
-    <w:p>
-      <w:pPr>
-        <w:pStyle w:val="ListParagraph"/>
-        <w:numPr>
-          <w:ilvl w:val="0"/>
-          <w:numId w:val="1"/>
-        </w:numPr>
-        <w:spacing w:before="0" w:after="30"/>
-        <w:rPr/>
-      </w:pPr>
-      <w:r>
-        <w:rPr>
-          <w:rFonts w:eastAsia="Calibri" w:cs="Calibri"/>
-          <w:sz w:val="20"/>
-          <w:szCs w:val="20"/>
-        </w:rPr>
-        <w:t>Building stochastic population and eco-evolutionary models in Python with NumPy and SciPy, with attention to vectorization, preallocated fixed-size arrays and amortized array growth for performance.</w:t>
+        <w:t>Built Ricker and stochastic eco-evolutionary population models in Clojure and Python (NumPy, SciPy), with equilibrium and cycle detection, Lyapunov exponent estimation and bifurcation analysis.</w:t>
       </w:r>
     </w:p>
     <w:p>
@@ -1071,7 +1113,7 @@
           <w:sz w:val="20"/>
           <w:szCs w:val="20"/>
         </w:rPr>
-        <w:t>React, Angular, Vue, Node.js, NestJS, Express, Dropwizard, REST, GraphQL, HTML, CSS</w:t>
+        <w:t>React, NextJS, Node.js, NestJS, Django, Ruby on Rails, Express, Dropwizard, Angular, Vue, REST, GraphQL, HTML, CSS, SASS/SCSS</w:t>
       </w:r>
     </w:p>
     <w:p>
@@ -1096,7 +1138,7 @@
           <w:sz w:val="20"/>
           <w:szCs w:val="20"/>
         </w:rPr>
-        <w:t>PostgreSQL (JSONB, HSTORE), MySQL, MongoDB, Redis, Elasticsearch, Logstash, Kibana, S3-based data lakes</w:t>
+        <w:t>PostgreSQL, MySQL, MongoDB, PostGIS, Redis, Elasticsearch, GCP and S3-based data lakes</w:t>
       </w:r>
     </w:p>
     <w:p>
@@ -1121,7 +1163,7 @@
           <w:sz w:val="20"/>
           <w:szCs w:val="20"/>
         </w:rPr>
-        <w:t>AWS (S3, EC2, EKS, Lambda, RDS/Aurora, KMS, IAM, CloudFront); GCP (GKE, Cloud Run, BigQuery, Pub/Sub, Cloud SQL); Cloudflare (Workers, WAF, DDoS protection); Kubernetes, Helm, Docker, Terraform, Linux, KVM/QEMU, Proxmox, Tailscale; networking (DNS, TLS, VPC design, load balancing)</w:t>
+        <w:t>AWS (S3, EC2, EKS, Lambda, RDS/Aurora, KMS, IAM, CloudFront); GCP (GKE, Cloud Run, BigQuery, Pub/Sub, Cloud SQL, IAM, Cloud Storage); Cloudflare (Workers, WAF, DDoS protection); Kubernetes, Helm, Docker, Terraform, Linux, KVM/QEMU, Proxmox, Tailscale; networking (DNS, TLS, VPC design, load balancing); Vercel</w:t>
       </w:r>
     </w:p>
     <w:p>
@@ -1168,6 +1210,16 @@
       <w:r>
         <w:rPr>
           <w:rFonts w:eastAsia="Calibri" w:cs="Calibri"/>
+          <w:b w:val="false"/>
+          <w:bCs w:val="false"/>
+          <w:sz w:val="20"/>
+          <w:szCs w:val="20"/>
+        </w:rPr>
+        <w:t xml:space="preserve">Agile, </w:t>
+      </w:r>
+      <w:r>
+        <w:rPr>
+          <w:rFonts w:eastAsia="Calibri" w:cs="Calibri"/>
           <w:sz w:val="20"/>
           <w:szCs w:val="20"/>
         </w:rPr>
@@ -1196,7 +1248,7 @@
           <w:sz w:val="20"/>
           <w:szCs w:val="20"/>
         </w:rPr>
-        <w:t>multi-model agentic workflows across Claude, GPT, Gemini, Qwen and Gemma with cost- and privacy-aware routing between frontier APIs and self-hosted models (LiteLLM, Ollama); constrained generation with independent auditing agents</w:t>
+        <w:t>multi-model agentic workflows across Claude, GPT, Gemini, Qwen and Gemma with cost- and privacy-aware routing between frontier APIs and self-hosted models (LiteLLM, Ollama)</w:t>
       </w:r>
     </w:p>
     <w:p>
@@ -1361,6 +1413,7 @@
         </w:tabs>
         <w:ind w:start="1080" w:hanging="360"/>
       </w:pPr>
+      <w:rPr/>
     </w:lvl>
     <w:lvl w:ilvl="2">
       <w:start w:val="1"/>
@@ -1373,6 +1426,7 @@
         </w:tabs>
         <w:ind w:start="1440" w:hanging="360"/>
       </w:pPr>
+      <w:rPr/>
     </w:lvl>
     <w:lvl w:ilvl="3">
       <w:start w:val="1"/>
@@ -1385,6 +1439,7 @@
         </w:tabs>
         <w:ind w:start="1800" w:hanging="360"/>
       </w:pPr>
+      <w:rPr/>
     </w:lvl>
     <w:lvl w:ilvl="4">
       <w:start w:val="1"/>
@@ -1397,6 +1452,7 @@
         </w:tabs>
         <w:ind w:start="2160" w:hanging="360"/>
       </w:pPr>
+      <w:rPr/>
     </w:lvl>
     <w:lvl w:ilvl="5">
       <w:start w:val="1"/>
@@ -1409,6 +1465,7 @@
         </w:tabs>
         <w:ind w:start="2520" w:hanging="360"/>
       </w:pPr>
+      <w:rPr/>
     </w:lvl>
     <w:lvl w:ilvl="6">
       <w:start w:val="1"/>
@@ -1421,6 +1478,7 @@
         </w:tabs>
         <w:ind w:start="2880" w:hanging="360"/>
       </w:pPr>
+      <w:rPr/>
     </w:lvl>
     <w:lvl w:ilvl="7">
       <w:start w:val="1"/>
@@ -1433,6 +1491,7 @@
         </w:tabs>
         <w:ind w:start="3240" w:hanging="360"/>
       </w:pPr>
+      <w:rPr/>
     </w:lvl>
     <w:lvl w:ilvl="8">
       <w:start w:val="1"/>
@@ -1445,6 +1504,7 @@
         </w:tabs>
         <w:ind w:start="3600" w:hanging="360"/>
       </w:pPr>
+      <w:rPr/>
     </w:lvl>
   </w:abstractNum>
   <w:abstractNum w:abstractNumId="2">
@@ -1571,12 +1631,6 @@
   </w:num>
   <w:num w:numId="2">
     <w:abstractNumId w:val="2"/>
-  </w:num>
-  <w:num w:numId="3">
-    <w:abstractNumId w:val="1"/>
-    <w:lvlOverride w:ilvl="0">
-      <w:startOverride w:val="1"/>
-    </w:lvlOverride>
   </w:num>
 </w:numbering>
 </file>
@@ -1600,6 +1654,7 @@
     <w:name w:val="Normal"/>
     <w:pPr>
       <w:widowControl/>
+      <w:suppressAutoHyphens w:val="true"/>
       <w:bidi w:val="0"/>
       <w:spacing w:before="0" w:after="0"/>
       <w:jc w:val="start"/>
@@ -1684,11 +1739,17 @@
       <w:u w:val="single"/>
     </w:rPr>
   </w:style>
-  <w:style w:type="character" w:styleId="FootnoteCharacters">
-    <w:name w:val="Footnote Characters"/>
+  <w:style w:type="character" w:styleId="FootnoteCharactersuser">
+    <w:name w:val="Footnote Characters (user)"/>
     <w:uiPriority w:val="99"/>
     <w:semiHidden/>
     <w:unhideWhenUsed/>
+    <w:rPr>
+      <w:vertAlign w:val="superscript"/>
+    </w:rPr>
+  </w:style>
+  <w:style w:type="character" w:styleId="FootnoteCharacters">
+    <w:name w:val="Footnote Characters"/>
     <w:rPr>
       <w:vertAlign w:val="superscript"/>
     </w:rPr>
@@ -1710,11 +1771,17 @@
       <w:szCs w:val="20"/>
     </w:rPr>
   </w:style>
-  <w:style w:type="character" w:styleId="EndnoteCharacters">
-    <w:name w:val="Endnote Characters"/>
+  <w:style w:type="character" w:styleId="EndnoteCharactersuser">
+    <w:name w:val="Endnote Characters (user)"/>
     <w:uiPriority w:val="99"/>
     <w:semiHidden/>
     <w:unhideWhenUsed/>
+    <w:rPr>
+      <w:vertAlign w:val="superscript"/>
+    </w:rPr>
+  </w:style>
+  <w:style w:type="character" w:styleId="EndnoteCharacters">
+    <w:name w:val="Endnote Characters"/>
     <w:rPr>
       <w:vertAlign w:val="superscript"/>
     </w:rPr>
@@ -1806,6 +1873,7 @@
     <w:qFormat/>
     <w:pPr>
       <w:widowControl/>
+      <w:suppressAutoHyphens w:val="true"/>
       <w:bidi w:val="0"/>
       <w:spacing w:before="0" w:after="0"/>
       <w:jc w:val="start"/>
@@ -1826,6 +1894,7 @@
     <w:qFormat/>
     <w:pPr>
       <w:widowControl/>
+      <w:suppressAutoHyphens w:val="true"/>
       <w:bidi w:val="0"/>
       <w:spacing w:before="0" w:after="0"/>
       <w:jc w:val="start"/>

--- a/dist/Levi_Skye_Morris_CV.docx
+++ b/dist/Levi_Skye_Morris_CV.docx
@@ -1343,7 +1343,23 @@
           <w:sz w:val="20"/>
           <w:szCs w:val="20"/>
         </w:rPr>
-        <w:t xml:space="preserve">  |  B.S., Evolutionary Anthropology | 2012</w:t>
+        <w:t xml:space="preserve">  |  </w:t>
+      </w:r>
+      <w:r>
+        <w:rPr>
+          <w:rFonts w:eastAsia="Calibri" w:cs="Calibri"/>
+          <w:sz w:val="20"/>
+          <w:szCs w:val="20"/>
+        </w:rPr>
+        <w:t>B</w:t>
+      </w:r>
+      <w:r>
+        <w:rPr>
+          <w:rFonts w:eastAsia="Calibri" w:cs="Calibri"/>
+          <w:sz w:val="20"/>
+          <w:szCs w:val="20"/>
+        </w:rPr>
+        <w:t>achelor of Science | 2012</w:t>
       </w:r>
     </w:p>
     <w:p>

--- a/dist/Levi_Skye_Morris_CV.docx
+++ b/dist/Levi_Skye_Morris_CV.docx
@@ -81,7 +81,31 @@
           <w:sz w:val="20"/>
           <w:szCs w:val="20"/>
         </w:rPr>
-        <w:t>Hands-on staff-level engineer and former CTO with 11+ years designing and building payments, healthcare and distributed systems on PostgreSQL: ledgers, payment gateways, third-party integrations and APIs that handle sensitive financial and health data. Architected and led the rebuild of a high-risk payments platform and kept it running through banking loss, deplatforming and persistent attacks, while mentoring engineers and staying in the code on the hardest problems.</w:t>
+        <w:t xml:space="preserve">Hands-on staff-level engineer and former CTO with 11+ years designing and building payments, healthcare and distributed systems: ledgers, payment gateways, third-party integrations and APIs that handle sensitive financial and health data. Architected and led the rebuild of a high-risk payments platform and kept it running through banking loss, deplatforming and persistent attacks, while mentoring engineers and </w:t>
+      </w:r>
+      <w:r>
+        <w:rPr>
+          <w:rFonts w:eastAsia="Calibri" w:cs="Calibri"/>
+          <w:sz w:val="20"/>
+          <w:szCs w:val="20"/>
+        </w:rPr>
+        <w:t>a</w:t>
+      </w:r>
+      <w:r>
+        <w:rPr>
+          <w:rFonts w:eastAsia="Calibri" w:cs="Calibri"/>
+          <w:sz w:val="20"/>
+          <w:szCs w:val="20"/>
+        </w:rPr>
+        <w:t>cting as the principal engineer across four products</w:t>
+      </w:r>
+      <w:r>
+        <w:rPr>
+          <w:rFonts w:eastAsia="Calibri" w:cs="Calibri"/>
+          <w:sz w:val="20"/>
+          <w:szCs w:val="20"/>
+        </w:rPr>
+        <w:t>.</w:t>
       </w:r>
     </w:p>
     <w:p>
@@ -126,7 +150,7 @@
           <w:sz w:val="20"/>
           <w:szCs w:val="20"/>
         </w:rPr>
-        <w:t xml:space="preserve">  |  Remote | 2019–2026</w:t>
+        <w:t xml:space="preserve">  |  Remote</w:t>
       </w:r>
     </w:p>
     <w:p>
@@ -143,15 +167,45 @@
           <w:sz w:val="20"/>
           <w:szCs w:val="20"/>
         </w:rPr>
-        <w:t>Chief Technology Officer (Hands-on Chief Architect)</w:t>
-      </w:r>
-      <w:r>
-        <w:rPr>
-          <w:rFonts w:eastAsia="Calibri" w:cs="Calibri"/>
-          <w:sz w:val="20"/>
-          <w:szCs w:val="20"/>
-        </w:rPr>
-        <w:t xml:space="preserve">  |  Jul 2020–Apr 2026</w:t>
+        <w:t xml:space="preserve">Chief Technology Officer / </w:t>
+      </w:r>
+      <w:r>
+        <w:rPr>
+          <w:rFonts w:eastAsia="Calibri" w:cs="Calibri"/>
+          <w:b/>
+          <w:bCs/>
+          <w:sz w:val="20"/>
+          <w:szCs w:val="20"/>
+        </w:rPr>
+        <w:t>P</w:t>
+      </w:r>
+      <w:r>
+        <w:rPr>
+          <w:rFonts w:eastAsia="Calibri" w:cs="Calibri"/>
+          <w:b/>
+          <w:bCs/>
+          <w:sz w:val="20"/>
+          <w:szCs w:val="20"/>
+        </w:rPr>
+        <w:t>r</w:t>
+      </w:r>
+      <w:r>
+        <w:rPr>
+          <w:rFonts w:eastAsia="Calibri" w:cs="Calibri"/>
+          <w:b/>
+          <w:bCs/>
+          <w:sz w:val="20"/>
+          <w:szCs w:val="20"/>
+        </w:rPr>
+        <w:t>incipal Engineer</w:t>
+      </w:r>
+      <w:r>
+        <w:rPr>
+          <w:rFonts w:eastAsia="Calibri" w:cs="Calibri"/>
+          <w:sz w:val="20"/>
+          <w:szCs w:val="20"/>
+        </w:rPr>
+        <w:t xml:space="preserve"> |  Jul 2020–Apr 2026</w:t>
       </w:r>
     </w:p>
     <w:p>
@@ -218,64 +272,228 @@
           <w:sz w:val="20"/>
           <w:szCs w:val="20"/>
         </w:rPr>
-        <w:t>High-risk payment processor for independent creators: ran its own ledger, user-to-user payments, KYC/AML and crypto settlement rails through banking loss and deplatforming.</w:t>
-      </w:r>
-    </w:p>
-    <w:p>
-      <w:pPr>
-        <w:pStyle w:val="ListParagraph"/>
-        <w:numPr>
-          <w:ilvl w:val="0"/>
-          <w:numId w:val="1"/>
-        </w:numPr>
-        <w:spacing w:before="0" w:after="30"/>
-        <w:rPr/>
-      </w:pPr>
-      <w:r>
-        <w:rPr>
-          <w:rFonts w:eastAsia="Calibri" w:cs="Calibri"/>
-          <w:sz w:val="20"/>
-          <w:szCs w:val="20"/>
-        </w:rPr>
-        <w:t>Architected and led the ground-up rebuild of SpankPay v2, the company's ledger and payments platform: replaced an over-normalized schema and a home-rolled framework with NestJS conventions and targeted denormalization, storing an opening balance on every transaction so balances were fast to read and auditable end to end.</w:t>
-      </w:r>
-    </w:p>
-    <w:p>
-      <w:pPr>
-        <w:pStyle w:val="ListParagraph"/>
-        <w:numPr>
-          <w:ilvl w:val="0"/>
-          <w:numId w:val="1"/>
-        </w:numPr>
-        <w:spacing w:before="0" w:after="30"/>
-        <w:rPr/>
-      </w:pPr>
-      <w:r>
-        <w:rPr>
-          <w:rFonts w:eastAsia="Calibri" w:cs="Calibri"/>
-          <w:sz w:val="20"/>
-          <w:szCs w:val="20"/>
-        </w:rPr>
-        <w:t>Kept balances correct under concurrent writes with serializable transactions on a single primary, planned hot-account balance splitting for scale and migrated balances via snapshot and backfill; Keycloak handled identity and access.</w:t>
-      </w:r>
-    </w:p>
-    <w:p>
-      <w:pPr>
-        <w:pStyle w:val="ListParagraph"/>
-        <w:numPr>
-          <w:ilvl w:val="0"/>
-          <w:numId w:val="1"/>
-        </w:numPr>
-        <w:spacing w:before="0" w:after="30"/>
-        <w:rPr/>
-      </w:pPr>
-      <w:r>
-        <w:rPr>
-          <w:rFonts w:eastAsia="Calibri" w:cs="Calibri"/>
-          <w:sz w:val="20"/>
-          <w:szCs w:val="20"/>
-        </w:rPr>
-        <w:t>Owned payment and settlement systems processing seven figures in transaction volume, including banking integrations, KYC/AML controls, GDPR/CCPA compliance and federal age- and identity-verification recordkeeping (18 U.S.C. § 2257), along with security, reliability and incident response.</w:t>
+        <w:t xml:space="preserve">High-risk payment processor for independent creators: ran its own ledger, user-to-user payments, KYC/AML and crypto </w:t>
+      </w:r>
+      <w:r>
+        <w:rPr>
+          <w:rFonts w:eastAsia="Calibri" w:cs="Calibri"/>
+          <w:i/>
+          <w:iCs/>
+          <w:sz w:val="20"/>
+          <w:szCs w:val="20"/>
+        </w:rPr>
+        <w:t xml:space="preserve">plus fiat </w:t>
+      </w:r>
+      <w:r>
+        <w:rPr>
+          <w:rFonts w:eastAsia="Calibri" w:cs="Calibri"/>
+          <w:i/>
+          <w:iCs/>
+          <w:sz w:val="20"/>
+          <w:szCs w:val="20"/>
+        </w:rPr>
+        <w:t>settlement rails through banking loss and deplatforming.</w:t>
+      </w:r>
+    </w:p>
+    <w:p>
+      <w:pPr>
+        <w:pStyle w:val="ListParagraph"/>
+        <w:numPr>
+          <w:ilvl w:val="0"/>
+          <w:numId w:val="1"/>
+        </w:numPr>
+        <w:spacing w:before="0" w:after="30"/>
+        <w:rPr/>
+      </w:pPr>
+      <w:r>
+        <w:rPr>
+          <w:rFonts w:eastAsia="Calibri" w:cs="Calibri"/>
+          <w:sz w:val="20"/>
+          <w:szCs w:val="20"/>
+        </w:rPr>
+        <w:t xml:space="preserve">Architected and led the ground-up rebuild of SpankPay v2, the company's ledger and payments platform: replaced an over-normalized schema and a home-rolled framework with NestJS conventions and targeted denormalization </w:t>
+      </w:r>
+      <w:r>
+        <w:rPr>
+          <w:rFonts w:eastAsia="Calibri" w:cs="Calibri"/>
+          <w:sz w:val="20"/>
+          <w:szCs w:val="20"/>
+        </w:rPr>
+        <w:t>t</w:t>
+      </w:r>
+      <w:r>
+        <w:rPr>
+          <w:rFonts w:eastAsia="Calibri" w:cs="Calibri"/>
+          <w:sz w:val="20"/>
+          <w:szCs w:val="20"/>
+        </w:rPr>
+        <w:t>o maximize speed and auditability.</w:t>
+      </w:r>
+    </w:p>
+    <w:p>
+      <w:pPr>
+        <w:pStyle w:val="ListParagraph"/>
+        <w:numPr>
+          <w:ilvl w:val="0"/>
+          <w:numId w:val="1"/>
+        </w:numPr>
+        <w:spacing w:before="0" w:after="30"/>
+        <w:rPr/>
+      </w:pPr>
+      <w:r>
+        <w:rPr>
+          <w:rFonts w:eastAsia="Calibri" w:cs="Calibri"/>
+          <w:sz w:val="20"/>
+          <w:szCs w:val="20"/>
+        </w:rPr>
+        <w:t xml:space="preserve">Kept balances correct under concurrent writes on a single primary </w:t>
+      </w:r>
+      <w:r>
+        <w:rPr>
+          <w:rFonts w:eastAsia="Calibri" w:cs="Calibri"/>
+          <w:sz w:val="20"/>
+          <w:szCs w:val="20"/>
+        </w:rPr>
+        <w:t>d</w:t>
+      </w:r>
+      <w:r>
+        <w:rPr>
+          <w:rFonts w:eastAsia="Calibri" w:cs="Calibri"/>
+          <w:sz w:val="20"/>
+          <w:szCs w:val="20"/>
+        </w:rPr>
+        <w:t>atabase with explicit locks and serializable transactions</w:t>
+      </w:r>
+      <w:r>
+        <w:rPr>
+          <w:rFonts w:eastAsia="Calibri" w:cs="Calibri"/>
+          <w:sz w:val="20"/>
+          <w:szCs w:val="20"/>
+        </w:rPr>
+        <w:t xml:space="preserve">, planned hot-account balance splitting for scale and migrated balances via snapshot and backfill; </w:t>
+      </w:r>
+      <w:r>
+        <w:rPr>
+          <w:rFonts w:eastAsia="Calibri" w:cs="Calibri"/>
+          <w:sz w:val="20"/>
+          <w:szCs w:val="20"/>
+        </w:rPr>
+        <w:t>i</w:t>
+      </w:r>
+      <w:r>
+        <w:rPr>
+          <w:rFonts w:eastAsia="Calibri" w:cs="Calibri"/>
+          <w:sz w:val="20"/>
+          <w:szCs w:val="20"/>
+        </w:rPr>
+        <w:t>ntroduced Keycloak for secure authentication without external providers.</w:t>
+      </w:r>
+    </w:p>
+    <w:p>
+      <w:pPr>
+        <w:pStyle w:val="ListParagraph"/>
+        <w:numPr>
+          <w:ilvl w:val="0"/>
+          <w:numId w:val="1"/>
+        </w:numPr>
+        <w:spacing w:before="0" w:after="30"/>
+        <w:rPr/>
+      </w:pPr>
+      <w:r>
+        <w:rPr>
+          <w:rFonts w:eastAsia="Calibri" w:cs="Calibri"/>
+          <w:sz w:val="20"/>
+          <w:szCs w:val="20"/>
+        </w:rPr>
+        <w:t xml:space="preserve">Owned payment and settlement systems </w:t>
+      </w:r>
+      <w:r>
+        <w:rPr>
+          <w:rFonts w:eastAsia="Calibri" w:cs="Calibri"/>
+          <w:sz w:val="20"/>
+          <w:szCs w:val="20"/>
+        </w:rPr>
+        <w:t>h</w:t>
+      </w:r>
+      <w:r>
+        <w:rPr>
+          <w:rFonts w:eastAsia="Calibri" w:cs="Calibri"/>
+          <w:sz w:val="20"/>
+          <w:szCs w:val="20"/>
+        </w:rPr>
+        <w:t>andling</w:t>
+      </w:r>
+      <w:r>
+        <w:rPr>
+          <w:rFonts w:eastAsia="Calibri" w:cs="Calibri"/>
+          <w:sz w:val="20"/>
+          <w:szCs w:val="20"/>
+        </w:rPr>
+        <w:t xml:space="preserve"> </w:t>
+      </w:r>
+      <w:r>
+        <w:rPr>
+          <w:rFonts w:eastAsia="Calibri" w:cs="Calibri"/>
+          <w:sz w:val="20"/>
+          <w:szCs w:val="20"/>
+        </w:rPr>
+        <w:t>h</w:t>
+      </w:r>
+      <w:r>
+        <w:rPr>
+          <w:rFonts w:eastAsia="Calibri" w:cs="Calibri"/>
+          <w:sz w:val="20"/>
+          <w:szCs w:val="20"/>
+        </w:rPr>
+        <w:t>igh</w:t>
+      </w:r>
+      <w:r>
+        <w:rPr>
+          <w:rFonts w:eastAsia="Calibri" w:cs="Calibri"/>
+          <w:sz w:val="20"/>
+          <w:szCs w:val="20"/>
+        </w:rPr>
+        <w:t xml:space="preserve"> transaction volume</w:t>
+      </w:r>
+      <w:r>
+        <w:rPr>
+          <w:rFonts w:eastAsia="Calibri" w:cs="Calibri"/>
+          <w:sz w:val="20"/>
+          <w:szCs w:val="20"/>
+        </w:rPr>
+        <w:t>s</w:t>
+      </w:r>
+      <w:r>
+        <w:rPr>
+          <w:rFonts w:eastAsia="Calibri" w:cs="Calibri"/>
+          <w:sz w:val="20"/>
+          <w:szCs w:val="20"/>
+        </w:rPr>
+        <w:t xml:space="preserve">, including banking integrations, KYC/AML controls </w:t>
+      </w:r>
+      <w:r>
+        <w:rPr>
+          <w:rFonts w:eastAsia="Calibri" w:cs="Calibri"/>
+          <w:sz w:val="20"/>
+          <w:szCs w:val="20"/>
+        </w:rPr>
+        <w:t>a</w:t>
+      </w:r>
+      <w:r>
+        <w:rPr>
+          <w:rFonts w:eastAsia="Calibri" w:cs="Calibri"/>
+          <w:sz w:val="20"/>
+          <w:szCs w:val="20"/>
+        </w:rPr>
+        <w:t xml:space="preserve">nd </w:t>
+      </w:r>
+      <w:r>
+        <w:rPr>
+          <w:rFonts w:eastAsia="Calibri" w:cs="Calibri"/>
+          <w:sz w:val="20"/>
+          <w:szCs w:val="20"/>
+        </w:rPr>
+        <w:t>GDPR/CCPA compliance, along with security, reliability and incident response.</w:t>
       </w:r>
     </w:p>
     <w:p>
@@ -332,7 +550,55 @@
           <w:sz w:val="20"/>
           <w:szCs w:val="20"/>
         </w:rPr>
-        <w:t>Set technical direction across services, payments, data and blockchain infrastructure, and owned GCP operations: GKE with Helm, Cloud Run, Cloud SQL, BigQuery and Pub/Sub.</w:t>
+        <w:t xml:space="preserve">Set technical direction across services, payments, data and blockchain infrastructure, and owned GCP operations: GKE with </w:t>
+      </w:r>
+      <w:r>
+        <w:rPr>
+          <w:rFonts w:eastAsia="Calibri" w:cs="Calibri"/>
+          <w:sz w:val="20"/>
+          <w:szCs w:val="20"/>
+        </w:rPr>
+        <w:t>K</w:t>
+      </w:r>
+      <w:r>
+        <w:rPr>
+          <w:rFonts w:eastAsia="Calibri" w:cs="Calibri"/>
+          <w:sz w:val="20"/>
+          <w:szCs w:val="20"/>
+        </w:rPr>
+        <w:t>ubernetes/Helm</w:t>
+      </w:r>
+      <w:r>
+        <w:rPr>
+          <w:rFonts w:eastAsia="Calibri" w:cs="Calibri"/>
+          <w:sz w:val="20"/>
+          <w:szCs w:val="20"/>
+        </w:rPr>
+        <w:t xml:space="preserve">, Cloud Run, Cloud SQL, </w:t>
+      </w:r>
+      <w:r>
+        <w:rPr>
+          <w:rFonts w:eastAsia="Calibri" w:cs="Calibri"/>
+          <w:sz w:val="20"/>
+          <w:szCs w:val="20"/>
+        </w:rPr>
+        <w:t>C</w:t>
+      </w:r>
+      <w:r>
+        <w:rPr>
+          <w:rFonts w:eastAsia="Calibri" w:cs="Calibri"/>
+          <w:sz w:val="20"/>
+          <w:szCs w:val="20"/>
+        </w:rPr>
+        <w:t>loud Storage,</w:t>
+      </w:r>
+      <w:r>
+        <w:rPr>
+          <w:rFonts w:eastAsia="Calibri" w:cs="Calibri"/>
+          <w:sz w:val="20"/>
+          <w:szCs w:val="20"/>
+        </w:rPr>
+        <w:t xml:space="preserve"> BigQuery and Pub/Sub.</w:t>
       </w:r>
     </w:p>
     <w:p>
@@ -412,26 +678,98 @@
           <w:sz w:val="20"/>
           <w:szCs w:val="20"/>
         </w:rPr>
-        <w:t>Built support and escalation from zero, with a rotating triage engineer and protected capacity for technical debt, and turned roadmaps set with the CEO and CFO into epics and sprints without a dedicated project manager.</w:t>
-      </w:r>
-    </w:p>
-    <w:p>
-      <w:pPr>
-        <w:pStyle w:val="ListParagraph"/>
-        <w:numPr>
-          <w:ilvl w:val="0"/>
-          <w:numId w:val="1"/>
-        </w:numPr>
-        <w:spacing w:before="0" w:after="30"/>
-        <w:rPr/>
-      </w:pPr>
-      <w:r>
-        <w:rPr>
-          <w:rFonts w:eastAsia="Calibri" w:cs="Calibri"/>
-          <w:sz w:val="20"/>
-          <w:szCs w:val="20"/>
-        </w:rPr>
-        <w:t>Led the technical wind-down: kept security and access controls intact through staff reductions, archived regulated data and modeled recovery of six-figure residual balances from retired payment-channel contracts.</w:t>
+        <w:t>Built support and escalation from zero</w:t>
+      </w:r>
+      <w:r>
+        <w:rPr>
+          <w:rFonts w:eastAsia="Calibri" w:cs="Calibri"/>
+          <w:sz w:val="20"/>
+          <w:szCs w:val="20"/>
+        </w:rPr>
+        <w:t xml:space="preserve">; </w:t>
+      </w:r>
+      <w:r>
+        <w:rPr>
+          <w:rFonts w:eastAsia="Calibri" w:cs="Calibri"/>
+          <w:sz w:val="20"/>
+          <w:szCs w:val="20"/>
+        </w:rPr>
+        <w:t>structured sprint plans to</w:t>
+      </w:r>
+      <w:r>
+        <w:rPr>
+          <w:rFonts w:eastAsia="Calibri" w:cs="Calibri"/>
+          <w:sz w:val="20"/>
+          <w:szCs w:val="20"/>
+        </w:rPr>
+        <w:t xml:space="preserve"> </w:t>
+      </w:r>
+      <w:r>
+        <w:rPr>
+          <w:rFonts w:eastAsia="Calibri" w:cs="Calibri"/>
+          <w:sz w:val="20"/>
+          <w:szCs w:val="20"/>
+        </w:rPr>
+        <w:t>b</w:t>
+      </w:r>
+      <w:r>
+        <w:rPr>
+          <w:rFonts w:eastAsia="Calibri" w:cs="Calibri"/>
+          <w:sz w:val="20"/>
+          <w:szCs w:val="20"/>
+        </w:rPr>
+        <w:t>alance managing technical debt with maintaining product velocity</w:t>
+      </w:r>
+      <w:r>
+        <w:rPr>
+          <w:rFonts w:eastAsia="Calibri" w:cs="Calibri"/>
+          <w:sz w:val="20"/>
+          <w:szCs w:val="20"/>
+        </w:rPr>
+        <w:t xml:space="preserve">; turned roadmaps set with the CEO into </w:t>
+      </w:r>
+      <w:r>
+        <w:rPr>
+          <w:rFonts w:eastAsia="Calibri" w:cs="Calibri"/>
+          <w:sz w:val="20"/>
+          <w:szCs w:val="20"/>
+        </w:rPr>
+        <w:t>a</w:t>
+      </w:r>
+      <w:r>
+        <w:rPr>
+          <w:rFonts w:eastAsia="Calibri" w:cs="Calibri"/>
+          <w:sz w:val="20"/>
+          <w:szCs w:val="20"/>
+        </w:rPr>
+        <w:t xml:space="preserve">ctionable </w:t>
+      </w:r>
+      <w:r>
+        <w:rPr>
+          <w:rFonts w:eastAsia="Calibri" w:cs="Calibri"/>
+          <w:sz w:val="20"/>
+          <w:szCs w:val="20"/>
+        </w:rPr>
+        <w:t>epics and sprints without a dedicated project manager.</w:t>
+      </w:r>
+    </w:p>
+    <w:p>
+      <w:pPr>
+        <w:pStyle w:val="ListParagraph"/>
+        <w:numPr>
+          <w:ilvl w:val="0"/>
+          <w:numId w:val="1"/>
+        </w:numPr>
+        <w:spacing w:before="0" w:after="30"/>
+        <w:rPr/>
+      </w:pPr>
+      <w:r>
+        <w:rPr>
+          <w:rFonts w:eastAsia="Calibri" w:cs="Calibri"/>
+          <w:sz w:val="20"/>
+          <w:szCs w:val="20"/>
+        </w:rPr>
+        <w:t>Led the technical wind-down: kept security and access controls intact through staff reductions, archived regulated data and modeled recovery of residual balances from retired payment-channel contracts.</w:t>
       </w:r>
     </w:p>
     <w:p>
@@ -456,7 +794,7 @@
           <w:sz w:val="20"/>
           <w:szCs w:val="20"/>
         </w:rPr>
-        <w:t xml:space="preserve">  |  Denver, Colorado | 2017–2019</w:t>
+        <w:t xml:space="preserve">  |  Denver, Colorado</w:t>
       </w:r>
     </w:p>
     <w:p>
@@ -500,26 +838,66 @@
           <w:sz w:val="20"/>
           <w:szCs w:val="20"/>
         </w:rPr>
-        <w:t>Led a three-person payments squad; architected and built a payment gateway to PCI DSS Level 1 requirements, including third-party processor integrations, transaction workflows, failure handling and AES-256 encryption of cardholder data.</w:t>
-      </w:r>
-    </w:p>
-    <w:p>
-      <w:pPr>
-        <w:pStyle w:val="ListParagraph"/>
-        <w:numPr>
-          <w:ilvl w:val="0"/>
-          <w:numId w:val="1"/>
-        </w:numPr>
-        <w:spacing w:before="0" w:after="30"/>
-        <w:rPr/>
-      </w:pPr>
-      <w:r>
-        <w:rPr>
-          <w:rFonts w:eastAsia="Calibri" w:cs="Calibri"/>
-          <w:sz w:val="20"/>
-          <w:szCs w:val="20"/>
-        </w:rPr>
-        <w:t>Built and scaled customer-facing reservation and payment systems with Java, Kotlin, TypeScript, Dropwizard, Node.js, MySQL and React.</w:t>
+        <w:t xml:space="preserve">Led a three-person payments </w:t>
+      </w:r>
+      <w:r>
+        <w:rPr>
+          <w:rFonts w:eastAsia="Calibri" w:cs="Calibri"/>
+          <w:sz w:val="20"/>
+          <w:szCs w:val="20"/>
+        </w:rPr>
+        <w:t>t</w:t>
+      </w:r>
+      <w:r>
+        <w:rPr>
+          <w:rFonts w:eastAsia="Calibri" w:cs="Calibri"/>
+          <w:sz w:val="20"/>
+          <w:szCs w:val="20"/>
+        </w:rPr>
+        <w:t>eam</w:t>
+      </w:r>
+      <w:r>
+        <w:rPr>
+          <w:rFonts w:eastAsia="Calibri" w:cs="Calibri"/>
+          <w:sz w:val="20"/>
+          <w:szCs w:val="20"/>
+        </w:rPr>
+        <w:t>; architected and built a payment gateway to PCI DSS Level 1 requirements, including third-party processor integrations, transaction workflows, failure handling and AES-256 encryption of cardholder data.</w:t>
+      </w:r>
+    </w:p>
+    <w:p>
+      <w:pPr>
+        <w:pStyle w:val="ListParagraph"/>
+        <w:numPr>
+          <w:ilvl w:val="0"/>
+          <w:numId w:val="1"/>
+        </w:numPr>
+        <w:spacing w:before="0" w:after="30"/>
+        <w:rPr/>
+      </w:pPr>
+      <w:r>
+        <w:rPr>
+          <w:rFonts w:eastAsia="Calibri" w:cs="Calibri"/>
+          <w:sz w:val="20"/>
+          <w:szCs w:val="20"/>
+        </w:rPr>
+        <w:t xml:space="preserve">Built and scaled customer-facing reservation and payment systems with Java, Kotlin, TypeScript, Dropwizard, Node.js, MySQL and React </w:t>
+      </w:r>
+      <w:r>
+        <w:rPr>
+          <w:rFonts w:eastAsia="Calibri" w:cs="Calibri"/>
+          <w:sz w:val="20"/>
+          <w:szCs w:val="20"/>
+        </w:rPr>
+        <w:t>o</w:t>
+      </w:r>
+      <w:r>
+        <w:rPr>
+          <w:rFonts w:eastAsia="Calibri" w:cs="Calibri"/>
+          <w:sz w:val="20"/>
+          <w:szCs w:val="20"/>
+        </w:rPr>
+        <w:t>n AWS.</w:t>
       </w:r>
     </w:p>
     <w:p>
@@ -544,7 +922,7 @@
           <w:sz w:val="20"/>
           <w:szCs w:val="20"/>
         </w:rPr>
-        <w:t xml:space="preserve">  |  Ann Arbor, Michigan | 2015–2017</w:t>
+        <w:t xml:space="preserve">  |  Ann Arbor, Michigan</w:t>
       </w:r>
     </w:p>
     <w:p>
@@ -580,34 +958,57 @@
           <w:numId w:val="1"/>
         </w:numPr>
         <w:spacing w:before="0" w:after="30"/>
-        <w:rPr/>
-      </w:pPr>
-      <w:r>
-        <w:rPr>
-          <w:rFonts w:eastAsia="Calibri" w:cs="Calibri"/>
-          <w:sz w:val="20"/>
-          <w:szCs w:val="20"/>
-        </w:rPr>
+        <w:rPr>
+          <w:rFonts w:eastAsia="Calibri" w:cs="Calibri"/>
+          <w:sz w:val="20"/>
+          <w:szCs w:val="20"/>
+        </w:rPr>
+      </w:pPr>
+      <w:r>
+        <w:rPr>
+          <w:rFonts w:eastAsia="Calibri" w:cs="Calibri"/>
+          <w:sz w:val="20"/>
+          <w:szCs w:val="20"/>
+        </w:rPr>
+        <w:t>Led a 3–5-person team building a HIPAA/FERPA-compliant electronic health record and registration platform for pediatric and educational organizations.</w:t>
+      </w:r>
+    </w:p>
+    <w:p>
+      <w:pPr>
+        <w:pStyle w:val="ListParagraph"/>
+        <w:numPr>
+          <w:ilvl w:val="0"/>
+          <w:numId w:val="1"/>
+        </w:numPr>
+        <w:spacing w:before="0" w:after="30"/>
+        <w:rPr>
+          <w:rFonts w:eastAsia="Calibri" w:cs="Calibri"/>
+          <w:sz w:val="20"/>
+          <w:szCs w:val="20"/>
+        </w:rPr>
+      </w:pPr>
+      <w:r>
+        <w:rPr>
+          <w:rFonts w:eastAsia="Calibri" w:cs="Calibri"/>
+          <w:sz w:val="20"/>
+          <w:szCs w:val="20"/>
+        </w:rPr>
+        <w:t>Built across the stack in AngularJS, Node.js/Express, PostgreSQL and Terraform on AWS infra including RDS, EC2, S3, ECS, Lambda and API Gateway.</w:t>
+      </w:r>
+    </w:p>
+    <w:p>
+      <w:pPr>
+        <w:pStyle w:val="ListParagraph"/>
+        <w:numPr>
+          <w:ilvl w:val="0"/>
+          <w:numId w:val="1"/>
+        </w:numPr>
+        <w:spacing w:before="0" w:after="30"/>
+        <w:rPr/>
+      </w:pPr>
+      <w:r>
+        <w:rPr/>
         <w:t>Resolved severe PostgreSQL bottlenecks through query-plan analysis, indexing, recursive CTEs and data-model changes.</w:t>
-      </w:r>
-    </w:p>
-    <w:p>
-      <w:pPr>
-        <w:pStyle w:val="ListParagraph"/>
-        <w:numPr>
-          <w:ilvl w:val="0"/>
-          <w:numId w:val="1"/>
-        </w:numPr>
-        <w:spacing w:before="0" w:after="30"/>
-        <w:rPr/>
-      </w:pPr>
-      <w:r>
-        <w:rPr>
-          <w:rFonts w:eastAsia="Calibri" w:cs="Calibri"/>
-          <w:sz w:val="20"/>
-          <w:szCs w:val="20"/>
-        </w:rPr>
-        <w:t>Led a 3–5-person team building a HIPAA/FERPA-compliant electronic health record and registration platform for pediatric and educational organizations.</w:t>
       </w:r>
     </w:p>
     <w:p>
@@ -689,7 +1090,7 @@
           <w:sz w:val="20"/>
           <w:szCs w:val="20"/>
         </w:rPr>
-        <w:t xml:space="preserve">  |  Colorado Springs, Colorado | 2014–2015</w:t>
+        <w:t xml:space="preserve">  |  Colorado Springs, Colorado</w:t>
       </w:r>
     </w:p>
     <w:p>
@@ -733,7 +1134,7 @@
           <w:sz w:val="20"/>
           <w:szCs w:val="20"/>
         </w:rPr>
-        <w:t>Built third-party platform integrations for Shopify, Magento, NetSuite and BigCommerce, with pipelines that loaded catalog data into S3 and indexed it into Elasticsearch with custom relevance weighting; diagnosed production issues across the ELK stack.</w:t>
+        <w:t>Built third-party platform integrations for Shopify, Magento, NetSuite and BigCommerce, with pipelines that loaded catalog data into S3 and indexed it into Elasticsearch with custom relevance weighting.</w:t>
       </w:r>
     </w:p>
     <w:p>
@@ -758,7 +1159,7 @@
           <w:sz w:val="20"/>
           <w:szCs w:val="20"/>
         </w:rPr>
-        <w:t xml:space="preserve">  |  Simien Mountains, Ethiopia | 2012–2014</w:t>
+        <w:t xml:space="preserve">  |  Simien Mountains, Ethiopia</w:t>
       </w:r>
     </w:p>
     <w:p>
@@ -1163,7 +1564,7 @@
           <w:sz w:val="20"/>
           <w:szCs w:val="20"/>
         </w:rPr>
-        <w:t>AWS (S3, EC2, EKS, Lambda, RDS/Aurora, KMS, IAM, CloudFront); GCP (GKE, Cloud Run, BigQuery, Pub/Sub, Cloud SQL, IAM, Cloud Storage); Cloudflare (Workers, WAF, DDoS protection); Kubernetes, Helm, Docker, Terraform, Linux, KVM/QEMU, Proxmox, Tailscale; networking (DNS, TLS, VPC design, load balancing); Vercel</w:t>
+        <w:t>AWS (S3, EC2, EKS, Lambda, RDS/Aurora, KMS, IAM, CloudFront); GCP (GKE, Cloud Run, BigQuery, Pub/Sub, Cloud SQL, IAM, Cloud Storage); Kubernetes, Helm, Docker, Terraform, Linux, KVM/QEMU, Proxmox, Tailscale; networking</w:t>
       </w:r>
     </w:p>
     <w:p>
@@ -1245,10 +1646,22 @@
       <w:r>
         <w:rPr>
           <w:rFonts w:eastAsia="Calibri" w:cs="Calibri"/>
-          <w:sz w:val="20"/>
-          <w:szCs w:val="20"/>
-        </w:rPr>
-        <w:t>multi-model agentic workflows across Claude, GPT, Gemini, Qwen and Gemma with cost- and privacy-aware routing between frontier APIs and self-hosted models (LiteLLM, Ollama)</w:t>
+          <w:b w:val="false"/>
+          <w:bCs w:val="false"/>
+          <w:sz w:val="20"/>
+          <w:szCs w:val="20"/>
+        </w:rPr>
+        <w:t>C</w:t>
+      </w:r>
+      <w:r>
+        <w:rPr>
+          <w:rFonts w:eastAsia="Calibri" w:cs="Calibri"/>
+          <w:b w:val="false"/>
+          <w:bCs w:val="false"/>
+          <w:sz w:val="20"/>
+          <w:szCs w:val="20"/>
+        </w:rPr>
+        <w:t>laude Code, Codex, Qwen Code, OpenCode, LiteLLM; local Qwen and Gemma models</w:t>
       </w:r>
     </w:p>
     <w:p>
@@ -1273,7 +1686,7 @@
           <w:sz w:val="20"/>
           <w:szCs w:val="20"/>
         </w:rPr>
-        <w:t>AES-256 and field-level encryption of cardholder data and SSNs, key management, digital signatures, salted hashing (bcrypt), Keccak/SHA-family hashing, in-house authentication systems, Keycloak</w:t>
+        <w:t>AES-256 and field-level encryption of cardholder data and SSNs, key management, digital signatures, salted hashing (bcrypt), Keccak/SHA-family hashing, Keycloak</w:t>
       </w:r>
     </w:p>
     <w:p>
@@ -1298,7 +1711,7 @@
           <w:sz w:val="20"/>
           <w:szCs w:val="20"/>
         </w:rPr>
-        <w:t>PCI DSS (Level 1 build, raw card handling), HIPAA, FERPA, KYC/AML, GDPR/CCPA, 18 U.S.C. § 2257 recordkeeping; security, privacy and incident response</w:t>
+        <w:t>PCI DSS (Level 1 build, raw card handling), HIPAA, FERPA, KYC/AML, GDPR/CCPA; security, privacy and incident response</w:t>
       </w:r>
     </w:p>
     <w:p>
@@ -1343,23 +1756,7 @@
           <w:sz w:val="20"/>
           <w:szCs w:val="20"/>
         </w:rPr>
-        <w:t xml:space="preserve">  |  </w:t>
-      </w:r>
-      <w:r>
-        <w:rPr>
-          <w:rFonts w:eastAsia="Calibri" w:cs="Calibri"/>
-          <w:sz w:val="20"/>
-          <w:szCs w:val="20"/>
-        </w:rPr>
-        <w:t>B</w:t>
-      </w:r>
-      <w:r>
-        <w:rPr>
-          <w:rFonts w:eastAsia="Calibri" w:cs="Calibri"/>
-          <w:sz w:val="20"/>
-          <w:szCs w:val="20"/>
-        </w:rPr>
-        <w:t>achelor of Science | 2012</w:t>
+        <w:t xml:space="preserve">  |  Bachelor of Science | 2012</w:t>
       </w:r>
     </w:p>
     <w:p>
@@ -1755,8 +2152,8 @@
       <w:u w:val="single"/>
     </w:rPr>
   </w:style>
-  <w:style w:type="character" w:styleId="FootnoteCharactersuser">
-    <w:name w:val="Footnote Characters (user)"/>
+  <w:style w:type="character" w:styleId="FootnoteCharacters">
+    <w:name w:val="Footnote Characters"/>
     <w:uiPriority w:val="99"/>
     <w:semiHidden/>
     <w:unhideWhenUsed/>
@@ -1764,8 +2161,8 @@
       <w:vertAlign w:val="superscript"/>
     </w:rPr>
   </w:style>
-  <w:style w:type="character" w:styleId="FootnoteCharacters">
-    <w:name w:val="Footnote Characters"/>
+  <w:style w:type="character" w:styleId="FootnoteCharactersuser">
+    <w:name w:val="Footnote Characters (user)"/>
     <w:rPr>
       <w:vertAlign w:val="superscript"/>
     </w:rPr>
@@ -1787,8 +2184,8 @@
       <w:szCs w:val="20"/>
     </w:rPr>
   </w:style>
-  <w:style w:type="character" w:styleId="EndnoteCharactersuser">
-    <w:name w:val="Endnote Characters (user)"/>
+  <w:style w:type="character" w:styleId="EndnoteCharacters">
+    <w:name w:val="Endnote Characters"/>
     <w:uiPriority w:val="99"/>
     <w:semiHidden/>
     <w:unhideWhenUsed/>
@@ -1796,8 +2193,8 @@
       <w:vertAlign w:val="superscript"/>
     </w:rPr>
   </w:style>
-  <w:style w:type="character" w:styleId="EndnoteCharacters">
-    <w:name w:val="Endnote Characters"/>
+  <w:style w:type="character" w:styleId="EndnoteCharactersuser">
+    <w:name w:val="Endnote Characters (user)"/>
     <w:rPr>
       <w:vertAlign w:val="superscript"/>
     </w:rPr>

--- a/dist/Levi_Skye_Morris_CV.docx
+++ b/dist/Levi_Skye_Morris_CV.docx
@@ -81,31 +81,7 @@
           <w:sz w:val="20"/>
           <w:szCs w:val="20"/>
         </w:rPr>
-        <w:t xml:space="preserve">Hands-on staff-level engineer and former CTO with 11+ years designing and building payments, healthcare and distributed systems: ledgers, payment gateways, third-party integrations and APIs that handle sensitive financial and health data. Architected and led the rebuild of a high-risk payments platform and kept it running through banking loss, deplatforming and persistent attacks, while mentoring engineers and </w:t>
-      </w:r>
-      <w:r>
-        <w:rPr>
-          <w:rFonts w:eastAsia="Calibri" w:cs="Calibri"/>
-          <w:sz w:val="20"/>
-          <w:szCs w:val="20"/>
-        </w:rPr>
-        <w:t>a</w:t>
-      </w:r>
-      <w:r>
-        <w:rPr>
-          <w:rFonts w:eastAsia="Calibri" w:cs="Calibri"/>
-          <w:sz w:val="20"/>
-          <w:szCs w:val="20"/>
-        </w:rPr>
-        <w:t>cting as the principal engineer across four products</w:t>
-      </w:r>
-      <w:r>
-        <w:rPr>
-          <w:rFonts w:eastAsia="Calibri" w:cs="Calibri"/>
-          <w:sz w:val="20"/>
-          <w:szCs w:val="20"/>
-        </w:rPr>
-        <w:t>.</w:t>
+        <w:t>Hands-on staff-level engineer and former CTO with 11+ years designing and building payments, healthcare and distributed systems: ledgers, payment gateways, third-party integrations and APIs that handle sensitive financial and health data. Architected and led the rebuild of a high-risk payments platform and kept it running through banking loss, deplatforming and persistent attacks, while mentoring engineers and acting as the principal engineer across four products.</w:t>
       </w:r>
     </w:p>
     <w:p>
@@ -167,37 +143,7 @@
           <w:sz w:val="20"/>
           <w:szCs w:val="20"/>
         </w:rPr>
-        <w:t xml:space="preserve">Chief Technology Officer / </w:t>
-      </w:r>
-      <w:r>
-        <w:rPr>
-          <w:rFonts w:eastAsia="Calibri" w:cs="Calibri"/>
-          <w:b/>
-          <w:bCs/>
-          <w:sz w:val="20"/>
-          <w:szCs w:val="20"/>
-        </w:rPr>
-        <w:t>P</w:t>
-      </w:r>
-      <w:r>
-        <w:rPr>
-          <w:rFonts w:eastAsia="Calibri" w:cs="Calibri"/>
-          <w:b/>
-          <w:bCs/>
-          <w:sz w:val="20"/>
-          <w:szCs w:val="20"/>
-        </w:rPr>
-        <w:t>r</w:t>
-      </w:r>
-      <w:r>
-        <w:rPr>
-          <w:rFonts w:eastAsia="Calibri" w:cs="Calibri"/>
-          <w:b/>
-          <w:bCs/>
-          <w:sz w:val="20"/>
-          <w:szCs w:val="20"/>
-        </w:rPr>
-        <w:t>incipal Engineer</w:t>
+        <w:t>Chief Technology Officer / Principal Engineer</w:t>
       </w:r>
       <w:r>
         <w:rPr>
@@ -272,228 +218,64 @@
           <w:sz w:val="20"/>
           <w:szCs w:val="20"/>
         </w:rPr>
-        <w:t xml:space="preserve">High-risk payment processor for independent creators: ran its own ledger, user-to-user payments, KYC/AML and crypto </w:t>
-      </w:r>
-      <w:r>
-        <w:rPr>
-          <w:rFonts w:eastAsia="Calibri" w:cs="Calibri"/>
-          <w:i/>
-          <w:iCs/>
-          <w:sz w:val="20"/>
-          <w:szCs w:val="20"/>
-        </w:rPr>
-        <w:t xml:space="preserve">plus fiat </w:t>
-      </w:r>
-      <w:r>
-        <w:rPr>
-          <w:rFonts w:eastAsia="Calibri" w:cs="Calibri"/>
-          <w:i/>
-          <w:iCs/>
-          <w:sz w:val="20"/>
-          <w:szCs w:val="20"/>
-        </w:rPr>
-        <w:t>settlement rails through banking loss and deplatforming.</w:t>
-      </w:r>
-    </w:p>
-    <w:p>
-      <w:pPr>
-        <w:pStyle w:val="ListParagraph"/>
-        <w:numPr>
-          <w:ilvl w:val="0"/>
-          <w:numId w:val="1"/>
-        </w:numPr>
-        <w:spacing w:before="0" w:after="30"/>
-        <w:rPr/>
-      </w:pPr>
-      <w:r>
-        <w:rPr>
-          <w:rFonts w:eastAsia="Calibri" w:cs="Calibri"/>
-          <w:sz w:val="20"/>
-          <w:szCs w:val="20"/>
-        </w:rPr>
-        <w:t xml:space="preserve">Architected and led the ground-up rebuild of SpankPay v2, the company's ledger and payments platform: replaced an over-normalized schema and a home-rolled framework with NestJS conventions and targeted denormalization </w:t>
-      </w:r>
-      <w:r>
-        <w:rPr>
-          <w:rFonts w:eastAsia="Calibri" w:cs="Calibri"/>
-          <w:sz w:val="20"/>
-          <w:szCs w:val="20"/>
-        </w:rPr>
-        <w:t>t</w:t>
-      </w:r>
-      <w:r>
-        <w:rPr>
-          <w:rFonts w:eastAsia="Calibri" w:cs="Calibri"/>
-          <w:sz w:val="20"/>
-          <w:szCs w:val="20"/>
-        </w:rPr>
-        <w:t>o maximize speed and auditability.</w:t>
-      </w:r>
-    </w:p>
-    <w:p>
-      <w:pPr>
-        <w:pStyle w:val="ListParagraph"/>
-        <w:numPr>
-          <w:ilvl w:val="0"/>
-          <w:numId w:val="1"/>
-        </w:numPr>
-        <w:spacing w:before="0" w:after="30"/>
-        <w:rPr/>
-      </w:pPr>
-      <w:r>
-        <w:rPr>
-          <w:rFonts w:eastAsia="Calibri" w:cs="Calibri"/>
-          <w:sz w:val="20"/>
-          <w:szCs w:val="20"/>
-        </w:rPr>
-        <w:t xml:space="preserve">Kept balances correct under concurrent writes on a single primary </w:t>
-      </w:r>
-      <w:r>
-        <w:rPr>
-          <w:rFonts w:eastAsia="Calibri" w:cs="Calibri"/>
-          <w:sz w:val="20"/>
-          <w:szCs w:val="20"/>
-        </w:rPr>
-        <w:t>d</w:t>
-      </w:r>
-      <w:r>
-        <w:rPr>
-          <w:rFonts w:eastAsia="Calibri" w:cs="Calibri"/>
-          <w:sz w:val="20"/>
-          <w:szCs w:val="20"/>
-        </w:rPr>
-        <w:t>atabase with explicit locks and serializable transactions</w:t>
-      </w:r>
-      <w:r>
-        <w:rPr>
-          <w:rFonts w:eastAsia="Calibri" w:cs="Calibri"/>
-          <w:sz w:val="20"/>
-          <w:szCs w:val="20"/>
-        </w:rPr>
-        <w:t xml:space="preserve">, planned hot-account balance splitting for scale and migrated balances via snapshot and backfill; </w:t>
-      </w:r>
-      <w:r>
-        <w:rPr>
-          <w:rFonts w:eastAsia="Calibri" w:cs="Calibri"/>
-          <w:sz w:val="20"/>
-          <w:szCs w:val="20"/>
-        </w:rPr>
-        <w:t>i</w:t>
-      </w:r>
-      <w:r>
-        <w:rPr>
-          <w:rFonts w:eastAsia="Calibri" w:cs="Calibri"/>
-          <w:sz w:val="20"/>
-          <w:szCs w:val="20"/>
-        </w:rPr>
-        <w:t>ntroduced Keycloak for secure authentication without external providers.</w:t>
-      </w:r>
-    </w:p>
-    <w:p>
-      <w:pPr>
-        <w:pStyle w:val="ListParagraph"/>
-        <w:numPr>
-          <w:ilvl w:val="0"/>
-          <w:numId w:val="1"/>
-        </w:numPr>
-        <w:spacing w:before="0" w:after="30"/>
-        <w:rPr/>
-      </w:pPr>
-      <w:r>
-        <w:rPr>
-          <w:rFonts w:eastAsia="Calibri" w:cs="Calibri"/>
-          <w:sz w:val="20"/>
-          <w:szCs w:val="20"/>
-        </w:rPr>
-        <w:t xml:space="preserve">Owned payment and settlement systems </w:t>
-      </w:r>
-      <w:r>
-        <w:rPr>
-          <w:rFonts w:eastAsia="Calibri" w:cs="Calibri"/>
-          <w:sz w:val="20"/>
-          <w:szCs w:val="20"/>
-        </w:rPr>
-        <w:t>h</w:t>
-      </w:r>
-      <w:r>
-        <w:rPr>
-          <w:rFonts w:eastAsia="Calibri" w:cs="Calibri"/>
-          <w:sz w:val="20"/>
-          <w:szCs w:val="20"/>
-        </w:rPr>
-        <w:t>andling</w:t>
-      </w:r>
-      <w:r>
-        <w:rPr>
-          <w:rFonts w:eastAsia="Calibri" w:cs="Calibri"/>
-          <w:sz w:val="20"/>
-          <w:szCs w:val="20"/>
-        </w:rPr>
-        <w:t xml:space="preserve"> </w:t>
-      </w:r>
-      <w:r>
-        <w:rPr>
-          <w:rFonts w:eastAsia="Calibri" w:cs="Calibri"/>
-          <w:sz w:val="20"/>
-          <w:szCs w:val="20"/>
-        </w:rPr>
-        <w:t>h</w:t>
-      </w:r>
-      <w:r>
-        <w:rPr>
-          <w:rFonts w:eastAsia="Calibri" w:cs="Calibri"/>
-          <w:sz w:val="20"/>
-          <w:szCs w:val="20"/>
-        </w:rPr>
-        <w:t>igh</w:t>
-      </w:r>
-      <w:r>
-        <w:rPr>
-          <w:rFonts w:eastAsia="Calibri" w:cs="Calibri"/>
-          <w:sz w:val="20"/>
-          <w:szCs w:val="20"/>
-        </w:rPr>
-        <w:t xml:space="preserve"> transaction volume</w:t>
-      </w:r>
-      <w:r>
-        <w:rPr>
-          <w:rFonts w:eastAsia="Calibri" w:cs="Calibri"/>
-          <w:sz w:val="20"/>
-          <w:szCs w:val="20"/>
-        </w:rPr>
-        <w:t>s</w:t>
-      </w:r>
-      <w:r>
-        <w:rPr>
-          <w:rFonts w:eastAsia="Calibri" w:cs="Calibri"/>
-          <w:sz w:val="20"/>
-          <w:szCs w:val="20"/>
-        </w:rPr>
-        <w:t xml:space="preserve">, including banking integrations, KYC/AML controls </w:t>
-      </w:r>
-      <w:r>
-        <w:rPr>
-          <w:rFonts w:eastAsia="Calibri" w:cs="Calibri"/>
-          <w:sz w:val="20"/>
-          <w:szCs w:val="20"/>
-        </w:rPr>
-        <w:t>a</w:t>
-      </w:r>
-      <w:r>
-        <w:rPr>
-          <w:rFonts w:eastAsia="Calibri" w:cs="Calibri"/>
-          <w:sz w:val="20"/>
-          <w:szCs w:val="20"/>
-        </w:rPr>
-        <w:t xml:space="preserve">nd </w:t>
-      </w:r>
-      <w:r>
-        <w:rPr>
-          <w:rFonts w:eastAsia="Calibri" w:cs="Calibri"/>
-          <w:sz w:val="20"/>
-          <w:szCs w:val="20"/>
-        </w:rPr>
-        <w:t>GDPR/CCPA compliance, along with security, reliability and incident response.</w:t>
+        <w:t>High-risk payment processor for independent creators: ran its own ledger, user-to-user payments, KYC/AML and crypto plus fiat settlement rails through banking loss and deplatforming.</w:t>
+      </w:r>
+    </w:p>
+    <w:p>
+      <w:pPr>
+        <w:pStyle w:val="ListParagraph"/>
+        <w:numPr>
+          <w:ilvl w:val="0"/>
+          <w:numId w:val="1"/>
+        </w:numPr>
+        <w:spacing w:before="0" w:after="30"/>
+        <w:rPr/>
+      </w:pPr>
+      <w:r>
+        <w:rPr>
+          <w:rFonts w:eastAsia="Calibri" w:cs="Calibri"/>
+          <w:sz w:val="20"/>
+          <w:szCs w:val="20"/>
+        </w:rPr>
+        <w:t>Architected and led the ground-up rebuild of SpankPay v2, the company's ledger and payments platform: replaced an over-normalized schema and a home-rolled framework with NestJS conventions and targeted denormalization to maximize speed and auditability.</w:t>
+      </w:r>
+    </w:p>
+    <w:p>
+      <w:pPr>
+        <w:pStyle w:val="ListParagraph"/>
+        <w:numPr>
+          <w:ilvl w:val="0"/>
+          <w:numId w:val="1"/>
+        </w:numPr>
+        <w:spacing w:before="0" w:after="30"/>
+        <w:rPr/>
+      </w:pPr>
+      <w:r>
+        <w:rPr>
+          <w:rFonts w:eastAsia="Calibri" w:cs="Calibri"/>
+          <w:sz w:val="20"/>
+          <w:szCs w:val="20"/>
+        </w:rPr>
+        <w:t>Kept balances correct under concurrent writes on a single primary database with explicit locks and serializable transactions, planned hot-account balance splitting for scale and migrated balances via snapshot and backfill; introduced Keycloak for secure authentication without external providers.</w:t>
+      </w:r>
+    </w:p>
+    <w:p>
+      <w:pPr>
+        <w:pStyle w:val="ListParagraph"/>
+        <w:numPr>
+          <w:ilvl w:val="0"/>
+          <w:numId w:val="1"/>
+        </w:numPr>
+        <w:spacing w:before="0" w:after="30"/>
+        <w:rPr/>
+      </w:pPr>
+      <w:r>
+        <w:rPr>
+          <w:rFonts w:eastAsia="Calibri" w:cs="Calibri"/>
+          <w:sz w:val="20"/>
+          <w:szCs w:val="20"/>
+        </w:rPr>
+        <w:t>Owned payment and settlement systems handling high transaction volumes, including banking integrations, KYC/AML controls and GDPR/CCPA compliance, along with security, reliability and incident response.</w:t>
       </w:r>
     </w:p>
     <w:p>
@@ -550,55 +332,7 @@
           <w:sz w:val="20"/>
           <w:szCs w:val="20"/>
         </w:rPr>
-        <w:t xml:space="preserve">Set technical direction across services, payments, data and blockchain infrastructure, and owned GCP operations: GKE with </w:t>
-      </w:r>
-      <w:r>
-        <w:rPr>
-          <w:rFonts w:eastAsia="Calibri" w:cs="Calibri"/>
-          <w:sz w:val="20"/>
-          <w:szCs w:val="20"/>
-        </w:rPr>
-        <w:t>K</w:t>
-      </w:r>
-      <w:r>
-        <w:rPr>
-          <w:rFonts w:eastAsia="Calibri" w:cs="Calibri"/>
-          <w:sz w:val="20"/>
-          <w:szCs w:val="20"/>
-        </w:rPr>
-        <w:t>ubernetes/Helm</w:t>
-      </w:r>
-      <w:r>
-        <w:rPr>
-          <w:rFonts w:eastAsia="Calibri" w:cs="Calibri"/>
-          <w:sz w:val="20"/>
-          <w:szCs w:val="20"/>
-        </w:rPr>
-        <w:t xml:space="preserve">, Cloud Run, Cloud SQL, </w:t>
-      </w:r>
-      <w:r>
-        <w:rPr>
-          <w:rFonts w:eastAsia="Calibri" w:cs="Calibri"/>
-          <w:sz w:val="20"/>
-          <w:szCs w:val="20"/>
-        </w:rPr>
-        <w:t>C</w:t>
-      </w:r>
-      <w:r>
-        <w:rPr>
-          <w:rFonts w:eastAsia="Calibri" w:cs="Calibri"/>
-          <w:sz w:val="20"/>
-          <w:szCs w:val="20"/>
-        </w:rPr>
-        <w:t>loud Storage,</w:t>
-      </w:r>
-      <w:r>
-        <w:rPr>
-          <w:rFonts w:eastAsia="Calibri" w:cs="Calibri"/>
-          <w:sz w:val="20"/>
-          <w:szCs w:val="20"/>
-        </w:rPr>
-        <w:t xml:space="preserve"> BigQuery and Pub/Sub.</w:t>
+        <w:t>Set technical direction across services, payments, data and blockchain infrastructure, and owned GCP operations: GKE with Kubernetes/Helm, Cloud Run, Cloud SQL, Cloud Storage, BigQuery and Pub/Sub.</w:t>
       </w:r>
     </w:p>
     <w:p>
@@ -678,79 +412,7 @@
           <w:sz w:val="20"/>
           <w:szCs w:val="20"/>
         </w:rPr>
-        <w:t>Built support and escalation from zero</w:t>
-      </w:r>
-      <w:r>
-        <w:rPr>
-          <w:rFonts w:eastAsia="Calibri" w:cs="Calibri"/>
-          <w:sz w:val="20"/>
-          <w:szCs w:val="20"/>
-        </w:rPr>
-        <w:t xml:space="preserve">; </w:t>
-      </w:r>
-      <w:r>
-        <w:rPr>
-          <w:rFonts w:eastAsia="Calibri" w:cs="Calibri"/>
-          <w:sz w:val="20"/>
-          <w:szCs w:val="20"/>
-        </w:rPr>
-        <w:t>structured sprint plans to</w:t>
-      </w:r>
-      <w:r>
-        <w:rPr>
-          <w:rFonts w:eastAsia="Calibri" w:cs="Calibri"/>
-          <w:sz w:val="20"/>
-          <w:szCs w:val="20"/>
-        </w:rPr>
-        <w:t xml:space="preserve"> </w:t>
-      </w:r>
-      <w:r>
-        <w:rPr>
-          <w:rFonts w:eastAsia="Calibri" w:cs="Calibri"/>
-          <w:sz w:val="20"/>
-          <w:szCs w:val="20"/>
-        </w:rPr>
-        <w:t>b</w:t>
-      </w:r>
-      <w:r>
-        <w:rPr>
-          <w:rFonts w:eastAsia="Calibri" w:cs="Calibri"/>
-          <w:sz w:val="20"/>
-          <w:szCs w:val="20"/>
-        </w:rPr>
-        <w:t>alance managing technical debt with maintaining product velocity</w:t>
-      </w:r>
-      <w:r>
-        <w:rPr>
-          <w:rFonts w:eastAsia="Calibri" w:cs="Calibri"/>
-          <w:sz w:val="20"/>
-          <w:szCs w:val="20"/>
-        </w:rPr>
-        <w:t xml:space="preserve">; turned roadmaps set with the CEO into </w:t>
-      </w:r>
-      <w:r>
-        <w:rPr>
-          <w:rFonts w:eastAsia="Calibri" w:cs="Calibri"/>
-          <w:sz w:val="20"/>
-          <w:szCs w:val="20"/>
-        </w:rPr>
-        <w:t>a</w:t>
-      </w:r>
-      <w:r>
-        <w:rPr>
-          <w:rFonts w:eastAsia="Calibri" w:cs="Calibri"/>
-          <w:sz w:val="20"/>
-          <w:szCs w:val="20"/>
-        </w:rPr>
-        <w:t xml:space="preserve">ctionable </w:t>
-      </w:r>
-      <w:r>
-        <w:rPr>
-          <w:rFonts w:eastAsia="Calibri" w:cs="Calibri"/>
-          <w:sz w:val="20"/>
-          <w:szCs w:val="20"/>
-        </w:rPr>
-        <w:t>epics and sprints without a dedicated project manager.</w:t>
+        <w:t>Built support and escalation from zero; structured sprint plans to balance managing technical debt with maintaining product velocity; turned roadmaps set with the CEO into actionable epics and sprints without a dedicated project manager.</w:t>
       </w:r>
     </w:p>
     <w:p>
@@ -838,66 +500,26 @@
           <w:sz w:val="20"/>
           <w:szCs w:val="20"/>
         </w:rPr>
-        <w:t xml:space="preserve">Led a three-person payments </w:t>
-      </w:r>
-      <w:r>
-        <w:rPr>
-          <w:rFonts w:eastAsia="Calibri" w:cs="Calibri"/>
-          <w:sz w:val="20"/>
-          <w:szCs w:val="20"/>
-        </w:rPr>
-        <w:t>t</w:t>
-      </w:r>
-      <w:r>
-        <w:rPr>
-          <w:rFonts w:eastAsia="Calibri" w:cs="Calibri"/>
-          <w:sz w:val="20"/>
-          <w:szCs w:val="20"/>
-        </w:rPr>
-        <w:t>eam</w:t>
-      </w:r>
-      <w:r>
-        <w:rPr>
-          <w:rFonts w:eastAsia="Calibri" w:cs="Calibri"/>
-          <w:sz w:val="20"/>
-          <w:szCs w:val="20"/>
-        </w:rPr>
-        <w:t>; architected and built a payment gateway to PCI DSS Level 1 requirements, including third-party processor integrations, transaction workflows, failure handling and AES-256 encryption of cardholder data.</w:t>
-      </w:r>
-    </w:p>
-    <w:p>
-      <w:pPr>
-        <w:pStyle w:val="ListParagraph"/>
-        <w:numPr>
-          <w:ilvl w:val="0"/>
-          <w:numId w:val="1"/>
-        </w:numPr>
-        <w:spacing w:before="0" w:after="30"/>
-        <w:rPr/>
-      </w:pPr>
-      <w:r>
-        <w:rPr>
-          <w:rFonts w:eastAsia="Calibri" w:cs="Calibri"/>
-          <w:sz w:val="20"/>
-          <w:szCs w:val="20"/>
-        </w:rPr>
-        <w:t xml:space="preserve">Built and scaled customer-facing reservation and payment systems with Java, Kotlin, TypeScript, Dropwizard, Node.js, MySQL and React </w:t>
-      </w:r>
-      <w:r>
-        <w:rPr>
-          <w:rFonts w:eastAsia="Calibri" w:cs="Calibri"/>
-          <w:sz w:val="20"/>
-          <w:szCs w:val="20"/>
-        </w:rPr>
-        <w:t>o</w:t>
-      </w:r>
-      <w:r>
-        <w:rPr>
-          <w:rFonts w:eastAsia="Calibri" w:cs="Calibri"/>
-          <w:sz w:val="20"/>
-          <w:szCs w:val="20"/>
-        </w:rPr>
-        <w:t>n AWS.</w:t>
+        <w:t>Led a three-person payments team; architected and built a payment gateway to PCI DSS Level 1 requirements, including third-party processor integrations, transaction workflows, failure handling and AES-256 encryption of cardholder data.</w:t>
+      </w:r>
+    </w:p>
+    <w:p>
+      <w:pPr>
+        <w:pStyle w:val="ListParagraph"/>
+        <w:numPr>
+          <w:ilvl w:val="0"/>
+          <w:numId w:val="1"/>
+        </w:numPr>
+        <w:spacing w:before="0" w:after="30"/>
+        <w:rPr/>
+      </w:pPr>
+      <w:r>
+        <w:rPr>
+          <w:rFonts w:eastAsia="Calibri" w:cs="Calibri"/>
+          <w:sz w:val="20"/>
+          <w:szCs w:val="20"/>
+        </w:rPr>
+        <w:t>Built and scaled customer-facing reservation and payment systems with Java, Kotlin, TypeScript, Dropwizard, Node.js, MySQL and React on AWS.</w:t>
       </w:r>
     </w:p>
     <w:p>
@@ -1651,17 +1273,11 @@
           <w:sz w:val="20"/>
           <w:szCs w:val="20"/>
         </w:rPr>
-        <w:t>C</w:t>
-      </w:r>
-      <w:r>
-        <w:rPr>
-          <w:rFonts w:eastAsia="Calibri" w:cs="Calibri"/>
-          <w:b w:val="false"/>
-          <w:bCs w:val="false"/>
-          <w:sz w:val="20"/>
-          <w:szCs w:val="20"/>
-        </w:rPr>
-        <w:t>laude Code, Codex, Qwen Code, OpenCode, LiteLLM; local Qwen and Gemma models</w:t>
+        <w:t>P</w:t>
+      </w:r>
+      <w:r>
+        <w:rPr/>
+        <w:t>arallel agentic development across Claude Code, Codex, Qwen Code and OpenCode, with repo-level agent instructions and CI/pre-commit guardrails; LiteLLM routing to local Qwen and Gemma models</w:t>
       </w:r>
     </w:p>
     <w:p>
@@ -2152,8 +1768,8 @@
       <w:u w:val="single"/>
     </w:rPr>
   </w:style>
-  <w:style w:type="character" w:styleId="FootnoteCharacters">
-    <w:name w:val="Footnote Characters"/>
+  <w:style w:type="character" w:styleId="FootnoteCharactersuser">
+    <w:name w:val="Footnote Characters (user)"/>
     <w:uiPriority w:val="99"/>
     <w:semiHidden/>
     <w:unhideWhenUsed/>
@@ -2161,8 +1777,8 @@
       <w:vertAlign w:val="superscript"/>
     </w:rPr>
   </w:style>
-  <w:style w:type="character" w:styleId="FootnoteCharactersuser">
-    <w:name w:val="Footnote Characters (user)"/>
+  <w:style w:type="character" w:styleId="FootnoteCharacters">
+    <w:name w:val="Footnote Characters"/>
     <w:rPr>
       <w:vertAlign w:val="superscript"/>
     </w:rPr>
@@ -2184,8 +1800,8 @@
       <w:szCs w:val="20"/>
     </w:rPr>
   </w:style>
-  <w:style w:type="character" w:styleId="EndnoteCharacters">
-    <w:name w:val="Endnote Characters"/>
+  <w:style w:type="character" w:styleId="EndnoteCharactersuser">
+    <w:name w:val="Endnote Characters (user)"/>
     <w:uiPriority w:val="99"/>
     <w:semiHidden/>
     <w:unhideWhenUsed/>
@@ -2193,8 +1809,8 @@
       <w:vertAlign w:val="superscript"/>
     </w:rPr>
   </w:style>
-  <w:style w:type="character" w:styleId="EndnoteCharactersuser">
-    <w:name w:val="Endnote Characters (user)"/>
+  <w:style w:type="character" w:styleId="EndnoteCharacters">
+    <w:name w:val="Endnote Characters"/>
     <w:rPr>
       <w:vertAlign w:val="superscript"/>
     </w:rPr>

--- a/dist/Levi_Skye_Morris_CV.docx
+++ b/dist/Levi_Skye_Morris_CV.docx
@@ -81,7 +81,56 @@
           <w:sz w:val="20"/>
           <w:szCs w:val="20"/>
         </w:rPr>
-        <w:t>Hands-on staff-level engineer and former CTO with 11+ years designing and building payments, healthcare and distributed systems: ledgers, payment gateways, third-party integrations and APIs that handle sensitive financial and health data. Architected and led the rebuild of a high-risk payments platform and kept it running through banking loss, deplatforming and persistent attacks, while mentoring engineers and acting as the principal engineer across four products.</w:t>
+        <w:t>Hands-on staff/principal engineer and former CTO with 11+ years building ledgers, payment gateways and compliant distributed systems for sensitive financial and health data. Led the rebuild of a high-risk payments platform and kept it at 99.9% uptime through banking loss, deplatforming and persistent attacks.</w:t>
+      </w:r>
+    </w:p>
+    <w:p>
+      <w:pPr>
+        <w:pStyle w:val="Normal"/>
+        <w:spacing w:before="0" w:after="40"/>
+        <w:rPr/>
+      </w:pPr>
+      <w:r>
+        <w:rPr>
+          <w:rFonts w:eastAsia="Calibri" w:cs="Calibri"/>
+          <w:b/>
+          <w:bCs/>
+          <w:sz w:val="20"/>
+          <w:szCs w:val="20"/>
+        </w:rPr>
+        <w:t xml:space="preserve">Core stack: </w:t>
+      </w:r>
+      <w:r>
+        <w:rPr>
+          <w:rFonts w:eastAsia="Calibri" w:cs="Calibri"/>
+          <w:sz w:val="20"/>
+          <w:szCs w:val="20"/>
+        </w:rPr>
+        <w:t xml:space="preserve">TypeScript, Python, Java, Kotlin, </w:t>
+      </w:r>
+      <w:r>
+        <w:rPr>
+          <w:rFonts w:eastAsia="Calibri" w:cs="Calibri"/>
+          <w:sz w:val="20"/>
+          <w:szCs w:val="20"/>
+        </w:rPr>
+        <w:t>C</w:t>
+      </w:r>
+      <w:r>
+        <w:rPr>
+          <w:rFonts w:eastAsia="Calibri" w:cs="Calibri"/>
+          <w:sz w:val="20"/>
+          <w:szCs w:val="20"/>
+        </w:rPr>
+        <w:t>lojure,</w:t>
+      </w:r>
+      <w:r>
+        <w:rPr>
+          <w:rFonts w:eastAsia="Calibri" w:cs="Calibri"/>
+          <w:sz w:val="20"/>
+          <w:szCs w:val="20"/>
+        </w:rPr>
+        <w:t xml:space="preserve"> PostgreSQL, PostGIS, Django, NestJS, AWS, GCP, Kubernetes, Terraform</w:t>
       </w:r>
     </w:p>
     <w:p>
@@ -218,7 +267,7 @@
           <w:sz w:val="20"/>
           <w:szCs w:val="20"/>
         </w:rPr>
-        <w:t>High-risk payment processor for independent creators: ran its own ledger, user-to-user payments, KYC/AML and crypto plus fiat settlement rails through banking loss and deplatforming.</w:t>
+        <w:t>High-risk payment processor for independent creators with its own ledger, KYC/AML and crypto plus fiat settlement rails.</w:t>
       </w:r>
     </w:p>
     <w:p>
@@ -237,7 +286,7 @@
           <w:sz w:val="20"/>
           <w:szCs w:val="20"/>
         </w:rPr>
-        <w:t>Architected and led the ground-up rebuild of SpankPay v2, the company's ledger and payments platform: replaced an over-normalized schema and a home-rolled framework with NestJS conventions and targeted denormalization to maximize speed and auditability.</w:t>
+        <w:t>Architected and led the rebuild of SpankPay v2, the company's ledger and payments platform, storing an opening balance on every transaction for fast, auditable balances.</w:t>
       </w:r>
     </w:p>
     <w:p>
@@ -256,7 +305,7 @@
           <w:sz w:val="20"/>
           <w:szCs w:val="20"/>
         </w:rPr>
-        <w:t>Kept balances correct under concurrent writes on a single primary database with explicit locks and serializable transactions, planned hot-account balance splitting for scale and migrated balances via snapshot and backfill; introduced Keycloak for secure authentication without external providers.</w:t>
+        <w:t>Kept balances correct under concurrent writes with explicit locks and serializable transactions; planned hot-account splitting and migrated balances via snapshot and backfill.</w:t>
       </w:r>
     </w:p>
     <w:p>
@@ -275,7 +324,7 @@
           <w:sz w:val="20"/>
           <w:szCs w:val="20"/>
         </w:rPr>
-        <w:t>Owned payment and settlement systems handling high transaction volumes, including banking integrations, KYC/AML controls and GDPR/CCPA compliance, along with security, reliability and incident response.</w:t>
+        <w:t>Secured payment infrastructure and signing keys against persistent, well-resourced attackers, with most funds held cold so no exploit could threaten solvency.</w:t>
       </w:r>
     </w:p>
     <w:p>
@@ -294,7 +343,7 @@
           <w:sz w:val="20"/>
           <w:szCs w:val="20"/>
         </w:rPr>
-        <w:t>Architected and scaled the security of mission-critical payment infrastructure and cryptographic signing keys against persistent, well-resourced adversaries, and led incident response.</w:t>
+        <w:t>Architected SpankPay.me, keeping independent creators paid after mainstream processors deplatformed them.</w:t>
       </w:r>
     </w:p>
     <w:p>
@@ -313,7 +362,7 @@
           <w:sz w:val="20"/>
           <w:szCs w:val="20"/>
         </w:rPr>
-        <w:t>Architected SpankPay.me, a payment-link product that kept independent creators paid after mainstream processors deplatformed them, and SpankMatch, defining its stack and data flow and holding final approval over design changes.</w:t>
+        <w:t>Maintained 99.9% uptime through the loss of banking partners and deplatforming; retained about 80% of the core team through a product sunset.</w:t>
       </w:r>
     </w:p>
     <w:p>
@@ -324,15 +373,69 @@
           <w:numId w:val="1"/>
         </w:numPr>
         <w:spacing w:before="0" w:after="30"/>
-        <w:rPr/>
-      </w:pPr>
-      <w:r>
-        <w:rPr>
-          <w:rFonts w:eastAsia="Calibri" w:cs="Calibri"/>
-          <w:sz w:val="20"/>
-          <w:szCs w:val="20"/>
-        </w:rPr>
-        <w:t>Set technical direction across services, payments, data and blockchain infrastructure, and owned GCP operations: GKE with Kubernetes/Helm, Cloud Run, Cloud SQL, Cloud Storage, BigQuery and Pub/Sub.</w:t>
+        <w:rPr>
+          <w:rFonts w:eastAsia="Calibri" w:cs="Calibri"/>
+          <w:sz w:val="20"/>
+          <w:szCs w:val="20"/>
+        </w:rPr>
+      </w:pPr>
+      <w:r>
+        <w:rPr>
+          <w:rFonts w:eastAsia="Calibri" w:cs="Calibri"/>
+          <w:sz w:val="20"/>
+          <w:szCs w:val="20"/>
+        </w:rPr>
+        <w:t>Led 8–10 engineers across five countries plus a contracted team; mentored a bootcamp hire into a production backend engineer within four months.</w:t>
+      </w:r>
+    </w:p>
+    <w:p>
+      <w:pPr>
+        <w:pStyle w:val="Normal"/>
+        <w:spacing w:before="90" w:after="10"/>
+        <w:rPr/>
+      </w:pPr>
+      <w:r>
+        <w:rPr>
+          <w:rFonts w:eastAsia="Calibri" w:cs="Calibri"/>
+          <w:b/>
+          <w:bCs/>
+          <w:sz w:val="22"/>
+          <w:szCs w:val="22"/>
+        </w:rPr>
+        <w:t>CampSpot</w:t>
+      </w:r>
+      <w:r>
+        <w:rPr>
+          <w:rFonts w:eastAsia="Calibri" w:cs="Calibri"/>
+          <w:sz w:val="20"/>
+          <w:szCs w:val="20"/>
+        </w:rPr>
+        <w:t xml:space="preserve">  |  Denver, Colorado</w:t>
+      </w:r>
+    </w:p>
+    <w:p>
+      <w:pPr>
+        <w:pStyle w:val="Normal"/>
+        <w:spacing w:before="0" w:after="20"/>
+        <w:rPr/>
+      </w:pPr>
+      <w:r>
+        <w:rPr>
+          <w:rFonts w:eastAsia="Calibri" w:cs="Calibri"/>
+          <w:b/>
+          <w:bCs/>
+          <w:sz w:val="20"/>
+          <w:szCs w:val="20"/>
+        </w:rPr>
+        <w:t>Senior Software Engineer</w:t>
+      </w:r>
+      <w:r>
+        <w:rPr>
+          <w:rFonts w:eastAsia="Calibri" w:cs="Calibri"/>
+          <w:sz w:val="20"/>
+          <w:szCs w:val="20"/>
+        </w:rPr>
+        <w:t xml:space="preserve">  |  Sep 2017–Feb 2019</w:t>
       </w:r>
     </w:p>
     <w:p>
@@ -351,7 +454,7 @@
           <w:sz w:val="20"/>
           <w:szCs w:val="20"/>
         </w:rPr>
-        <w:t>Maintained Ethereum payment-channel infrastructure, working across signing, key management and Keccak hashing in Solidity, Vyper and JavaScript; used Python to parse complex smart-contract state from the Ethereum blockchain.</w:t>
+        <w:t>Led a three-person payments team; built a PCI DSS Level 1 payment gateway with AES-256 encryption of cardholder data.</w:t>
       </w:r>
     </w:p>
     <w:p>
@@ -370,7 +473,57 @@
           <w:sz w:val="20"/>
           <w:szCs w:val="20"/>
         </w:rPr>
-        <w:t>Maintained 99.9% platform uptime through the loss of banking partners, product deplatforming and shifting regulatory requirements; retained roughly 80% of the core team through a major product sunset and restructuring.</w:t>
+        <w:t>Built reservation and payment systems in Java, Kotlin, TypeScript, Node.js and React on AWS.</w:t>
+      </w:r>
+    </w:p>
+    <w:p>
+      <w:pPr>
+        <w:pStyle w:val="Normal"/>
+        <w:spacing w:before="90" w:after="10"/>
+        <w:rPr/>
+      </w:pPr>
+      <w:r>
+        <w:rPr>
+          <w:rFonts w:eastAsia="Calibri" w:cs="Calibri"/>
+          <w:b/>
+          <w:bCs/>
+          <w:sz w:val="22"/>
+          <w:szCs w:val="22"/>
+        </w:rPr>
+        <w:t>DocNetwork / CampDoc</w:t>
+      </w:r>
+      <w:r>
+        <w:rPr>
+          <w:rFonts w:eastAsia="Calibri" w:cs="Calibri"/>
+          <w:sz w:val="20"/>
+          <w:szCs w:val="20"/>
+        </w:rPr>
+        <w:t xml:space="preserve">  |  Ann Arbor, Michigan</w:t>
+      </w:r>
+    </w:p>
+    <w:p>
+      <w:pPr>
+        <w:pStyle w:val="Normal"/>
+        <w:spacing w:before="0" w:after="20"/>
+        <w:rPr/>
+      </w:pPr>
+      <w:r>
+        <w:rPr>
+          <w:rFonts w:eastAsia="Calibri" w:cs="Calibri"/>
+          <w:b/>
+          <w:bCs/>
+          <w:sz w:val="20"/>
+          <w:szCs w:val="20"/>
+        </w:rPr>
+        <w:t>Development Team Lead</w:t>
+      </w:r>
+      <w:r>
+        <w:rPr>
+          <w:rFonts w:eastAsia="Calibri" w:cs="Calibri"/>
+          <w:sz w:val="20"/>
+          <w:szCs w:val="20"/>
+        </w:rPr>
+        <w:t xml:space="preserve">  |  Aug 2015–Jun 2017</w:t>
       </w:r>
     </w:p>
     <w:p>
@@ -393,7 +546,7 @@
           <w:sz w:val="20"/>
           <w:szCs w:val="20"/>
         </w:rPr>
-        <w:t>Grew from senior engineer to CTO, leading 8–10 engineers across five countries plus a contracted team and owning hiring, coaching and performance management; kept weekly 1-on-1s with junior and senior engineers throughout, including mentoring a fresh bootcamp hire into a highly effective IC writing production backend microservices within four months.</w:t>
+        <w:t>Led a 3–5-person team building a HIPAA/FERPA-compliant health record platform on Node.js, PostgreSQL and AWS.</w:t>
       </w:r>
     </w:p>
     <w:p>
@@ -407,12 +560,58 @@
         <w:rPr/>
       </w:pPr>
       <w:r>
-        <w:rPr>
-          <w:rFonts w:eastAsia="Calibri" w:cs="Calibri"/>
-          <w:sz w:val="20"/>
-          <w:szCs w:val="20"/>
-        </w:rPr>
-        <w:t>Built support and escalation from zero; structured sprint plans to balance managing technical debt with maintaining product velocity; turned roadmaps set with the CEO into actionable epics and sprints without a dedicated project manager.</w:t>
+        <w:rPr/>
+        <w:t>Resolved severe PostgreSQL bottlenecks (query plans, indexing, recursive CTEs) as monthly payment volume grew from six to seven figures.</w:t>
+      </w:r>
+    </w:p>
+    <w:p>
+      <w:pPr>
+        <w:pStyle w:val="Normal"/>
+        <w:spacing w:before="90" w:after="10"/>
+        <w:rPr/>
+      </w:pPr>
+      <w:r>
+        <w:rPr>
+          <w:rFonts w:eastAsia="Calibri" w:cs="Calibri"/>
+          <w:b/>
+          <w:bCs/>
+          <w:sz w:val="22"/>
+          <w:szCs w:val="22"/>
+        </w:rPr>
+        <w:t>SearchSpring</w:t>
+      </w:r>
+      <w:r>
+        <w:rPr>
+          <w:rFonts w:eastAsia="Calibri" w:cs="Calibri"/>
+          <w:sz w:val="20"/>
+          <w:szCs w:val="20"/>
+        </w:rPr>
+        <w:t xml:space="preserve">  |  Colorado Springs, Colorado</w:t>
+      </w:r>
+    </w:p>
+    <w:p>
+      <w:pPr>
+        <w:pStyle w:val="Normal"/>
+        <w:spacing w:before="0" w:after="20"/>
+        <w:rPr/>
+      </w:pPr>
+      <w:r>
+        <w:rPr>
+          <w:rFonts w:eastAsia="Calibri" w:cs="Calibri"/>
+          <w:b/>
+          <w:bCs/>
+          <w:sz w:val="20"/>
+          <w:szCs w:val="20"/>
+        </w:rPr>
+        <w:t>Integration Specialist</w:t>
+      </w:r>
+      <w:r>
+        <w:rPr>
+          <w:rFonts w:eastAsia="Calibri" w:cs="Calibri"/>
+          <w:sz w:val="20"/>
+          <w:szCs w:val="20"/>
+        </w:rPr>
+        <w:t xml:space="preserve">  |  Nov 2014–Aug 2015</w:t>
       </w:r>
     </w:p>
     <w:p>
@@ -431,7 +630,7 @@
           <w:sz w:val="20"/>
           <w:szCs w:val="20"/>
         </w:rPr>
-        <w:t>Led the technical wind-down: kept security and access controls intact through staff reductions, archived regulated data and modeled recovery of residual balances from retired payment-channel contracts.</w:t>
+        <w:t>Built e-commerce search integrations for Shopify, Magento, NetSuite and BigCommerce, indexing catalog data into Elasticsearch.</w:t>
       </w:r>
     </w:p>
     <w:p>
@@ -448,15 +647,15 @@
           <w:sz w:val="22"/>
           <w:szCs w:val="22"/>
         </w:rPr>
-        <w:t>CampSpot</w:t>
-      </w:r>
-      <w:r>
-        <w:rPr>
-          <w:rFonts w:eastAsia="Calibri" w:cs="Calibri"/>
-          <w:sz w:val="20"/>
-          <w:szCs w:val="20"/>
-        </w:rPr>
-        <w:t xml:space="preserve">  |  Denver, Colorado</w:t>
+        <w:t>Gelada Research Project</w:t>
+      </w:r>
+      <w:r>
+        <w:rPr>
+          <w:rFonts w:eastAsia="Calibri" w:cs="Calibri"/>
+          <w:sz w:val="20"/>
+          <w:szCs w:val="20"/>
+        </w:rPr>
+        <w:t xml:space="preserve">  |  Simien Mountains, Ethiopia</w:t>
       </w:r>
     </w:p>
     <w:p>
@@ -473,15 +672,15 @@
           <w:sz w:val="20"/>
           <w:szCs w:val="20"/>
         </w:rPr>
-        <w:t>Senior Software Engineer</w:t>
-      </w:r>
-      <w:r>
-        <w:rPr>
-          <w:rFonts w:eastAsia="Calibri" w:cs="Calibri"/>
-          <w:sz w:val="20"/>
-          <w:szCs w:val="20"/>
-        </w:rPr>
-        <w:t xml:space="preserve">  |  Sep 2017–Feb 2019</w:t>
+        <w:t>Field Site Manager</w:t>
+      </w:r>
+      <w:r>
+        <w:rPr>
+          <w:rFonts w:eastAsia="Calibri" w:cs="Calibri"/>
+          <w:sz w:val="20"/>
+          <w:szCs w:val="20"/>
+        </w:rPr>
+        <w:t xml:space="preserve">  |  Jun 2012–Jan 2014</w:t>
       </w:r>
     </w:p>
     <w:p>
@@ -500,7 +699,69 @@
           <w:sz w:val="20"/>
           <w:szCs w:val="20"/>
         </w:rPr>
-        <w:t>Led a three-person payments team; architected and built a payment gateway to PCI DSS Level 1 requirements, including third-party processor integrations, transaction workflows, failure handling and AES-256 encryption of cardholder data.</w:t>
+        <w:t>Ran a remote, high-altitude primate research station; extended its Palm Pilot data-collection software with no prior programming experience.</w:t>
+      </w:r>
+    </w:p>
+    <w:p>
+      <w:pPr>
+        <w:pStyle w:val="Normal"/>
+        <w:pBdr>
+          <w:bottom w:val="single" w:sz="6" w:space="2" w:color="999999"/>
+        </w:pBdr>
+        <w:spacing w:before="160" w:after="60"/>
+        <w:rPr/>
+      </w:pPr>
+      <w:r>
+        <w:rPr>
+          <w:rFonts w:eastAsia="Calibri" w:cs="Calibri"/>
+          <w:b/>
+          <w:bCs/>
+          <w:sz w:val="22"/>
+          <w:szCs w:val="22"/>
+        </w:rPr>
+        <w:t>PROJECTS</w:t>
+      </w:r>
+    </w:p>
+    <w:p>
+      <w:pPr>
+        <w:pStyle w:val="Normal"/>
+        <w:spacing w:before="90" w:after="10"/>
+        <w:rPr/>
+      </w:pPr>
+      <w:r>
+        <w:rPr>
+          <w:rFonts w:eastAsia="Calibri" w:cs="Calibri"/>
+          <w:b/>
+          <w:bCs/>
+          <w:sz w:val="22"/>
+          <w:szCs w:val="22"/>
+        </w:rPr>
+        <w:t>WUIXpose</w:t>
+      </w:r>
+      <w:r>
+        <w:rPr>
+          <w:rFonts w:eastAsia="Calibri" w:cs="Calibri"/>
+          <w:sz w:val="20"/>
+          <w:szCs w:val="20"/>
+        </w:rPr>
+        <w:t xml:space="preserve">  |  2026</w:t>
+      </w:r>
+    </w:p>
+    <w:p>
+      <w:pPr>
+        <w:pStyle w:val="Normal"/>
+        <w:spacing w:before="0" w:after="20"/>
+        <w:rPr/>
+      </w:pPr>
+      <w:r>
+        <w:rPr>
+          <w:rFonts w:eastAsia="Calibri" w:cs="Calibri"/>
+          <w:b/>
+          <w:bCs/>
+          <w:sz w:val="20"/>
+          <w:szCs w:val="20"/>
+        </w:rPr>
+        <w:t>Open source: Django, PostGIS, React</w:t>
       </w:r>
     </w:p>
     <w:p>
@@ -519,57 +780,7 @@
           <w:sz w:val="20"/>
           <w:szCs w:val="20"/>
         </w:rPr>
-        <w:t>Built and scaled customer-facing reservation and payment systems with Java, Kotlin, TypeScript, Dropwizard, Node.js, MySQL and React on AWS.</w:t>
-      </w:r>
-    </w:p>
-    <w:p>
-      <w:pPr>
-        <w:pStyle w:val="Normal"/>
-        <w:spacing w:before="90" w:after="10"/>
-        <w:rPr/>
-      </w:pPr>
-      <w:r>
-        <w:rPr>
-          <w:rFonts w:eastAsia="Calibri" w:cs="Calibri"/>
-          <w:b/>
-          <w:bCs/>
-          <w:sz w:val="22"/>
-          <w:szCs w:val="22"/>
-        </w:rPr>
-        <w:t>DocNetwork / CampDoc</w:t>
-      </w:r>
-      <w:r>
-        <w:rPr>
-          <w:rFonts w:eastAsia="Calibri" w:cs="Calibri"/>
-          <w:sz w:val="20"/>
-          <w:szCs w:val="20"/>
-        </w:rPr>
-        <w:t xml:space="preserve">  |  Ann Arbor, Michigan</w:t>
-      </w:r>
-    </w:p>
-    <w:p>
-      <w:pPr>
-        <w:pStyle w:val="Normal"/>
-        <w:spacing w:before="0" w:after="20"/>
-        <w:rPr/>
-      </w:pPr>
-      <w:r>
-        <w:rPr>
-          <w:rFonts w:eastAsia="Calibri" w:cs="Calibri"/>
-          <w:b/>
-          <w:bCs/>
-          <w:sz w:val="20"/>
-          <w:szCs w:val="20"/>
-        </w:rPr>
-        <w:t>Development Team Lead</w:t>
-      </w:r>
-      <w:r>
-        <w:rPr>
-          <w:rFonts w:eastAsia="Calibri" w:cs="Calibri"/>
-          <w:sz w:val="20"/>
-          <w:szCs w:val="20"/>
-        </w:rPr>
-        <w:t xml:space="preserve">  |  Aug 2015–Jun 2017</w:t>
+        <w:t>Maps home ignition zones around every structure in Boulder County, served as PostGIS vector tiles to a MapLibre frontend.</w:t>
       </w:r>
     </w:p>
     <w:p>
@@ -580,19 +791,40 @@
           <w:numId w:val="1"/>
         </w:numPr>
         <w:spacing w:before="0" w:after="30"/>
-        <w:rPr>
-          <w:rFonts w:eastAsia="Calibri" w:cs="Calibri"/>
-          <w:sz w:val="20"/>
-          <w:szCs w:val="20"/>
-        </w:rPr>
-      </w:pPr>
-      <w:r>
-        <w:rPr>
-          <w:rFonts w:eastAsia="Calibri" w:cs="Calibri"/>
-          <w:sz w:val="20"/>
-          <w:szCs w:val="20"/>
-        </w:rPr>
-        <w:t>Led a 3–5-person team building a HIPAA/FERPA-compliant electronic health record and registration platform for pediatric and educational organizations.</w:t>
+        <w:rPr/>
+      </w:pPr>
+      <w:r>
+        <w:rPr>
+          <w:rFonts w:eastAsia="Calibri" w:cs="Calibri"/>
+          <w:sz w:val="20"/>
+          <w:szCs w:val="20"/>
+        </w:rPr>
+        <w:t>Keeps incremental jobs correct with database triggers that track geometry changes.</w:t>
+      </w:r>
+    </w:p>
+    <w:p>
+      <w:pPr>
+        <w:pStyle w:val="Normal"/>
+        <w:spacing w:before="90" w:after="10"/>
+        <w:rPr/>
+      </w:pPr>
+      <w:r>
+        <w:rPr>
+          <w:rFonts w:eastAsia="Calibri" w:cs="Calibri"/>
+          <w:b/>
+          <w:bCs/>
+          <w:sz w:val="22"/>
+          <w:szCs w:val="22"/>
+        </w:rPr>
+        <w:t>Computational ecology</w:t>
+      </w:r>
+      <w:r>
+        <w:rPr>
+          <w:rFonts w:eastAsia="Calibri" w:cs="Calibri"/>
+          <w:sz w:val="20"/>
+          <w:szCs w:val="20"/>
+        </w:rPr>
+        <w:t xml:space="preserve">  |  2026</w:t>
       </w:r>
     </w:p>
     <w:p>
@@ -603,248 +835,15 @@
           <w:numId w:val="1"/>
         </w:numPr>
         <w:spacing w:before="0" w:after="30"/>
-        <w:rPr>
-          <w:rFonts w:eastAsia="Calibri" w:cs="Calibri"/>
-          <w:sz w:val="20"/>
-          <w:szCs w:val="20"/>
-        </w:rPr>
-      </w:pPr>
-      <w:r>
-        <w:rPr>
-          <w:rFonts w:eastAsia="Calibri" w:cs="Calibri"/>
-          <w:sz w:val="20"/>
-          <w:szCs w:val="20"/>
-        </w:rPr>
-        <w:t>Built across the stack in AngularJS, Node.js/Express, PostgreSQL and Terraform on AWS infra including RDS, EC2, S3, ECS, Lambda and API Gateway.</w:t>
-      </w:r>
-    </w:p>
-    <w:p>
-      <w:pPr>
-        <w:pStyle w:val="ListParagraph"/>
-        <w:numPr>
-          <w:ilvl w:val="0"/>
-          <w:numId w:val="1"/>
-        </w:numPr>
-        <w:spacing w:before="0" w:after="30"/>
-        <w:rPr/>
-      </w:pPr>
-      <w:r>
-        <w:rPr/>
-        <w:t>Resolved severe PostgreSQL bottlenecks through query-plan analysis, indexing, recursive CTEs and data-model changes.</w:t>
-      </w:r>
-    </w:p>
-    <w:p>
-      <w:pPr>
-        <w:pStyle w:val="ListParagraph"/>
-        <w:numPr>
-          <w:ilvl w:val="0"/>
-          <w:numId w:val="1"/>
-        </w:numPr>
-        <w:spacing w:before="0" w:after="30"/>
-        <w:rPr/>
-      </w:pPr>
-      <w:r>
-        <w:rPr>
-          <w:rFonts w:eastAsia="Calibri" w:cs="Calibri"/>
-          <w:sz w:val="20"/>
-          <w:szCs w:val="20"/>
-        </w:rPr>
-        <w:t>Ran true XP, with mandatory driver/navigator pairing on sensitive features and mob programming for the worst outages; later carried the practice to CampSpot.</w:t>
-      </w:r>
-    </w:p>
-    <w:p>
-      <w:pPr>
-        <w:pStyle w:val="ListParagraph"/>
-        <w:numPr>
-          <w:ilvl w:val="0"/>
-          <w:numId w:val="1"/>
-        </w:numPr>
-        <w:spacing w:before="0" w:after="30"/>
-        <w:rPr/>
-      </w:pPr>
-      <w:r>
-        <w:rPr>
-          <w:rFonts w:eastAsia="Calibri" w:cs="Calibri"/>
-          <w:sz w:val="20"/>
-          <w:szCs w:val="20"/>
-        </w:rPr>
-        <w:t>Led engineering as monthly payment volume grew from six to seven figures, balancing delivery against privacy, security, data integrity and operational health.</w:t>
-      </w:r>
-    </w:p>
-    <w:p>
-      <w:pPr>
-        <w:pStyle w:val="ListParagraph"/>
-        <w:numPr>
-          <w:ilvl w:val="0"/>
-          <w:numId w:val="1"/>
-        </w:numPr>
-        <w:spacing w:before="0" w:after="30"/>
-        <w:rPr/>
-      </w:pPr>
-      <w:r>
-        <w:rPr>
-          <w:rFonts w:eastAsia="Calibri" w:cs="Calibri"/>
-          <w:sz w:val="20"/>
-          <w:szCs w:val="20"/>
-        </w:rPr>
-        <w:t>Maintained an in-house flow that took raw card numbers through our own form and sent them securely to the processor.</w:t>
-      </w:r>
-    </w:p>
-    <w:p>
-      <w:pPr>
-        <w:pStyle w:val="Normal"/>
-        <w:spacing w:before="90" w:after="10"/>
-        <w:rPr/>
-      </w:pPr>
-      <w:r>
-        <w:rPr>
-          <w:rFonts w:eastAsia="Calibri" w:cs="Calibri"/>
-          <w:b/>
-          <w:bCs/>
-          <w:sz w:val="22"/>
-          <w:szCs w:val="22"/>
-        </w:rPr>
-        <w:t>SearchSpring</w:t>
-      </w:r>
-      <w:r>
-        <w:rPr>
-          <w:rFonts w:eastAsia="Calibri" w:cs="Calibri"/>
-          <w:sz w:val="20"/>
-          <w:szCs w:val="20"/>
-        </w:rPr>
-        <w:t xml:space="preserve">  |  Colorado Springs, Colorado</w:t>
-      </w:r>
-    </w:p>
-    <w:p>
-      <w:pPr>
-        <w:pStyle w:val="Normal"/>
-        <w:spacing w:before="0" w:after="20"/>
-        <w:rPr/>
-      </w:pPr>
-      <w:r>
-        <w:rPr>
-          <w:rFonts w:eastAsia="Calibri" w:cs="Calibri"/>
-          <w:b/>
-          <w:bCs/>
-          <w:sz w:val="20"/>
-          <w:szCs w:val="20"/>
-        </w:rPr>
-        <w:t>Integration Specialist</w:t>
-      </w:r>
-      <w:r>
-        <w:rPr>
-          <w:rFonts w:eastAsia="Calibri" w:cs="Calibri"/>
-          <w:sz w:val="20"/>
-          <w:szCs w:val="20"/>
-        </w:rPr>
-        <w:t xml:space="preserve">  |  Nov 2014–Aug 2015</w:t>
-      </w:r>
-    </w:p>
-    <w:p>
-      <w:pPr>
-        <w:pStyle w:val="ListParagraph"/>
-        <w:numPr>
-          <w:ilvl w:val="0"/>
-          <w:numId w:val="1"/>
-        </w:numPr>
-        <w:spacing w:before="0" w:after="30"/>
-        <w:rPr/>
-      </w:pPr>
-      <w:r>
-        <w:rPr>
-          <w:rFonts w:eastAsia="Calibri" w:cs="Calibri"/>
-          <w:sz w:val="20"/>
-          <w:szCs w:val="20"/>
-        </w:rPr>
-        <w:t>Built third-party platform integrations for Shopify, Magento, NetSuite and BigCommerce, with pipelines that loaded catalog data into S3 and indexed it into Elasticsearch with custom relevance weighting.</w:t>
-      </w:r>
-    </w:p>
-    <w:p>
-      <w:pPr>
-        <w:pStyle w:val="Normal"/>
-        <w:spacing w:before="90" w:after="10"/>
-        <w:rPr/>
-      </w:pPr>
-      <w:r>
-        <w:rPr>
-          <w:rFonts w:eastAsia="Calibri" w:cs="Calibri"/>
-          <w:b/>
-          <w:bCs/>
-          <w:sz w:val="22"/>
-          <w:szCs w:val="22"/>
-        </w:rPr>
-        <w:t>Gelada Research Project</w:t>
-      </w:r>
-      <w:r>
-        <w:rPr>
-          <w:rFonts w:eastAsia="Calibri" w:cs="Calibri"/>
-          <w:sz w:val="20"/>
-          <w:szCs w:val="20"/>
-        </w:rPr>
-        <w:t xml:space="preserve">  |  Simien Mountains, Ethiopia</w:t>
-      </w:r>
-    </w:p>
-    <w:p>
-      <w:pPr>
-        <w:pStyle w:val="Normal"/>
-        <w:spacing w:before="0" w:after="20"/>
-        <w:rPr/>
-      </w:pPr>
-      <w:r>
-        <w:rPr>
-          <w:rFonts w:eastAsia="Calibri" w:cs="Calibri"/>
-          <w:b/>
-          <w:bCs/>
-          <w:sz w:val="20"/>
-          <w:szCs w:val="20"/>
-        </w:rPr>
-        <w:t>Field Site Manager</w:t>
-      </w:r>
-      <w:r>
-        <w:rPr>
-          <w:rFonts w:eastAsia="Calibri" w:cs="Calibri"/>
-          <w:sz w:val="20"/>
-          <w:szCs w:val="20"/>
-        </w:rPr>
-        <w:t xml:space="preserve">  |  Jun 2012–Jan 2014</w:t>
-      </w:r>
-    </w:p>
-    <w:p>
-      <w:pPr>
-        <w:pStyle w:val="ListParagraph"/>
-        <w:numPr>
-          <w:ilvl w:val="0"/>
-          <w:numId w:val="1"/>
-        </w:numPr>
-        <w:spacing w:before="0" w:after="30"/>
-        <w:rPr/>
-      </w:pPr>
-      <w:r>
-        <w:rPr>
-          <w:rFonts w:eastAsia="Calibri" w:cs="Calibri"/>
-          <w:sz w:val="20"/>
-          <w:szCs w:val="20"/>
-        </w:rPr>
-        <w:t>Ran personnel, logistics, safety, budgets and research data collection at a remote, high-altitude primate field station under tight operational, financial and physical constraints.</w:t>
-      </w:r>
-    </w:p>
-    <w:p>
-      <w:pPr>
-        <w:pStyle w:val="ListParagraph"/>
-        <w:numPr>
-          <w:ilvl w:val="0"/>
-          <w:numId w:val="1"/>
-        </w:numPr>
-        <w:spacing w:before="0" w:after="30"/>
-        <w:rPr/>
-      </w:pPr>
-      <w:r>
-        <w:rPr>
-          <w:rFonts w:eastAsia="Calibri" w:cs="Calibri"/>
-          <w:sz w:val="20"/>
-          <w:szCs w:val="20"/>
-        </w:rPr>
-        <w:t>Maintained and heavily extended the station's Palm Pilot data-collection software (NSBasic) with no prior programming experience and no internet access, including a custom text-file persistence layer the platform didn't natively support.</w:t>
+        <w:rPr/>
+      </w:pPr>
+      <w:r>
+        <w:rPr>
+          <w:rFonts w:eastAsia="Calibri" w:cs="Calibri"/>
+          <w:sz w:val="20"/>
+          <w:szCs w:val="20"/>
+        </w:rPr>
+        <w:t>Ricker and stochastic eco-evolutionary models in Clojure and Python with bifurcation and Lyapunov analysis.</w:t>
       </w:r>
     </w:p>
     <w:p>
@@ -864,228 +863,6 @@
           <w:sz w:val="22"/>
           <w:szCs w:val="22"/>
         </w:rPr>
-        <w:t>PROJECTS</w:t>
-      </w:r>
-    </w:p>
-    <w:p>
-      <w:pPr>
-        <w:pStyle w:val="Normal"/>
-        <w:spacing w:before="90" w:after="10"/>
-        <w:rPr/>
-      </w:pPr>
-      <w:r>
-        <w:rPr>
-          <w:rFonts w:eastAsia="Calibri" w:cs="Calibri"/>
-          <w:b/>
-          <w:bCs/>
-          <w:sz w:val="22"/>
-          <w:szCs w:val="22"/>
-        </w:rPr>
-        <w:t>WUIXpose</w:t>
-      </w:r>
-      <w:r>
-        <w:rPr>
-          <w:rFonts w:eastAsia="Calibri" w:cs="Calibri"/>
-          <w:sz w:val="20"/>
-          <w:szCs w:val="20"/>
-        </w:rPr>
-        <w:t xml:space="preserve">  |  2026</w:t>
-      </w:r>
-    </w:p>
-    <w:p>
-      <w:pPr>
-        <w:pStyle w:val="Normal"/>
-        <w:spacing w:before="0" w:after="20"/>
-        <w:rPr/>
-      </w:pPr>
-      <w:r>
-        <w:rPr>
-          <w:rFonts w:eastAsia="Calibri" w:cs="Calibri"/>
-          <w:b/>
-          <w:bCs/>
-          <w:sz w:val="20"/>
-          <w:szCs w:val="20"/>
-        </w:rPr>
-        <w:t>Open source: Python, Django, PostGIS and React</w:t>
-      </w:r>
-    </w:p>
-    <w:p>
-      <w:pPr>
-        <w:pStyle w:val="ListParagraph"/>
-        <w:numPr>
-          <w:ilvl w:val="0"/>
-          <w:numId w:val="1"/>
-        </w:numPr>
-        <w:spacing w:before="0" w:after="30"/>
-        <w:rPr/>
-      </w:pPr>
-      <w:r>
-        <w:rPr>
-          <w:rFonts w:eastAsia="Calibri" w:cs="Calibri"/>
-          <w:sz w:val="20"/>
-          <w:szCs w:val="20"/>
-        </w:rPr>
-        <w:t>Building a wildfire mitigation tool that maps home ignition zones around every structure in Boulder County from parcel, footprint and address data, on Django, GeoDjango, DRF, PostGIS, React and MapLibre.</w:t>
-      </w:r>
-    </w:p>
-    <w:p>
-      <w:pPr>
-        <w:pStyle w:val="ListParagraph"/>
-        <w:numPr>
-          <w:ilvl w:val="0"/>
-          <w:numId w:val="1"/>
-        </w:numPr>
-        <w:spacing w:before="0" w:after="30"/>
-        <w:rPr/>
-      </w:pPr>
-      <w:r>
-        <w:rPr>
-          <w:rFonts w:eastAsia="Calibri" w:cs="Calibri"/>
-          <w:sz w:val="20"/>
-          <w:szCs w:val="20"/>
-        </w:rPr>
-        <w:t>Serves map data as PostGIS-generated vector tiles; keeps incremental jobs correct with database triggers that track geometry changes and versioned zone rules.</w:t>
-      </w:r>
-    </w:p>
-    <w:p>
-      <w:pPr>
-        <w:pStyle w:val="Normal"/>
-        <w:spacing w:before="90" w:after="10"/>
-        <w:rPr/>
-      </w:pPr>
-      <w:r>
-        <w:rPr>
-          <w:rFonts w:eastAsia="Calibri" w:cs="Calibri"/>
-          <w:b/>
-          <w:bCs/>
-          <w:sz w:val="22"/>
-          <w:szCs w:val="22"/>
-        </w:rPr>
-        <w:t>Wildfire risk and edge photogrammetry</w:t>
-      </w:r>
-      <w:r>
-        <w:rPr>
-          <w:rFonts w:eastAsia="Calibri" w:cs="Calibri"/>
-          <w:sz w:val="20"/>
-          <w:szCs w:val="20"/>
-        </w:rPr>
-        <w:t xml:space="preserve">  |  2026</w:t>
-      </w:r>
-    </w:p>
-    <w:p>
-      <w:pPr>
-        <w:pStyle w:val="Normal"/>
-        <w:spacing w:before="0" w:after="20"/>
-        <w:rPr/>
-      </w:pPr>
-      <w:r>
-        <w:rPr>
-          <w:rFonts w:eastAsia="Calibri" w:cs="Calibri"/>
-          <w:b/>
-          <w:bCs/>
-          <w:sz w:val="20"/>
-          <w:szCs w:val="20"/>
-        </w:rPr>
-        <w:t>Technical and business exploration</w:t>
-      </w:r>
-    </w:p>
-    <w:p>
-      <w:pPr>
-        <w:pStyle w:val="ListParagraph"/>
-        <w:numPr>
-          <w:ilvl w:val="0"/>
-          <w:numId w:val="1"/>
-        </w:numPr>
-        <w:spacing w:before="0" w:after="30"/>
-        <w:rPr/>
-      </w:pPr>
-      <w:r>
-        <w:rPr>
-          <w:rFonts w:eastAsia="Calibri" w:cs="Calibri"/>
-          <w:sz w:val="20"/>
-          <w:szCs w:val="20"/>
-        </w:rPr>
-        <w:t>Designed a wildfire-risk assessment service combining UAV and on-foot photogrammetry with a reporting pipeline that turns field observations into conservative, plain-language assessments, using constrained local inference checked by an independent auditing agent.</w:t>
-      </w:r>
-    </w:p>
-    <w:p>
-      <w:pPr>
-        <w:pStyle w:val="Normal"/>
-        <w:spacing w:before="90" w:after="10"/>
-        <w:rPr/>
-      </w:pPr>
-      <w:r>
-        <w:rPr>
-          <w:rFonts w:eastAsia="Calibri" w:cs="Calibri"/>
-          <w:b/>
-          <w:bCs/>
-          <w:sz w:val="22"/>
-          <w:szCs w:val="22"/>
-        </w:rPr>
-        <w:t>Computational ecology</w:t>
-      </w:r>
-      <w:r>
-        <w:rPr>
-          <w:rFonts w:eastAsia="Calibri" w:cs="Calibri"/>
-          <w:sz w:val="20"/>
-          <w:szCs w:val="20"/>
-        </w:rPr>
-        <w:t xml:space="preserve">  |  2026</w:t>
-      </w:r>
-    </w:p>
-    <w:p>
-      <w:pPr>
-        <w:pStyle w:val="Normal"/>
-        <w:spacing w:before="0" w:after="20"/>
-        <w:rPr/>
-      </w:pPr>
-      <w:r>
-        <w:rPr>
-          <w:rFonts w:eastAsia="Calibri" w:cs="Calibri"/>
-          <w:b/>
-          <w:bCs/>
-          <w:sz w:val="20"/>
-          <w:szCs w:val="20"/>
-        </w:rPr>
-        <w:t>Clojure, Python and scientific computing</w:t>
-      </w:r>
-    </w:p>
-    <w:p>
-      <w:pPr>
-        <w:pStyle w:val="ListParagraph"/>
-        <w:numPr>
-          <w:ilvl w:val="0"/>
-          <w:numId w:val="1"/>
-        </w:numPr>
-        <w:spacing w:before="0" w:after="30"/>
-        <w:rPr/>
-      </w:pPr>
-      <w:r>
-        <w:rPr>
-          <w:rFonts w:eastAsia="Calibri" w:cs="Calibri"/>
-          <w:sz w:val="20"/>
-          <w:szCs w:val="20"/>
-        </w:rPr>
-        <w:t>Built Ricker and stochastic eco-evolutionary population models in Clojure and Python (NumPy, SciPy), with equilibrium and cycle detection, Lyapunov exponent estimation and bifurcation analysis.</w:t>
-      </w:r>
-    </w:p>
-    <w:p>
-      <w:pPr>
-        <w:pStyle w:val="Normal"/>
-        <w:pBdr>
-          <w:bottom w:val="single" w:sz="6" w:space="2" w:color="999999"/>
-        </w:pBdr>
-        <w:spacing w:before="160" w:after="60"/>
-        <w:rPr/>
-      </w:pPr>
-      <w:r>
-        <w:rPr>
-          <w:rFonts w:eastAsia="Calibri" w:cs="Calibri"/>
-          <w:b/>
-          <w:bCs/>
-          <w:sz w:val="22"/>
-          <w:szCs w:val="22"/>
-        </w:rPr>
         <w:t>SKILLS</w:t>
       </w:r>
     </w:p>
@@ -1136,7 +913,7 @@
           <w:sz w:val="20"/>
           <w:szCs w:val="20"/>
         </w:rPr>
-        <w:t>React, NextJS, Node.js, NestJS, Django, Ruby on Rails, Express, Dropwizard, Angular, Vue, REST, GraphQL, HTML, CSS, SASS/SCSS</w:t>
+        <w:t>React, NextJS, Node.js, NestJS, Django, Express, Dropwizard, REST, GraphQL</w:t>
       </w:r>
     </w:p>
     <w:p>
@@ -1161,7 +938,7 @@
           <w:sz w:val="20"/>
           <w:szCs w:val="20"/>
         </w:rPr>
-        <w:t>PostgreSQL, MySQL, MongoDB, PostGIS, Redis, Elasticsearch, GCP and S3-based data lakes</w:t>
+        <w:t>PostgreSQL, PostGIS, MySQL, Redis, Elasticsearch, MongoDB</w:t>
       </w:r>
     </w:p>
     <w:p>
@@ -1186,7 +963,7 @@
           <w:sz w:val="20"/>
           <w:szCs w:val="20"/>
         </w:rPr>
-        <w:t>AWS (S3, EC2, EKS, Lambda, RDS/Aurora, KMS, IAM, CloudFront); GCP (GKE, Cloud Run, BigQuery, Pub/Sub, Cloud SQL, IAM, Cloud Storage); Kubernetes, Helm, Docker, Terraform, Linux, KVM/QEMU, Proxmox, Tailscale; networking</w:t>
+        <w:t>AWS (EC2, EKS, Lambda, RDS, S3, KMS); GCP (GKE, Cloud Run, Cloud SQL, BigQuery, Pub/Sub); Kubernetes, Helm, Docker, Terraform, GitHub Actions</w:t>
       </w:r>
     </w:p>
     <w:p>
@@ -1203,32 +980,7 @@
           <w:sz w:val="20"/>
           <w:szCs w:val="20"/>
         </w:rPr>
-        <w:t xml:space="preserve">Delivery and observability: </w:t>
-      </w:r>
-      <w:r>
-        <w:rPr>
-          <w:rFonts w:eastAsia="Calibri" w:cs="Calibri"/>
-          <w:sz w:val="20"/>
-          <w:szCs w:val="20"/>
-        </w:rPr>
-        <w:t>Git, GitHub Actions, Buildkite, Jenkins, CI/CD pipelines, Datadog, New Relic, Prometheus, Graylog</w:t>
-      </w:r>
-    </w:p>
-    <w:p>
-      <w:pPr>
-        <w:pStyle w:val="Normal"/>
-        <w:spacing w:before="0" w:after="40"/>
-        <w:rPr/>
-      </w:pPr>
-      <w:r>
-        <w:rPr>
-          <w:rFonts w:eastAsia="Calibri" w:cs="Calibri"/>
-          <w:b/>
-          <w:bCs/>
-          <w:sz w:val="20"/>
-          <w:szCs w:val="20"/>
-        </w:rPr>
-        <w:t xml:space="preserve">Process: </w:t>
+        <w:t xml:space="preserve">AI and agentic systems: </w:t>
       </w:r>
       <w:r>
         <w:rPr>
@@ -1238,15 +990,7 @@
           <w:sz w:val="20"/>
           <w:szCs w:val="20"/>
         </w:rPr>
-        <w:t xml:space="preserve">Agile, </w:t>
-      </w:r>
-      <w:r>
-        <w:rPr>
-          <w:rFonts w:eastAsia="Calibri" w:cs="Calibri"/>
-          <w:sz w:val="20"/>
-          <w:szCs w:val="20"/>
-        </w:rPr>
-        <w:t>Kanban, Scrum, XP (pairing, mob programming), Jira, Confluence, GitHub Projects, Pivotal Tracker</w:t>
+        <w:t>Claude Code, Codex, Qwen Code and OpenCode run in parallel with repo-level agent instructions and CI/pre-commit guardrails; LiteLLM routing to local Qwen and Gemma models</w:t>
       </w:r>
     </w:p>
     <w:p>
@@ -1263,21 +1007,15 @@
           <w:sz w:val="20"/>
           <w:szCs w:val="20"/>
         </w:rPr>
-        <w:t xml:space="preserve">AI and agentic systems: </w:t>
-      </w:r>
-      <w:r>
-        <w:rPr>
-          <w:rFonts w:eastAsia="Calibri" w:cs="Calibri"/>
-          <w:b w:val="false"/>
-          <w:bCs w:val="false"/>
-          <w:sz w:val="20"/>
-          <w:szCs w:val="20"/>
-        </w:rPr>
-        <w:t>P</w:t>
-      </w:r>
-      <w:r>
-        <w:rPr/>
-        <w:t>arallel agentic development across Claude Code, Codex, Qwen Code and OpenCode, with repo-level agent instructions and CI/pre-commit guardrails; LiteLLM routing to local Qwen and Gemma models</w:t>
+        <w:t xml:space="preserve">Security and cryptography: </w:t>
+      </w:r>
+      <w:r>
+        <w:rPr>
+          <w:rFonts w:eastAsia="Calibri" w:cs="Calibri"/>
+          <w:sz w:val="20"/>
+          <w:szCs w:val="20"/>
+        </w:rPr>
+        <w:t>AES-256 field-level encryption, key management, digital signatures, Keycloak</w:t>
       </w:r>
     </w:p>
     <w:p>
@@ -1294,31 +1032,6 @@
           <w:sz w:val="20"/>
           <w:szCs w:val="20"/>
         </w:rPr>
-        <w:t xml:space="preserve">Security and cryptography: </w:t>
-      </w:r>
-      <w:r>
-        <w:rPr>
-          <w:rFonts w:eastAsia="Calibri" w:cs="Calibri"/>
-          <w:sz w:val="20"/>
-          <w:szCs w:val="20"/>
-        </w:rPr>
-        <w:t>AES-256 and field-level encryption of cardholder data and SSNs, key management, digital signatures, salted hashing (bcrypt), Keccak/SHA-family hashing, Keycloak</w:t>
-      </w:r>
-    </w:p>
-    <w:p>
-      <w:pPr>
-        <w:pStyle w:val="Normal"/>
-        <w:spacing w:before="0" w:after="40"/>
-        <w:rPr/>
-      </w:pPr>
-      <w:r>
-        <w:rPr>
-          <w:rFonts w:eastAsia="Calibri" w:cs="Calibri"/>
-          <w:b/>
-          <w:bCs/>
-          <w:sz w:val="20"/>
-          <w:szCs w:val="20"/>
-        </w:rPr>
         <w:t xml:space="preserve">Risk and compliance: </w:t>
       </w:r>
       <w:r>
@@ -1327,7 +1040,7 @@
           <w:sz w:val="20"/>
           <w:szCs w:val="20"/>
         </w:rPr>
-        <w:t>PCI DSS (Level 1 build, raw card handling), HIPAA, FERPA, KYC/AML, GDPR/CCPA; security, privacy and incident response</w:t>
+        <w:t>PCI DSS Level 1, HIPAA, FERPA, KYC/AML, GDPR/CCPA</w:t>
       </w:r>
     </w:p>
     <w:p>

--- a/dist/Levi_Skye_Morris_CV.docx
+++ b/dist/Levi_Skye_Morris_CV.docx
@@ -23,15 +23,19 @@
       <w:pPr>
         <w:pStyle w:val="Normal"/>
         <w:spacing w:before="0" w:after="40"/>
-        <w:rPr/>
-      </w:pPr>
-      <w:r>
-        <w:rPr>
-          <w:rFonts w:eastAsia="Calibri" w:cs="Calibri"/>
-          <w:sz w:val="20"/>
-          <w:szCs w:val="20"/>
-        </w:rPr>
-        <w:t>Staff / Principal Engineer | Payments, Data &amp; Platform Systems | Former CTO</w:t>
+        <w:rPr>
+          <w:rFonts w:eastAsia="Calibri" w:cs="Calibri"/>
+          <w:sz w:val="20"/>
+          <w:szCs w:val="20"/>
+        </w:rPr>
+      </w:pPr>
+      <w:r>
+        <w:rPr>
+          <w:rFonts w:eastAsia="Calibri" w:cs="Calibri"/>
+          <w:sz w:val="20"/>
+          <w:szCs w:val="20"/>
+        </w:rPr>
+        <w:t>Engineering Leader | Staff / Principal Engineer | Payments, Data &amp; Platform Systems</w:t>
       </w:r>
     </w:p>
     <w:p>
@@ -73,15 +77,43 @@
       <w:pPr>
         <w:pStyle w:val="Normal"/>
         <w:spacing w:before="0" w:after="40"/>
-        <w:rPr/>
-      </w:pPr>
-      <w:r>
-        <w:rPr>
-          <w:rFonts w:eastAsia="Calibri" w:cs="Calibri"/>
-          <w:sz w:val="20"/>
-          <w:szCs w:val="20"/>
-        </w:rPr>
-        <w:t>Hands-on staff/principal engineer and former CTO with 11+ years building ledgers, payment gateways and compliant distributed systems for sensitive financial and health data. Led the rebuild of a high-risk payments platform and kept it at 99.9% uptime through banking loss, deplatforming and persistent attacks.</w:t>
+        <w:rPr>
+          <w:rFonts w:eastAsia="Calibri" w:cs="Calibri"/>
+          <w:sz w:val="20"/>
+          <w:szCs w:val="20"/>
+        </w:rPr>
+      </w:pPr>
+      <w:r>
+        <w:rPr>
+          <w:rFonts w:eastAsia="Calibri" w:cs="Calibri"/>
+          <w:sz w:val="20"/>
+          <w:szCs w:val="20"/>
+        </w:rPr>
+        <w:t xml:space="preserve">Hands-on engineering leader and former CTO with 11+ years building ledgers, payment gateways and compliant distributed systems. Led up to 20 engineers across five countries, owning hiring, coaching and performance management, while </w:t>
+      </w:r>
+      <w:r>
+        <w:rPr>
+          <w:rFonts w:eastAsia="Calibri" w:cs="Calibri"/>
+          <w:sz w:val="20"/>
+          <w:szCs w:val="20"/>
+        </w:rPr>
+        <w:t>s</w:t>
+      </w:r>
+      <w:r>
+        <w:rPr>
+          <w:rFonts w:eastAsia="Calibri" w:cs="Calibri"/>
+          <w:sz w:val="20"/>
+          <w:szCs w:val="20"/>
+        </w:rPr>
+        <w:t>till operating as the</w:t>
+      </w:r>
+      <w:r>
+        <w:rPr>
+          <w:rFonts w:eastAsia="Calibri" w:cs="Calibri"/>
+          <w:sz w:val="20"/>
+          <w:szCs w:val="20"/>
+        </w:rPr>
+        <w:t xml:space="preserve"> principal engineer on a high-risk payments platform with its own ledger, KYC/AML and on-chain plus fiat settlement rails, kept at 99.9% uptime through banking loss and persistent attacks.</w:t>
       </w:r>
     </w:p>
     <w:p>
@@ -106,31 +138,7 @@
           <w:sz w:val="20"/>
           <w:szCs w:val="20"/>
         </w:rPr>
-        <w:t xml:space="preserve">TypeScript, Python, Java, Kotlin, </w:t>
-      </w:r>
-      <w:r>
-        <w:rPr>
-          <w:rFonts w:eastAsia="Calibri" w:cs="Calibri"/>
-          <w:sz w:val="20"/>
-          <w:szCs w:val="20"/>
-        </w:rPr>
-        <w:t>C</w:t>
-      </w:r>
-      <w:r>
-        <w:rPr>
-          <w:rFonts w:eastAsia="Calibri" w:cs="Calibri"/>
-          <w:sz w:val="20"/>
-          <w:szCs w:val="20"/>
-        </w:rPr>
-        <w:t>lojure,</w:t>
-      </w:r>
-      <w:r>
-        <w:rPr>
-          <w:rFonts w:eastAsia="Calibri" w:cs="Calibri"/>
-          <w:sz w:val="20"/>
-          <w:szCs w:val="20"/>
-        </w:rPr>
-        <w:t xml:space="preserve"> PostgreSQL, PostGIS, Django, NestJS, AWS, GCP, Kubernetes, Terraform</w:t>
+        <w:t>TypeScript, Python, Java, Kotlin, Clojure, PostgreSQL, PostGIS, Django, NestJS, AWS, GCP, Kubernetes, Terraform</w:t>
       </w:r>
     </w:p>
     <w:p>
@@ -316,15 +324,69 @@
           <w:numId w:val="1"/>
         </w:numPr>
         <w:spacing w:before="0" w:after="30"/>
-        <w:rPr/>
-      </w:pPr>
-      <w:r>
-        <w:rPr>
-          <w:rFonts w:eastAsia="Calibri" w:cs="Calibri"/>
-          <w:sz w:val="20"/>
-          <w:szCs w:val="20"/>
-        </w:rPr>
-        <w:t>Secured payment infrastructure and signing keys against persistent, well-resourced attackers, with most funds held cold so no exploit could threaten solvency.</w:t>
+        <w:rPr>
+          <w:rFonts w:eastAsia="Calibri" w:cs="Calibri"/>
+          <w:sz w:val="20"/>
+          <w:szCs w:val="20"/>
+        </w:rPr>
+      </w:pPr>
+      <w:r>
+        <w:rPr>
+          <w:rFonts w:eastAsia="Calibri" w:cs="Calibri"/>
+          <w:sz w:val="20"/>
+          <w:szCs w:val="20"/>
+        </w:rPr>
+        <w:t xml:space="preserve">Secured </w:t>
+      </w:r>
+      <w:r>
+        <w:rPr>
+          <w:rStyle w:val="Strong"/>
+          <w:rFonts w:eastAsia="Calibri" w:cs="Calibri"/>
+          <w:b w:val="false"/>
+          <w:bCs w:val="false"/>
+          <w:sz w:val="20"/>
+          <w:szCs w:val="20"/>
+        </w:rPr>
+        <w:t>digital asset custody, payments infrastructure</w:t>
+      </w:r>
+      <w:r>
+        <w:rPr>
+          <w:rFonts w:eastAsia="Calibri" w:cs="Calibri"/>
+          <w:sz w:val="20"/>
+          <w:szCs w:val="20"/>
+        </w:rPr>
+        <w:t xml:space="preserve"> and signing keys against persistent, well-resourced attackers, with most funds held in </w:t>
+      </w:r>
+      <w:r>
+        <w:rPr>
+          <w:rStyle w:val="Strong"/>
+          <w:rFonts w:eastAsia="Calibri" w:cs="Calibri"/>
+          <w:b w:val="false"/>
+          <w:bCs w:val="false"/>
+          <w:sz w:val="20"/>
+          <w:szCs w:val="20"/>
+        </w:rPr>
+        <w:t>cold</w:t>
+      </w:r>
+      <w:r>
+        <w:rPr>
+          <w:rStyle w:val="Strong"/>
+          <w:rFonts w:eastAsia="Calibri" w:cs="Calibri"/>
+          <w:sz w:val="20"/>
+          <w:szCs w:val="20"/>
+        </w:rPr>
+        <w:t xml:space="preserve"> </w:t>
+      </w:r>
+      <w:r>
+        <w:rPr>
+          <w:rStyle w:val="Strong"/>
+          <w:rFonts w:eastAsia="Calibri" w:cs="Calibri"/>
+          <w:b w:val="false"/>
+          <w:bCs w:val="false"/>
+          <w:sz w:val="20"/>
+          <w:szCs w:val="20"/>
+        </w:rPr>
+        <w:t>storage.</w:t>
       </w:r>
     </w:p>
     <w:p>
@@ -343,7 +405,7 @@
           <w:sz w:val="20"/>
           <w:szCs w:val="20"/>
         </w:rPr>
-        <w:t>Architected SpankPay.me, keeping independent creators paid after mainstream processors deplatformed them.</w:t>
+        <w:t>Architected SpankPay.me, keeping independent creators paid after mainstream platforms dropped them.</w:t>
       </w:r>
     </w:p>
     <w:p>
@@ -362,7 +424,7 @@
           <w:sz w:val="20"/>
           <w:szCs w:val="20"/>
         </w:rPr>
-        <w:t>Maintained 99.9% uptime through the loss of banking partners and deplatforming; retained about 80% of the core team through a product sunset.</w:t>
+        <w:t>Maintained 99.9% uptime through the loss of banking partners; retained 80% of the core team through a product sunset.</w:t>
       </w:r>
     </w:p>
     <w:p>
@@ -380,12 +442,8 @@
         </w:rPr>
       </w:pPr>
       <w:r>
-        <w:rPr>
-          <w:rFonts w:eastAsia="Calibri" w:cs="Calibri"/>
-          <w:sz w:val="20"/>
-          <w:szCs w:val="20"/>
-        </w:rPr>
-        <w:t>Led 8–10 engineers across five countries plus a contracted team; mentored a bootcamp hire into a production backend engineer within four months.</w:t>
+        <w:rPr/>
+        <w:t>Led up to 20 engineers across five countries; mentored multiple bootcamp graduates to full productivity across the stack, from infra/platform to frontend, within a quarter of hire.</w:t>
       </w:r>
     </w:p>
     <w:p>
@@ -454,7 +512,7 @@
           <w:sz w:val="20"/>
           <w:szCs w:val="20"/>
         </w:rPr>
-        <w:t>Led a three-person payments team; built a PCI DSS Level 1 payment gateway with AES-256 encryption of cardholder data.</w:t>
+        <w:t>Led a three-person payments team; built a PCI DSS Level 1 payment gateway in Kotlin/Dropwizard/PostgreSQL with AES-256 encryption of cardholder data.</w:t>
       </w:r>
     </w:p>
     <w:p>
@@ -691,15 +749,19 @@
           <w:numId w:val="1"/>
         </w:numPr>
         <w:spacing w:before="0" w:after="30"/>
-        <w:rPr/>
-      </w:pPr>
-      <w:r>
-        <w:rPr>
-          <w:rFonts w:eastAsia="Calibri" w:cs="Calibri"/>
-          <w:sz w:val="20"/>
-          <w:szCs w:val="20"/>
-        </w:rPr>
-        <w:t>Ran a remote, high-altitude primate research station; extended its Palm Pilot data-collection software with no prior programming experience.</w:t>
+        <w:rPr>
+          <w:rFonts w:eastAsia="Calibri" w:cs="Calibri"/>
+          <w:sz w:val="20"/>
+          <w:szCs w:val="20"/>
+        </w:rPr>
+      </w:pPr>
+      <w:r>
+        <w:rPr>
+          <w:rFonts w:eastAsia="Calibri" w:cs="Calibri"/>
+          <w:sz w:val="20"/>
+          <w:szCs w:val="20"/>
+        </w:rPr>
+        <w:t>Ran a remote, high-altitude primate research station and extended its Palm Pilot data-collection software in the field.</w:t>
       </w:r>
     </w:p>
     <w:p>
@@ -1543,6 +1605,13 @@
     <w:rPr>
       <w:sz w:val="20"/>
       <w:szCs w:val="20"/>
+    </w:rPr>
+  </w:style>
+  <w:style w:type="character" w:styleId="Strong">
+    <w:name w:val="Strong"/>
+    <w:rPr>
+      <w:b/>
+      <w:bCs/>
     </w:rPr>
   </w:style>
   <w:style w:type="paragraph" w:styleId="Heading">

--- a/dist/Levi_Skye_Morris_CV.docx
+++ b/dist/Levi_Skye_Morris_CV.docx
@@ -89,31 +89,7 @@
           <w:sz w:val="20"/>
           <w:szCs w:val="20"/>
         </w:rPr>
-        <w:t xml:space="preserve">Hands-on engineering leader and former CTO with 11+ years building ledgers, payment gateways and compliant distributed systems. Led up to 20 engineers across five countries, owning hiring, coaching and performance management, while </w:t>
-      </w:r>
-      <w:r>
-        <w:rPr>
-          <w:rFonts w:eastAsia="Calibri" w:cs="Calibri"/>
-          <w:sz w:val="20"/>
-          <w:szCs w:val="20"/>
-        </w:rPr>
-        <w:t>s</w:t>
-      </w:r>
-      <w:r>
-        <w:rPr>
-          <w:rFonts w:eastAsia="Calibri" w:cs="Calibri"/>
-          <w:sz w:val="20"/>
-          <w:szCs w:val="20"/>
-        </w:rPr>
-        <w:t>till operating as the</w:t>
-      </w:r>
-      <w:r>
-        <w:rPr>
-          <w:rFonts w:eastAsia="Calibri" w:cs="Calibri"/>
-          <w:sz w:val="20"/>
-          <w:szCs w:val="20"/>
-        </w:rPr>
-        <w:t xml:space="preserve"> principal engineer on a high-risk payments platform with its own ledger, KYC/AML and on-chain plus fiat settlement rails, kept at 99.9% uptime through banking loss and persistent attacks.</w:t>
+        <w:t>Hands-on engineering leader and former CTO with 11+ years building ledgers, payment gateways and compliant distributed systems. Led up to 20 engineers across five countries, owning hiring, coaching and performance management, while still operating as the principal engineer on a high-risk payments platform with its own ledger, KYC/AML and on-chain plus fiat settlement rails, kept at 99.9% uptime through banking loss and persistent attacks.</w:t>
       </w:r>
     </w:p>
     <w:p>
@@ -604,7 +580,31 @@
           <w:sz w:val="20"/>
           <w:szCs w:val="20"/>
         </w:rPr>
-        <w:t>Led a 3–5-person team building a HIPAA/FERPA-compliant health record platform on Node.js, PostgreSQL and AWS.</w:t>
+        <w:t xml:space="preserve">Led a 3–5-person team building a HIPAA/FERPA-compliant </w:t>
+      </w:r>
+      <w:r>
+        <w:rPr>
+          <w:rFonts w:eastAsia="Calibri" w:cs="Calibri"/>
+          <w:sz w:val="20"/>
+          <w:szCs w:val="20"/>
+        </w:rPr>
+        <w:t>E</w:t>
+      </w:r>
+      <w:r>
+        <w:rPr>
+          <w:rFonts w:eastAsia="Calibri" w:cs="Calibri"/>
+          <w:sz w:val="20"/>
+          <w:szCs w:val="20"/>
+        </w:rPr>
+        <w:t>HR system</w:t>
+      </w:r>
+      <w:r>
+        <w:rPr>
+          <w:rFonts w:eastAsia="Calibri" w:cs="Calibri"/>
+          <w:sz w:val="20"/>
+          <w:szCs w:val="20"/>
+        </w:rPr>
+        <w:t xml:space="preserve"> on Node.js, PostgreSQL and AWS.</w:t>
       </w:r>
     </w:p>
     <w:p>
@@ -619,7 +619,7 @@
       </w:pPr>
       <w:r>
         <w:rPr/>
-        <w:t>Resolved severe PostgreSQL bottlenecks (query plans, indexing, recursive CTEs) as monthly payment volume grew from six to seven figures.</w:t>
+        <w:t>Resolved severe API and PostgreSQL bottlenecks with query-plan analysis, indexing, recursive CTEs and targeted GraphQL endpoints alongside the REST API as monthly payment volume grew from six to seven figures.</w:t>
       </w:r>
     </w:p>
     <w:p>

--- a/dist/Levi_Skye_Morris_CV.docx
+++ b/dist/Levi_Skye_Morris_CV.docx
@@ -35,7 +35,7 @@
           <w:sz w:val="20"/>
           <w:szCs w:val="20"/>
         </w:rPr>
-        <w:t>Engineering Leader | Staff / Principal Engineer | Payments, Data &amp; Platform Systems</w:t>
+        <w:t>Engineering Leader | Staff / Principal Engineer | Former CTO</w:t>
       </w:r>
     </w:p>
     <w:p>
@@ -89,7 +89,23 @@
           <w:sz w:val="20"/>
           <w:szCs w:val="20"/>
         </w:rPr>
-        <w:t>Hands-on engineering leader and former CTO with 11+ years building ledgers, payment gateways and compliant distributed systems. Led up to 20 engineers across five countries, owning hiring, coaching and performance management, while still operating as the principal engineer on a high-risk payments platform with its own ledger, KYC/AML and on-chain plus fiat settlement rails, kept at 99.9% uptime through banking loss and persistent attacks.</w:t>
+        <w:t xml:space="preserve">Hands-on engineering leader and former CTO with </w:t>
+      </w:r>
+      <w:r>
+        <w:rPr/>
+        <w:t>11+ years building compliant, data-intensive systems across health care, e-commerce, payments and geospatial domains</w:t>
+      </w:r>
+      <w:r>
+        <w:rPr>
+          <w:rFonts w:eastAsia="Calibri" w:cs="Calibri"/>
+          <w:sz w:val="20"/>
+          <w:szCs w:val="20"/>
+        </w:rPr>
+        <w:t>. Led up to 20 engineers across five countries, owning hiring, coaching and performance management, while still operating as the principal engineer on a high-risk payments platform with its own ledger, KYC/AML and on-chain plus fiat settlement rails, kept at 99.9% uptime through banking loss and persistent attacks. Currently</w:t>
+      </w:r>
+      <w:r>
+        <w:rPr/>
+        <w:t xml:space="preserve"> building wildfire-risk assessment tools using PostGIS, UAV photogrammetry and local LLM pipelines.</w:t>
       </w:r>
     </w:p>
     <w:p>
@@ -106,15 +122,15 @@
           <w:sz w:val="20"/>
           <w:szCs w:val="20"/>
         </w:rPr>
-        <w:t xml:space="preserve">Core stack: </w:t>
-      </w:r>
-      <w:r>
-        <w:rPr>
-          <w:rFonts w:eastAsia="Calibri" w:cs="Calibri"/>
-          <w:sz w:val="20"/>
-          <w:szCs w:val="20"/>
-        </w:rPr>
-        <w:t>TypeScript, Python, Java, Kotlin, Clojure, PostgreSQL, PostGIS, Django, NestJS, AWS, GCP, Kubernetes, Terraform</w:t>
+        <w:t>Core Technologies:</w:t>
+      </w:r>
+      <w:r>
+        <w:rPr>
+          <w:rFonts w:eastAsia="Calibri" w:cs="Calibri"/>
+          <w:sz w:val="20"/>
+          <w:szCs w:val="20"/>
+        </w:rPr>
+        <w:t xml:space="preserve"> Python, Java, Kotlin, Clojure, TypeScript, React, Django, NestJS, PostgreSQL, PostGIS, AWS, GCP, Kubernetes</w:t>
       </w:r>
     </w:p>
     <w:p>
@@ -151,15 +167,15 @@
           <w:sz w:val="22"/>
           <w:szCs w:val="22"/>
         </w:rPr>
-        <w:t>SpankChain</w:t>
-      </w:r>
-      <w:r>
-        <w:rPr>
-          <w:rFonts w:eastAsia="Calibri" w:cs="Calibri"/>
-          <w:sz w:val="20"/>
-          <w:szCs w:val="20"/>
-        </w:rPr>
-        <w:t xml:space="preserve">  |  Remote</w:t>
+        <w:t>Morris Mitigation Services, LLC</w:t>
+      </w:r>
+      <w:r>
+        <w:rPr>
+          <w:rFonts w:eastAsia="Calibri" w:cs="Calibri"/>
+          <w:sz w:val="20"/>
+          <w:szCs w:val="20"/>
+        </w:rPr>
+        <w:t xml:space="preserve">  |  Boulder County, Colorado</w:t>
       </w:r>
     </w:p>
     <w:p>
@@ -176,65 +192,15 @@
           <w:sz w:val="20"/>
           <w:szCs w:val="20"/>
         </w:rPr>
-        <w:t>Chief Technology Officer / Principal Engineer</w:t>
-      </w:r>
-      <w:r>
-        <w:rPr>
-          <w:rFonts w:eastAsia="Calibri" w:cs="Calibri"/>
-          <w:sz w:val="20"/>
-          <w:szCs w:val="20"/>
-        </w:rPr>
-        <w:t xml:space="preserve"> |  Jul 2020–Apr 2026</w:t>
-      </w:r>
-    </w:p>
-    <w:p>
-      <w:pPr>
-        <w:pStyle w:val="Normal"/>
-        <w:spacing w:before="0" w:after="20"/>
-        <w:rPr/>
-      </w:pPr>
-      <w:r>
-        <w:rPr>
-          <w:rFonts w:eastAsia="Calibri" w:cs="Calibri"/>
-          <w:b/>
-          <w:bCs/>
-          <w:sz w:val="20"/>
-          <w:szCs w:val="20"/>
-        </w:rPr>
-        <w:t>Acting Head of Engineering</w:t>
-      </w:r>
-      <w:r>
-        <w:rPr>
-          <w:rFonts w:eastAsia="Calibri" w:cs="Calibri"/>
-          <w:sz w:val="20"/>
-          <w:szCs w:val="20"/>
-        </w:rPr>
-        <w:t xml:space="preserve">  |  Dec 2019–Jul 2020</w:t>
-      </w:r>
-    </w:p>
-    <w:p>
-      <w:pPr>
-        <w:pStyle w:val="Normal"/>
-        <w:spacing w:before="0" w:after="20"/>
-        <w:rPr/>
-      </w:pPr>
-      <w:r>
-        <w:rPr>
-          <w:rFonts w:eastAsia="Calibri" w:cs="Calibri"/>
-          <w:b/>
-          <w:bCs/>
-          <w:sz w:val="20"/>
-          <w:szCs w:val="20"/>
-        </w:rPr>
-        <w:t>Senior Software Engineer</w:t>
-      </w:r>
-      <w:r>
-        <w:rPr>
-          <w:rFonts w:eastAsia="Calibri" w:cs="Calibri"/>
-          <w:sz w:val="20"/>
-          <w:szCs w:val="20"/>
-        </w:rPr>
-        <w:t xml:space="preserve">  |  Apr 2019–Dec 2019</w:t>
+        <w:t>Founder &amp; Principal Engineer</w:t>
+      </w:r>
+      <w:r>
+        <w:rPr>
+          <w:rFonts w:eastAsia="Calibri" w:cs="Calibri"/>
+          <w:sz w:val="20"/>
+          <w:szCs w:val="20"/>
+        </w:rPr>
+        <w:t xml:space="preserve">  |  Feb 2026–Present</w:t>
       </w:r>
     </w:p>
     <w:p>
@@ -251,7 +217,7 @@
           <w:sz w:val="20"/>
           <w:szCs w:val="20"/>
         </w:rPr>
-        <w:t>High-risk payment processor for independent creators with its own ledger, KYC/AML and crypto plus fiat settlement rails.</w:t>
+        <w:t>Traditional and UAV-based wildfire-risk assessment and mitigation platform.</w:t>
       </w:r>
     </w:p>
     <w:p>
@@ -270,7 +236,7 @@
           <w:sz w:val="20"/>
           <w:szCs w:val="20"/>
         </w:rPr>
-        <w:t>Architected and led the rebuild of SpankPay v2, the company's ledger and payments platform, storing an opening balance on every transaction for fast, auditable balances.</w:t>
+        <w:t>Architecting, building and maintaining WUIXpose, an open-source Django/PostGIS/React platform that ingests county-level property and structure data and maps home ignition zones, serving as the frontend where assessors and property owners record mitigation assessments in the field.</w:t>
       </w:r>
     </w:p>
     <w:p>
@@ -289,7 +255,7 @@
           <w:sz w:val="20"/>
           <w:szCs w:val="20"/>
         </w:rPr>
-        <w:t>Kept balances correct under concurrent writes with explicit locks and serializable transactions; planned hot-account splitting and migrated balances via snapshot and backfill.</w:t>
+        <w:t>Serves map data as PostGIS vector tiles to a MapLibre frontend; database triggers keep incremental jobs correct as geometry changes.</w:t>
       </w:r>
     </w:p>
     <w:p>
@@ -300,69 +266,15 @@
           <w:numId w:val="1"/>
         </w:numPr>
         <w:spacing w:before="0" w:after="30"/>
-        <w:rPr>
-          <w:rFonts w:eastAsia="Calibri" w:cs="Calibri"/>
-          <w:sz w:val="20"/>
-          <w:szCs w:val="20"/>
-        </w:rPr>
-      </w:pPr>
-      <w:r>
-        <w:rPr>
-          <w:rFonts w:eastAsia="Calibri" w:cs="Calibri"/>
-          <w:sz w:val="20"/>
-          <w:szCs w:val="20"/>
-        </w:rPr>
-        <w:t xml:space="preserve">Secured </w:t>
-      </w:r>
-      <w:r>
-        <w:rPr>
-          <w:rStyle w:val="Strong"/>
-          <w:rFonts w:eastAsia="Calibri" w:cs="Calibri"/>
-          <w:b w:val="false"/>
-          <w:bCs w:val="false"/>
-          <w:sz w:val="20"/>
-          <w:szCs w:val="20"/>
-        </w:rPr>
-        <w:t>digital asset custody, payments infrastructure</w:t>
-      </w:r>
-      <w:r>
-        <w:rPr>
-          <w:rFonts w:eastAsia="Calibri" w:cs="Calibri"/>
-          <w:sz w:val="20"/>
-          <w:szCs w:val="20"/>
-        </w:rPr>
-        <w:t xml:space="preserve"> and signing keys against persistent, well-resourced attackers, with most funds held in </w:t>
-      </w:r>
-      <w:r>
-        <w:rPr>
-          <w:rStyle w:val="Strong"/>
-          <w:rFonts w:eastAsia="Calibri" w:cs="Calibri"/>
-          <w:b w:val="false"/>
-          <w:bCs w:val="false"/>
-          <w:sz w:val="20"/>
-          <w:szCs w:val="20"/>
-        </w:rPr>
-        <w:t>cold</w:t>
-      </w:r>
-      <w:r>
-        <w:rPr>
-          <w:rStyle w:val="Strong"/>
-          <w:rFonts w:eastAsia="Calibri" w:cs="Calibri"/>
-          <w:sz w:val="20"/>
-          <w:szCs w:val="20"/>
-        </w:rPr>
-        <w:t xml:space="preserve"> </w:t>
-      </w:r>
-      <w:r>
-        <w:rPr>
-          <w:rStyle w:val="Strong"/>
-          <w:rFonts w:eastAsia="Calibri" w:cs="Calibri"/>
-          <w:b w:val="false"/>
-          <w:bCs w:val="false"/>
-          <w:sz w:val="20"/>
-          <w:szCs w:val="20"/>
-        </w:rPr>
-        <w:t>storage.</w:t>
+        <w:rPr/>
+      </w:pPr>
+      <w:r>
+        <w:rPr>
+          <w:rFonts w:eastAsia="Calibri" w:cs="Calibri"/>
+          <w:sz w:val="20"/>
+          <w:szCs w:val="20"/>
+        </w:rPr>
+        <w:t>Developing a field-assessment-to-report pipeline: constrained LLM processing of field data on self-hosted models to preserve property-owner privacy, generating final WeasyPrint PDF reports that integrate photographic and narrative evidence.</w:t>
       </w:r>
     </w:p>
     <w:p>
@@ -381,7 +293,7 @@
           <w:sz w:val="20"/>
           <w:szCs w:val="20"/>
         </w:rPr>
-        <w:t>Architected SpankPay.me, keeping independent creators paid after mainstream platforms dropped them.</w:t>
+        <w:t>Developing ground and UAV photogrammetry workflows for parcel-level assessment against NFPA 1140 and IBHS standards. Exploring multispectral UAV data for vegetation health analysis and targeted intervention recommendations.</w:t>
       </w:r>
     </w:p>
     <w:p>
@@ -392,15 +304,19 @@
           <w:numId w:val="1"/>
         </w:numPr>
         <w:spacing w:before="0" w:after="30"/>
-        <w:rPr/>
-      </w:pPr>
-      <w:r>
-        <w:rPr>
-          <w:rFonts w:eastAsia="Calibri" w:cs="Calibri"/>
-          <w:sz w:val="20"/>
-          <w:szCs w:val="20"/>
-        </w:rPr>
-        <w:t>Maintained 99.9% uptime through the loss of banking partners; retained 80% of the core team through a product sunset.</w:t>
+        <w:rPr>
+          <w:rFonts w:eastAsia="Calibri" w:cs="Calibri"/>
+          <w:sz w:val="20"/>
+          <w:szCs w:val="20"/>
+        </w:rPr>
+      </w:pPr>
+      <w:r>
+        <w:rPr>
+          <w:rFonts w:eastAsia="Calibri" w:cs="Calibri"/>
+          <w:sz w:val="20"/>
+          <w:szCs w:val="20"/>
+        </w:rPr>
+        <w:t>Operating a local inference cluster for private data processing and reporting, using LiteLLM to route between open-weight and frontier models.</w:t>
       </w:r>
     </w:p>
     <w:p>
@@ -418,58 +334,12 @@
         </w:rPr>
       </w:pPr>
       <w:r>
-        <w:rPr/>
-        <w:t>Led up to 20 engineers across five countries; mentored multiple bootcamp graduates to full productivity across the stack, from infra/platform to frontend, within a quarter of hire.</w:t>
-      </w:r>
-    </w:p>
-    <w:p>
-      <w:pPr>
-        <w:pStyle w:val="Normal"/>
-        <w:spacing w:before="90" w:after="10"/>
-        <w:rPr/>
-      </w:pPr>
-      <w:r>
-        <w:rPr>
-          <w:rFonts w:eastAsia="Calibri" w:cs="Calibri"/>
-          <w:b/>
-          <w:bCs/>
-          <w:sz w:val="22"/>
-          <w:szCs w:val="22"/>
-        </w:rPr>
-        <w:t>CampSpot</w:t>
-      </w:r>
-      <w:r>
-        <w:rPr>
-          <w:rFonts w:eastAsia="Calibri" w:cs="Calibri"/>
-          <w:sz w:val="20"/>
-          <w:szCs w:val="20"/>
-        </w:rPr>
-        <w:t xml:space="preserve">  |  Denver, Colorado</w:t>
-      </w:r>
-    </w:p>
-    <w:p>
-      <w:pPr>
-        <w:pStyle w:val="Normal"/>
-        <w:spacing w:before="0" w:after="20"/>
-        <w:rPr/>
-      </w:pPr>
-      <w:r>
-        <w:rPr>
-          <w:rFonts w:eastAsia="Calibri" w:cs="Calibri"/>
-          <w:b/>
-          <w:bCs/>
-          <w:sz w:val="20"/>
-          <w:szCs w:val="20"/>
-        </w:rPr>
-        <w:t>Senior Software Engineer</w:t>
-      </w:r>
-      <w:r>
-        <w:rPr>
-          <w:rFonts w:eastAsia="Calibri" w:cs="Calibri"/>
-          <w:sz w:val="20"/>
-          <w:szCs w:val="20"/>
-        </w:rPr>
-        <w:t xml:space="preserve">  |  Sep 2017–Feb 2019</w:t>
+        <w:rPr>
+          <w:rFonts w:eastAsia="Calibri" w:cs="Calibri"/>
+          <w:sz w:val="20"/>
+          <w:szCs w:val="20"/>
+        </w:rPr>
+        <w:t>Designed a solar-powered mesh sensor network for early ignition detection, with edge compute at the perimeter offloading heavy inference loads from low-power nodes.</w:t>
       </w:r>
     </w:p>
     <w:p>
@@ -483,12 +353,147 @@
         <w:rPr/>
       </w:pPr>
       <w:r>
-        <w:rPr>
-          <w:rFonts w:eastAsia="Calibri" w:cs="Calibri"/>
-          <w:sz w:val="20"/>
-          <w:szCs w:val="20"/>
-        </w:rPr>
-        <w:t>Led a three-person payments team; built a PCI DSS Level 1 payment gateway in Kotlin/Dropwizard/PostgreSQL with AES-256 encryption of cardholder data.</w:t>
+        <w:rPr/>
+        <w:t>Performed market research</w:t>
+      </w:r>
+      <w:r>
+        <w:rPr/>
+        <w:t xml:space="preserve"> with realtors, land developers and insurance professionals </w:t>
+      </w:r>
+      <w:r>
+        <w:rPr/>
+        <w:t>to gather requirements and assess market viability.</w:t>
+      </w:r>
+    </w:p>
+    <w:p>
+      <w:pPr>
+        <w:pStyle w:val="Normal"/>
+        <w:spacing w:before="90" w:after="10"/>
+        <w:rPr/>
+      </w:pPr>
+      <w:r>
+        <w:rPr>
+          <w:rFonts w:eastAsia="Calibri" w:cs="Calibri"/>
+          <w:b/>
+          <w:bCs/>
+          <w:sz w:val="22"/>
+          <w:szCs w:val="22"/>
+        </w:rPr>
+        <w:t>SpankChain</w:t>
+      </w:r>
+      <w:r>
+        <w:rPr>
+          <w:rFonts w:eastAsia="Calibri" w:cs="Calibri"/>
+          <w:sz w:val="20"/>
+          <w:szCs w:val="20"/>
+        </w:rPr>
+        <w:t xml:space="preserve">  |  Remote</w:t>
+      </w:r>
+    </w:p>
+    <w:p>
+      <w:pPr>
+        <w:pStyle w:val="Normal"/>
+        <w:spacing w:before="0" w:after="20"/>
+        <w:rPr/>
+      </w:pPr>
+      <w:r>
+        <w:rPr>
+          <w:rFonts w:eastAsia="Calibri" w:cs="Calibri"/>
+          <w:b/>
+          <w:bCs/>
+          <w:sz w:val="20"/>
+          <w:szCs w:val="20"/>
+        </w:rPr>
+        <w:t>Chief Technology Officer / Principal Engineer</w:t>
+      </w:r>
+      <w:r>
+        <w:rPr>
+          <w:rFonts w:eastAsia="Calibri" w:cs="Calibri"/>
+          <w:sz w:val="20"/>
+          <w:szCs w:val="20"/>
+        </w:rPr>
+        <w:t xml:space="preserve"> |  Jul 2020–Apr 2026</w:t>
+      </w:r>
+    </w:p>
+    <w:p>
+      <w:pPr>
+        <w:pStyle w:val="Normal"/>
+        <w:spacing w:before="0" w:after="20"/>
+        <w:rPr/>
+      </w:pPr>
+      <w:r>
+        <w:rPr>
+          <w:rFonts w:eastAsia="Calibri" w:cs="Calibri"/>
+          <w:b/>
+          <w:bCs/>
+          <w:sz w:val="20"/>
+          <w:szCs w:val="20"/>
+        </w:rPr>
+        <w:t>Acting Head of Engineering</w:t>
+      </w:r>
+      <w:r>
+        <w:rPr>
+          <w:rFonts w:eastAsia="Calibri" w:cs="Calibri"/>
+          <w:sz w:val="20"/>
+          <w:szCs w:val="20"/>
+        </w:rPr>
+        <w:t xml:space="preserve">  |  Dec 2019–Jul 2020</w:t>
+      </w:r>
+    </w:p>
+    <w:p>
+      <w:pPr>
+        <w:pStyle w:val="Normal"/>
+        <w:spacing w:before="0" w:after="20"/>
+        <w:rPr/>
+      </w:pPr>
+      <w:r>
+        <w:rPr>
+          <w:rFonts w:eastAsia="Calibri" w:cs="Calibri"/>
+          <w:b/>
+          <w:bCs/>
+          <w:sz w:val="20"/>
+          <w:szCs w:val="20"/>
+        </w:rPr>
+        <w:t>Senior Software Engineer</w:t>
+      </w:r>
+      <w:r>
+        <w:rPr>
+          <w:rFonts w:eastAsia="Calibri" w:cs="Calibri"/>
+          <w:sz w:val="20"/>
+          <w:szCs w:val="20"/>
+        </w:rPr>
+        <w:t xml:space="preserve">  |  Apr 2019–Dec 2019</w:t>
+      </w:r>
+    </w:p>
+    <w:p>
+      <w:pPr>
+        <w:pStyle w:val="Normal"/>
+        <w:spacing w:before="0" w:after="30"/>
+        <w:rPr/>
+      </w:pPr>
+      <w:r>
+        <w:rPr>
+          <w:rFonts w:eastAsia="Calibri" w:cs="Calibri"/>
+          <w:i/>
+          <w:iCs/>
+          <w:sz w:val="20"/>
+          <w:szCs w:val="20"/>
+        </w:rPr>
+        <w:t>High-risk payment processor for independent creators with its own ledger, KYC/AML and crypto plus fiat settlement rails.</w:t>
+      </w:r>
+    </w:p>
+    <w:p>
+      <w:pPr>
+        <w:pStyle w:val="ListParagraph"/>
+        <w:numPr>
+          <w:ilvl w:val="0"/>
+          <w:numId w:val="1"/>
+        </w:numPr>
+        <w:rPr/>
+      </w:pPr>
+      <w:r>
+        <w:rPr/>
+        <w:t>Architected and led SpankPay v2, the ground-up rebuild of the company's core ledger and payments platform supporting both fiat and crypto transaction flows, and SpankPay.me, which kept independent creators paid after mainstream platforms dropped them.</w:t>
       </w:r>
     </w:p>
     <w:p>
@@ -507,57 +512,19 @@
           <w:sz w:val="20"/>
           <w:szCs w:val="20"/>
         </w:rPr>
-        <w:t>Built reservation and payment systems in Java, Kotlin, TypeScript, Node.js and React on AWS.</w:t>
-      </w:r>
-    </w:p>
-    <w:p>
-      <w:pPr>
-        <w:pStyle w:val="Normal"/>
-        <w:spacing w:before="90" w:after="10"/>
-        <w:rPr/>
-      </w:pPr>
-      <w:r>
-        <w:rPr>
-          <w:rFonts w:eastAsia="Calibri" w:cs="Calibri"/>
-          <w:b/>
-          <w:bCs/>
-          <w:sz w:val="22"/>
-          <w:szCs w:val="22"/>
-        </w:rPr>
-        <w:t>DocNetwork / CampDoc</w:t>
-      </w:r>
-      <w:r>
-        <w:rPr>
-          <w:rFonts w:eastAsia="Calibri" w:cs="Calibri"/>
-          <w:sz w:val="20"/>
-          <w:szCs w:val="20"/>
-        </w:rPr>
-        <w:t xml:space="preserve">  |  Ann Arbor, Michigan</w:t>
-      </w:r>
-    </w:p>
-    <w:p>
-      <w:pPr>
-        <w:pStyle w:val="Normal"/>
-        <w:spacing w:before="0" w:after="20"/>
-        <w:rPr/>
-      </w:pPr>
-      <w:r>
-        <w:rPr>
-          <w:rFonts w:eastAsia="Calibri" w:cs="Calibri"/>
-          <w:b/>
-          <w:bCs/>
-          <w:sz w:val="20"/>
-          <w:szCs w:val="20"/>
-        </w:rPr>
-        <w:t>Development Team Lead</w:t>
-      </w:r>
-      <w:r>
-        <w:rPr>
-          <w:rFonts w:eastAsia="Calibri" w:cs="Calibri"/>
-          <w:sz w:val="20"/>
-          <w:szCs w:val="20"/>
-        </w:rPr>
-        <w:t xml:space="preserve">  |  Aug 2015–Jun 2017</w:t>
+        <w:t xml:space="preserve">Kept balances correct under concurrent writes with </w:t>
+      </w:r>
+      <w:r>
+        <w:rPr/>
+        <w:t>explicit</w:t>
+      </w:r>
+      <w:r>
+        <w:rPr>
+          <w:rFonts w:eastAsia="Calibri" w:cs="Calibri"/>
+          <w:sz w:val="20"/>
+          <w:szCs w:val="20"/>
+        </w:rPr>
+        <w:t xml:space="preserve"> locks and serializable transactions; planned hot-account splitting and migrated balances via snapshot and backfill.</w:t>
       </w:r>
     </w:p>
     <w:p>
@@ -580,31 +547,76 @@
           <w:sz w:val="20"/>
           <w:szCs w:val="20"/>
         </w:rPr>
-        <w:t xml:space="preserve">Led a 3–5-person team building a HIPAA/FERPA-compliant </w:t>
-      </w:r>
-      <w:r>
-        <w:rPr>
-          <w:rFonts w:eastAsia="Calibri" w:cs="Calibri"/>
-          <w:sz w:val="20"/>
-          <w:szCs w:val="20"/>
-        </w:rPr>
-        <w:t>E</w:t>
-      </w:r>
-      <w:r>
-        <w:rPr>
-          <w:rFonts w:eastAsia="Calibri" w:cs="Calibri"/>
-          <w:sz w:val="20"/>
-          <w:szCs w:val="20"/>
-        </w:rPr>
-        <w:t>HR system</w:t>
-      </w:r>
-      <w:r>
-        <w:rPr>
-          <w:rFonts w:eastAsia="Calibri" w:cs="Calibri"/>
-          <w:sz w:val="20"/>
-          <w:szCs w:val="20"/>
-        </w:rPr>
-        <w:t xml:space="preserve"> on Node.js, PostgreSQL and AWS.</w:t>
+        <w:t xml:space="preserve">Secured </w:t>
+      </w:r>
+      <w:r>
+        <w:rPr>
+          <w:rStyle w:val="Strong"/>
+          <w:rFonts w:eastAsia="Calibri" w:cs="Calibri"/>
+          <w:b w:val="false"/>
+          <w:bCs w:val="false"/>
+          <w:sz w:val="20"/>
+          <w:szCs w:val="20"/>
+        </w:rPr>
+        <w:t>digital asset custody, payments infrastructure</w:t>
+      </w:r>
+      <w:r>
+        <w:rPr>
+          <w:rFonts w:eastAsia="Calibri" w:cs="Calibri"/>
+          <w:sz w:val="20"/>
+          <w:szCs w:val="20"/>
+        </w:rPr>
+        <w:t xml:space="preserve"> and signing keys against persistent, well-resourced attackers, with most funds held in </w:t>
+      </w:r>
+      <w:r>
+        <w:rPr>
+          <w:rStyle w:val="Strong"/>
+          <w:rFonts w:eastAsia="Calibri" w:cs="Calibri"/>
+          <w:b w:val="false"/>
+          <w:bCs w:val="false"/>
+          <w:sz w:val="20"/>
+          <w:szCs w:val="20"/>
+        </w:rPr>
+        <w:t>cold</w:t>
+      </w:r>
+      <w:r>
+        <w:rPr>
+          <w:rStyle w:val="Strong"/>
+          <w:rFonts w:eastAsia="Calibri" w:cs="Calibri"/>
+          <w:sz w:val="20"/>
+          <w:szCs w:val="20"/>
+        </w:rPr>
+        <w:t xml:space="preserve"> </w:t>
+      </w:r>
+      <w:r>
+        <w:rPr>
+          <w:rStyle w:val="Strong"/>
+          <w:rFonts w:eastAsia="Calibri" w:cs="Calibri"/>
+          <w:b w:val="false"/>
+          <w:bCs w:val="false"/>
+          <w:sz w:val="20"/>
+          <w:szCs w:val="20"/>
+        </w:rPr>
+        <w:t>storage.</w:t>
+      </w:r>
+    </w:p>
+    <w:p>
+      <w:pPr>
+        <w:pStyle w:val="ListParagraph"/>
+        <w:numPr>
+          <w:ilvl w:val="0"/>
+          <w:numId w:val="1"/>
+        </w:numPr>
+        <w:rPr/>
+      </w:pPr>
+      <w:r>
+        <w:rPr>
+          <w:rStyle w:val="Strong"/>
+          <w:rFonts w:ascii="Calibri" w:hAnsi="Calibri"/>
+          <w:b w:val="false"/>
+          <w:bCs w:val="false"/>
+        </w:rPr>
+        <w:t>Architected and led the buildout of both versions of SpankMatch, a professional social networking platform for independent creators focused on safety, dignity and safeguarding of user PII.</w:t>
       </w:r>
     </w:p>
     <w:p>
@@ -618,58 +630,12 @@
         <w:rPr/>
       </w:pPr>
       <w:r>
-        <w:rPr/>
-        <w:t>Resolved severe API and PostgreSQL bottlenecks with query-plan analysis, indexing, recursive CTEs and targeted GraphQL endpoints alongside the REST API as monthly payment volume grew from six to seven figures.</w:t>
-      </w:r>
-    </w:p>
-    <w:p>
-      <w:pPr>
-        <w:pStyle w:val="Normal"/>
-        <w:spacing w:before="90" w:after="10"/>
-        <w:rPr/>
-      </w:pPr>
-      <w:r>
-        <w:rPr>
-          <w:rFonts w:eastAsia="Calibri" w:cs="Calibri"/>
-          <w:b/>
-          <w:bCs/>
-          <w:sz w:val="22"/>
-          <w:szCs w:val="22"/>
-        </w:rPr>
-        <w:t>SearchSpring</w:t>
-      </w:r>
-      <w:r>
-        <w:rPr>
-          <w:rFonts w:eastAsia="Calibri" w:cs="Calibri"/>
-          <w:sz w:val="20"/>
-          <w:szCs w:val="20"/>
-        </w:rPr>
-        <w:t xml:space="preserve">  |  Colorado Springs, Colorado</w:t>
-      </w:r>
-    </w:p>
-    <w:p>
-      <w:pPr>
-        <w:pStyle w:val="Normal"/>
-        <w:spacing w:before="0" w:after="20"/>
-        <w:rPr/>
-      </w:pPr>
-      <w:r>
-        <w:rPr>
-          <w:rFonts w:eastAsia="Calibri" w:cs="Calibri"/>
-          <w:b/>
-          <w:bCs/>
-          <w:sz w:val="20"/>
-          <w:szCs w:val="20"/>
-        </w:rPr>
-        <w:t>Integration Specialist</w:t>
-      </w:r>
-      <w:r>
-        <w:rPr>
-          <w:rFonts w:eastAsia="Calibri" w:cs="Calibri"/>
-          <w:sz w:val="20"/>
-          <w:szCs w:val="20"/>
-        </w:rPr>
-        <w:t xml:space="preserve">  |  Nov 2014–Aug 2015</w:t>
+        <w:rPr>
+          <w:rFonts w:eastAsia="Calibri" w:cs="Calibri"/>
+          <w:sz w:val="20"/>
+          <w:szCs w:val="20"/>
+        </w:rPr>
+        <w:t>Maintained 99.9% uptime through the loss of banking partners; retained 80% of the core team through a product sunset.</w:t>
       </w:r>
     </w:p>
     <w:p>
@@ -680,15 +646,15 @@
           <w:numId w:val="1"/>
         </w:numPr>
         <w:spacing w:before="0" w:after="30"/>
-        <w:rPr/>
-      </w:pPr>
-      <w:r>
-        <w:rPr>
-          <w:rFonts w:eastAsia="Calibri" w:cs="Calibri"/>
-          <w:sz w:val="20"/>
-          <w:szCs w:val="20"/>
-        </w:rPr>
-        <w:t>Built e-commerce search integrations for Shopify, Magento, NetSuite and BigCommerce, indexing catalog data into Elasticsearch.</w:t>
+        <w:rPr>
+          <w:rFonts w:eastAsia="Calibri" w:cs="Calibri"/>
+          <w:sz w:val="20"/>
+          <w:szCs w:val="20"/>
+        </w:rPr>
+      </w:pPr>
+      <w:r>
+        <w:rPr/>
+        <w:t>Led up to 20 engineers across five countries; mentored multiple bootcamp graduates to full productivity across the stack, from infra/platform to frontend, within a quarter of hire.</w:t>
       </w:r>
     </w:p>
     <w:p>
@@ -705,15 +671,15 @@
           <w:sz w:val="22"/>
           <w:szCs w:val="22"/>
         </w:rPr>
-        <w:t>Gelada Research Project</w:t>
-      </w:r>
-      <w:r>
-        <w:rPr>
-          <w:rFonts w:eastAsia="Calibri" w:cs="Calibri"/>
-          <w:sz w:val="20"/>
-          <w:szCs w:val="20"/>
-        </w:rPr>
-        <w:t xml:space="preserve">  |  Simien Mountains, Ethiopia</w:t>
+        <w:t>CampSpot</w:t>
+      </w:r>
+      <w:r>
+        <w:rPr>
+          <w:rFonts w:eastAsia="Calibri" w:cs="Calibri"/>
+          <w:sz w:val="20"/>
+          <w:szCs w:val="20"/>
+        </w:rPr>
+        <w:t xml:space="preserve">  |  Denver, Colorado</w:t>
       </w:r>
     </w:p>
     <w:p>
@@ -730,15 +696,15 @@
           <w:sz w:val="20"/>
           <w:szCs w:val="20"/>
         </w:rPr>
-        <w:t>Field Site Manager</w:t>
-      </w:r>
-      <w:r>
-        <w:rPr>
-          <w:rFonts w:eastAsia="Calibri" w:cs="Calibri"/>
-          <w:sz w:val="20"/>
-          <w:szCs w:val="20"/>
-        </w:rPr>
-        <w:t xml:space="preserve">  |  Jun 2012–Jan 2014</w:t>
+        <w:t>Senior Software Engineer</w:t>
+      </w:r>
+      <w:r>
+        <w:rPr>
+          <w:rFonts w:eastAsia="Calibri" w:cs="Calibri"/>
+          <w:sz w:val="20"/>
+          <w:szCs w:val="20"/>
+        </w:rPr>
+        <w:t xml:space="preserve">  |  Sep 2017–Feb 2019</w:t>
       </w:r>
     </w:p>
     <w:p>
@@ -749,81 +715,15 @@
           <w:numId w:val="1"/>
         </w:numPr>
         <w:spacing w:before="0" w:after="30"/>
-        <w:rPr>
-          <w:rFonts w:eastAsia="Calibri" w:cs="Calibri"/>
-          <w:sz w:val="20"/>
-          <w:szCs w:val="20"/>
-        </w:rPr>
-      </w:pPr>
-      <w:r>
-        <w:rPr>
-          <w:rFonts w:eastAsia="Calibri" w:cs="Calibri"/>
-          <w:sz w:val="20"/>
-          <w:szCs w:val="20"/>
-        </w:rPr>
-        <w:t>Ran a remote, high-altitude primate research station and extended its Palm Pilot data-collection software in the field.</w:t>
-      </w:r>
-    </w:p>
-    <w:p>
-      <w:pPr>
-        <w:pStyle w:val="Normal"/>
-        <w:pBdr>
-          <w:bottom w:val="single" w:sz="6" w:space="2" w:color="999999"/>
-        </w:pBdr>
-        <w:spacing w:before="160" w:after="60"/>
-        <w:rPr/>
-      </w:pPr>
-      <w:r>
-        <w:rPr>
-          <w:rFonts w:eastAsia="Calibri" w:cs="Calibri"/>
-          <w:b/>
-          <w:bCs/>
-          <w:sz w:val="22"/>
-          <w:szCs w:val="22"/>
-        </w:rPr>
-        <w:t>PROJECTS</w:t>
-      </w:r>
-    </w:p>
-    <w:p>
-      <w:pPr>
-        <w:pStyle w:val="Normal"/>
-        <w:spacing w:before="90" w:after="10"/>
-        <w:rPr/>
-      </w:pPr>
-      <w:r>
-        <w:rPr>
-          <w:rFonts w:eastAsia="Calibri" w:cs="Calibri"/>
-          <w:b/>
-          <w:bCs/>
-          <w:sz w:val="22"/>
-          <w:szCs w:val="22"/>
-        </w:rPr>
-        <w:t>WUIXpose</w:t>
-      </w:r>
-      <w:r>
-        <w:rPr>
-          <w:rFonts w:eastAsia="Calibri" w:cs="Calibri"/>
-          <w:sz w:val="20"/>
-          <w:szCs w:val="20"/>
-        </w:rPr>
-        <w:t xml:space="preserve">  |  2026</w:t>
-      </w:r>
-    </w:p>
-    <w:p>
-      <w:pPr>
-        <w:pStyle w:val="Normal"/>
-        <w:spacing w:before="0" w:after="20"/>
-        <w:rPr/>
-      </w:pPr>
-      <w:r>
-        <w:rPr>
-          <w:rFonts w:eastAsia="Calibri" w:cs="Calibri"/>
-          <w:b/>
-          <w:bCs/>
-          <w:sz w:val="20"/>
-          <w:szCs w:val="20"/>
-        </w:rPr>
-        <w:t>Open source: Django, PostGIS, React</w:t>
+        <w:rPr/>
+      </w:pPr>
+      <w:r>
+        <w:rPr>
+          <w:rFonts w:eastAsia="Calibri" w:cs="Calibri"/>
+          <w:sz w:val="20"/>
+          <w:szCs w:val="20"/>
+        </w:rPr>
+        <w:t>Led a three-person payments team; built a PCI DSS Level 1 payment gateway in Kotlin/Dropwizard/PostgreSQL with AES-256 encryption of cardholder data.</w:t>
       </w:r>
     </w:p>
     <w:p>
@@ -842,7 +742,79 @@
           <w:sz w:val="20"/>
           <w:szCs w:val="20"/>
         </w:rPr>
-        <w:t>Maps home ignition zones around every structure in Boulder County, served as PostGIS vector tiles to a MapLibre frontend.</w:t>
+        <w:t>Built reservation and payment systems in Java, Kotlin, TypeScript, Node.js and React on AWS.</w:t>
+      </w:r>
+    </w:p>
+    <w:p>
+      <w:pPr>
+        <w:pStyle w:val="Normal"/>
+        <w:spacing w:before="90" w:after="10"/>
+        <w:rPr>
+          <w:rFonts w:eastAsia="Calibri" w:cs="Calibri"/>
+          <w:b/>
+          <w:bCs/>
+          <w:sz w:val="22"/>
+          <w:szCs w:val="22"/>
+        </w:rPr>
+      </w:pPr>
+      <w:r>
+        <w:rPr>
+          <w:rFonts w:eastAsia="Calibri" w:cs="Calibri"/>
+          <w:b/>
+          <w:bCs/>
+          <w:sz w:val="22"/>
+          <w:szCs w:val="22"/>
+        </w:rPr>
+      </w:r>
+    </w:p>
+    <w:p>
+      <w:pPr>
+        <w:pStyle w:val="Normal"/>
+        <w:spacing w:before="90" w:after="10"/>
+        <w:rPr/>
+      </w:pPr>
+      <w:r>
+        <w:rPr>
+          <w:rFonts w:eastAsia="Calibri" w:cs="Calibri"/>
+          <w:b/>
+          <w:bCs/>
+          <w:sz w:val="22"/>
+          <w:szCs w:val="22"/>
+        </w:rPr>
+        <w:t>DocNetwork / CampDoc</w:t>
+      </w:r>
+      <w:r>
+        <w:rPr>
+          <w:rFonts w:eastAsia="Calibri" w:cs="Calibri"/>
+          <w:sz w:val="20"/>
+          <w:szCs w:val="20"/>
+        </w:rPr>
+        <w:t xml:space="preserve">  |  Ann Arbor, Michigan</w:t>
+      </w:r>
+    </w:p>
+    <w:p>
+      <w:pPr>
+        <w:pStyle w:val="Normal"/>
+        <w:spacing w:before="0" w:after="20"/>
+        <w:rPr/>
+      </w:pPr>
+      <w:r>
+        <w:rPr>
+          <w:rFonts w:eastAsia="Calibri" w:cs="Calibri"/>
+          <w:b/>
+          <w:bCs/>
+          <w:sz w:val="20"/>
+          <w:szCs w:val="20"/>
+        </w:rPr>
+        <w:t>Development Team Lead</w:t>
+      </w:r>
+      <w:r>
+        <w:rPr>
+          <w:rFonts w:eastAsia="Calibri" w:cs="Calibri"/>
+          <w:sz w:val="20"/>
+          <w:szCs w:val="20"/>
+        </w:rPr>
+        <w:t xml:space="preserve">  |  Aug 2015–Jun 2017</w:t>
       </w:r>
     </w:p>
     <w:p>
@@ -853,15 +825,181 @@
           <w:numId w:val="1"/>
         </w:numPr>
         <w:spacing w:before="0" w:after="30"/>
-        <w:rPr/>
-      </w:pPr>
-      <w:r>
-        <w:rPr>
-          <w:rFonts w:eastAsia="Calibri" w:cs="Calibri"/>
-          <w:sz w:val="20"/>
-          <w:szCs w:val="20"/>
-        </w:rPr>
-        <w:t>Keeps incremental jobs correct with database triggers that track geometry changes.</w:t>
+        <w:rPr>
+          <w:rFonts w:eastAsia="Calibri" w:cs="Calibri"/>
+          <w:sz w:val="20"/>
+          <w:szCs w:val="20"/>
+        </w:rPr>
+      </w:pPr>
+      <w:r>
+        <w:rPr>
+          <w:rFonts w:eastAsia="Calibri" w:cs="Calibri"/>
+          <w:sz w:val="20"/>
+          <w:szCs w:val="20"/>
+        </w:rPr>
+        <w:t>Led a 3–5-person team building a HIPAA/FERPA-compliant EHR system on Node.js, PostgreSQL and AWS.</w:t>
+      </w:r>
+    </w:p>
+    <w:p>
+      <w:pPr>
+        <w:pStyle w:val="ListParagraph"/>
+        <w:numPr>
+          <w:ilvl w:val="0"/>
+          <w:numId w:val="1"/>
+        </w:numPr>
+        <w:rPr/>
+      </w:pPr>
+      <w:r>
+        <w:rPr/>
+        <w:t>Resolved severe API and PostgreSQL bottlenecks with query-plan analysis, indexing, recursive CTEs and targeted GraphQL endpoints alongside a REST API as monthly payment volume rose from six to seven figures and the customer base grew more than tenfold to include large national and multi-site youth organizations.</w:t>
+      </w:r>
+    </w:p>
+    <w:p>
+      <w:pPr>
+        <w:pStyle w:val="Normal"/>
+        <w:spacing w:before="90" w:after="10"/>
+        <w:rPr/>
+      </w:pPr>
+      <w:r>
+        <w:rPr>
+          <w:rFonts w:eastAsia="Calibri" w:cs="Calibri"/>
+          <w:b/>
+          <w:bCs/>
+          <w:sz w:val="22"/>
+          <w:szCs w:val="22"/>
+        </w:rPr>
+        <w:t>SearchSpring</w:t>
+      </w:r>
+      <w:r>
+        <w:rPr>
+          <w:rFonts w:eastAsia="Calibri" w:cs="Calibri"/>
+          <w:sz w:val="20"/>
+          <w:szCs w:val="20"/>
+        </w:rPr>
+        <w:t xml:space="preserve">  |  Colorado Springs, Colorado</w:t>
+      </w:r>
+    </w:p>
+    <w:p>
+      <w:pPr>
+        <w:pStyle w:val="Normal"/>
+        <w:spacing w:before="0" w:after="20"/>
+        <w:rPr/>
+      </w:pPr>
+      <w:r>
+        <w:rPr>
+          <w:rFonts w:eastAsia="Calibri" w:cs="Calibri"/>
+          <w:b/>
+          <w:bCs/>
+          <w:sz w:val="20"/>
+          <w:szCs w:val="20"/>
+        </w:rPr>
+        <w:t>Integration Specialist</w:t>
+      </w:r>
+      <w:r>
+        <w:rPr>
+          <w:rFonts w:eastAsia="Calibri" w:cs="Calibri"/>
+          <w:sz w:val="20"/>
+          <w:szCs w:val="20"/>
+        </w:rPr>
+        <w:t xml:space="preserve">  |  Nov 2014–Aug 2015</w:t>
+      </w:r>
+    </w:p>
+    <w:p>
+      <w:pPr>
+        <w:pStyle w:val="ListParagraph"/>
+        <w:numPr>
+          <w:ilvl w:val="0"/>
+          <w:numId w:val="1"/>
+        </w:numPr>
+        <w:rPr/>
+      </w:pPr>
+      <w:r>
+        <w:rPr/>
+        <w:t>Built third-party platform integrations for Shopify, Magento, NetSuite and BigCommerce, with pipelines that loaded catalog data into S3 and indexed it into Elasticsearch with custom relevance weighting.</w:t>
+      </w:r>
+    </w:p>
+    <w:p>
+      <w:pPr>
+        <w:pStyle w:val="Normal"/>
+        <w:spacing w:before="90" w:after="10"/>
+        <w:rPr/>
+      </w:pPr>
+      <w:r>
+        <w:rPr>
+          <w:rFonts w:eastAsia="Calibri" w:cs="Calibri"/>
+          <w:b/>
+          <w:bCs/>
+          <w:sz w:val="22"/>
+          <w:szCs w:val="22"/>
+        </w:rPr>
+        <w:t>Gelada Research Project</w:t>
+      </w:r>
+      <w:r>
+        <w:rPr>
+          <w:rFonts w:eastAsia="Calibri" w:cs="Calibri"/>
+          <w:sz w:val="20"/>
+          <w:szCs w:val="20"/>
+        </w:rPr>
+        <w:t xml:space="preserve">  |  Simien Mountains, Ethiopia</w:t>
+      </w:r>
+    </w:p>
+    <w:p>
+      <w:pPr>
+        <w:pStyle w:val="Normal"/>
+        <w:spacing w:before="0" w:after="20"/>
+        <w:rPr/>
+      </w:pPr>
+      <w:r>
+        <w:rPr>
+          <w:rFonts w:eastAsia="Calibri" w:cs="Calibri"/>
+          <w:b/>
+          <w:bCs/>
+          <w:sz w:val="20"/>
+          <w:szCs w:val="20"/>
+        </w:rPr>
+        <w:t>Field Site Manager</w:t>
+      </w:r>
+      <w:r>
+        <w:rPr>
+          <w:rFonts w:eastAsia="Calibri" w:cs="Calibri"/>
+          <w:sz w:val="20"/>
+          <w:szCs w:val="20"/>
+        </w:rPr>
+        <w:t xml:space="preserve">  |  Jun 2012–Jan 2014</w:t>
+      </w:r>
+    </w:p>
+    <w:p>
+      <w:pPr>
+        <w:pStyle w:val="ListParagraph"/>
+        <w:numPr>
+          <w:ilvl w:val="0"/>
+          <w:numId w:val="1"/>
+        </w:numPr>
+        <w:rPr/>
+      </w:pPr>
+      <w:r>
+        <w:rPr/>
+        <w:t>Ran a remote, high-altitude primate research station and extended its Palm Pilot data-collection software in the field.</w:t>
+      </w:r>
+    </w:p>
+    <w:p>
+      <w:pPr>
+        <w:pStyle w:val="Normal"/>
+        <w:pBdr>
+          <w:bottom w:val="single" w:sz="6" w:space="2" w:color="999999"/>
+        </w:pBdr>
+        <w:spacing w:before="160" w:after="60"/>
+        <w:rPr/>
+      </w:pPr>
+      <w:r>
+        <w:rPr>
+          <w:rFonts w:eastAsia="Calibri" w:cs="Calibri"/>
+          <w:b/>
+          <w:bCs/>
+          <w:sz w:val="22"/>
+          <w:szCs w:val="22"/>
+        </w:rPr>
+        <w:t>PROJECTS</w:t>
       </w:r>
     </w:p>
     <w:p>
